--- a/Azure/Prepration/VMSS,function,apps.docx
+++ b/Azure/Prepration/VMSS,function,apps.docx
@@ -199,112 +199,74 @@
     </w:p>
     <w:p>
       <w:r>
-        <w:t xml:space="preserve">Normally for VMSS we do not use native image (provide by default by </w:t>
-      </w:r>
-      <w:proofErr w:type="gramStart"/>
-      <w:r>
-        <w:t>azure )</w:t>
-      </w:r>
-      <w:proofErr w:type="gramEnd"/>
-      <w:r>
-        <w:t xml:space="preserve"> .</w:t>
+        <w:t>Normally for VMSS we do not use native image (provide by default by azure ) .</w:t>
       </w:r>
     </w:p>
     <w:p>
       <w:r>
-        <w:t xml:space="preserve">We create a </w:t>
-      </w:r>
-      <w:proofErr w:type="spellStart"/>
-      <w:r>
-        <w:t>linux</w:t>
-      </w:r>
-      <w:proofErr w:type="spellEnd"/>
-      <w:r>
-        <w:t xml:space="preserve"> </w:t>
-      </w:r>
-      <w:proofErr w:type="spellStart"/>
-      <w:proofErr w:type="gramStart"/>
-      <w:r>
-        <w:t>vm</w:t>
-      </w:r>
-      <w:proofErr w:type="spellEnd"/>
-      <w:r>
-        <w:t xml:space="preserve"> ,</w:t>
-      </w:r>
-      <w:proofErr w:type="gramEnd"/>
-      <w:r>
-        <w:t xml:space="preserve"> </w:t>
-      </w:r>
-      <w:proofErr w:type="gramStart"/>
-      <w:r>
-        <w:t>install  dependencies</w:t>
-      </w:r>
-      <w:proofErr w:type="gramEnd"/>
-      <w:r>
-        <w:t xml:space="preserve"> all required </w:t>
-      </w:r>
-      <w:proofErr w:type="gramStart"/>
-      <w:r>
-        <w:t xml:space="preserve">app </w:t>
-      </w:r>
-      <w:r>
-        <w:t>.then</w:t>
-      </w:r>
-      <w:proofErr w:type="gramEnd"/>
-      <w:r>
-        <w:t xml:space="preserve"> </w:t>
-      </w:r>
-      <w:proofErr w:type="spellStart"/>
-      <w:r>
-        <w:t>poweroff</w:t>
-      </w:r>
-      <w:proofErr w:type="spellEnd"/>
-      <w:r>
-        <w:t xml:space="preserve"> machine (stop</w:t>
-      </w:r>
-      <w:proofErr w:type="gramStart"/>
-      <w:r>
-        <w:t>) .</w:t>
-      </w:r>
-      <w:proofErr w:type="gramEnd"/>
+        <w:t xml:space="preserve">We create a linux vm , install  dependencies all required app </w:t>
+      </w:r>
+      <w:r>
+        <w:t>.then poweroff machine (stop) .</w:t>
+      </w:r>
     </w:p>
     <w:p>
       <w:r>
-        <w:t xml:space="preserve">Click on </w:t>
-      </w:r>
-      <w:proofErr w:type="gramStart"/>
-      <w:r>
-        <w:t>capture .</w:t>
-      </w:r>
-      <w:proofErr w:type="gramEnd"/>
-      <w:r>
-        <w:t xml:space="preserve">(search Image in search to find created images </w:t>
-      </w:r>
-      <w:proofErr w:type="gramStart"/>
-      <w:r>
-        <w:t>locally )</w:t>
-      </w:r>
-      <w:proofErr w:type="gramEnd"/>
+        <w:t>Click on capture .</w:t>
+      </w:r>
+      <w:r>
+        <w:t>(search Image in search to find created images locally )</w:t>
+      </w:r>
     </w:p>
     <w:p>
       <w:r>
-        <w:t xml:space="preserve">Create image </w:t>
-      </w:r>
-      <w:proofErr w:type="gramStart"/>
-      <w:r>
-        <w:t>locally .</w:t>
-      </w:r>
-      <w:proofErr w:type="gramEnd"/>
+        <w:t>Create image locally .</w:t>
+      </w:r>
     </w:p>
     <w:p>
       <w:r>
-        <w:t xml:space="preserve">and extract image and then create a VMSS with that </w:t>
-      </w:r>
-      <w:proofErr w:type="gramStart"/>
-      <w:r>
-        <w:t>Image .</w:t>
-      </w:r>
-      <w:proofErr w:type="gramEnd"/>
+        <w:t>and extract image and then create a VMSS with that Image .</w:t>
+      </w:r>
+    </w:p>
+    <w:p>
+      <w:r>
+        <w:lastRenderedPageBreak/>
+        <w:drawing>
+          <wp:inline distT="0" distB="0" distL="0" distR="0" wp14:anchorId="4605F5F1" wp14:editId="64275D0A">
+            <wp:extent cx="5731510" cy="2556510"/>
+            <wp:effectExtent l="0" t="0" r="2540" b="0"/>
+            <wp:docPr id="1817616745" name="Picture 1"/>
+            <wp:cNvGraphicFramePr>
+              <a:graphicFrameLocks xmlns:a="http://schemas.openxmlformats.org/drawingml/2006/main" noChangeAspect="1"/>
+            </wp:cNvGraphicFramePr>
+            <a:graphic xmlns:a="http://schemas.openxmlformats.org/drawingml/2006/main">
+              <a:graphicData uri="http://schemas.openxmlformats.org/drawingml/2006/picture">
+                <pic:pic xmlns:pic="http://schemas.openxmlformats.org/drawingml/2006/picture">
+                  <pic:nvPicPr>
+                    <pic:cNvPr id="1817616745" name=""/>
+                    <pic:cNvPicPr/>
+                  </pic:nvPicPr>
+                  <pic:blipFill>
+                    <a:blip r:embed="rId5"/>
+                    <a:stretch>
+                      <a:fillRect/>
+                    </a:stretch>
+                  </pic:blipFill>
+                  <pic:spPr>
+                    <a:xfrm>
+                      <a:off x="0" y="0"/>
+                      <a:ext cx="5731510" cy="2556510"/>
+                    </a:xfrm>
+                    <a:prstGeom prst="rect">
+                      <a:avLst/>
+                    </a:prstGeom>
+                  </pic:spPr>
+                </pic:pic>
+              </a:graphicData>
+            </a:graphic>
+          </wp:inline>
+        </w:drawing>
+      </w:r>
     </w:p>
     <w:p>
       <w:pPr>
@@ -326,25 +288,21 @@
       <w:r>
         <w:t xml:space="preserve"> Azure Function </w:t>
       </w:r>
-      <w:proofErr w:type="spellStart"/>
       <w:r>
         <w:rPr>
           <w:rFonts w:ascii="Nirmala UI" w:hAnsi="Nirmala UI" w:cs="Nirmala UI"/>
         </w:rPr>
         <w:t>क्या</w:t>
       </w:r>
-      <w:proofErr w:type="spellEnd"/>
-      <w:r>
-        <w:t xml:space="preserve"> </w:t>
-      </w:r>
-      <w:proofErr w:type="spellStart"/>
+      <w:r>
+        <w:t xml:space="preserve"> </w:t>
+      </w:r>
       <w:r>
         <w:rPr>
           <w:rFonts w:ascii="Nirmala UI" w:hAnsi="Nirmala UI" w:cs="Nirmala UI"/>
         </w:rPr>
         <w:t>है</w:t>
       </w:r>
-      <w:proofErr w:type="spellEnd"/>
       <w:r>
         <w:t>?</w:t>
       </w:r>
@@ -360,14 +318,12 @@
       <w:r>
         <w:t xml:space="preserve"> </w:t>
       </w:r>
-      <w:proofErr w:type="spellStart"/>
       <w:r>
         <w:rPr>
           <w:rFonts w:ascii="Nirmala UI" w:hAnsi="Nirmala UI" w:cs="Nirmala UI"/>
         </w:rPr>
         <w:t>एक</w:t>
       </w:r>
-      <w:proofErr w:type="spellEnd"/>
       <w:r>
         <w:t xml:space="preserve"> </w:t>
       </w:r>
@@ -381,40 +337,33 @@
       <w:r>
         <w:t xml:space="preserve"> </w:t>
       </w:r>
-      <w:proofErr w:type="spellStart"/>
       <w:r>
         <w:rPr>
           <w:rFonts w:ascii="Nirmala UI" w:hAnsi="Nirmala UI" w:cs="Nirmala UI"/>
         </w:rPr>
         <w:t>है</w:t>
       </w:r>
-      <w:proofErr w:type="spellEnd"/>
-      <w:r>
-        <w:t xml:space="preserve"> </w:t>
-      </w:r>
-      <w:proofErr w:type="spellStart"/>
+      <w:r>
+        <w:t xml:space="preserve"> </w:t>
+      </w:r>
       <w:r>
         <w:rPr>
           <w:rFonts w:ascii="Nirmala UI" w:hAnsi="Nirmala UI" w:cs="Nirmala UI"/>
         </w:rPr>
         <w:t>जो</w:t>
       </w:r>
-      <w:proofErr w:type="spellEnd"/>
-      <w:r>
-        <w:t xml:space="preserve"> </w:t>
-      </w:r>
-      <w:proofErr w:type="spellStart"/>
+      <w:r>
+        <w:t xml:space="preserve"> </w:t>
+      </w:r>
       <w:r>
         <w:rPr>
           <w:rFonts w:ascii="Nirmala UI" w:hAnsi="Nirmala UI" w:cs="Nirmala UI"/>
         </w:rPr>
         <w:t>आपको</w:t>
       </w:r>
-      <w:proofErr w:type="spellEnd"/>
-      <w:r>
-        <w:t xml:space="preserve"> </w:t>
-      </w:r>
-      <w:proofErr w:type="spellStart"/>
+      <w:r>
+        <w:t xml:space="preserve"> </w:t>
+      </w:r>
       <w:r>
         <w:rPr>
           <w:rFonts w:ascii="Nirmala UI" w:hAnsi="Nirmala UI" w:cs="Nirmala UI"/>
@@ -438,7 +387,6 @@
         </w:rPr>
         <w:t>छोटे</w:t>
       </w:r>
-      <w:proofErr w:type="spellEnd"/>
       <w:r>
         <w:rPr>
           <w:b/>
@@ -449,14 +397,12 @@
       <w:r>
         <w:t xml:space="preserve"> </w:t>
       </w:r>
-      <w:proofErr w:type="spellStart"/>
       <w:r>
         <w:rPr>
           <w:rFonts w:ascii="Nirmala UI" w:hAnsi="Nirmala UI" w:cs="Nirmala UI"/>
         </w:rPr>
         <w:t>को</w:t>
       </w:r>
-      <w:proofErr w:type="spellEnd"/>
       <w:r>
         <w:t xml:space="preserve"> </w:t>
       </w:r>
@@ -470,333 +416,262 @@
       <w:r>
         <w:t xml:space="preserve"> </w:t>
       </w:r>
-      <w:proofErr w:type="spellStart"/>
       <w:r>
         <w:rPr>
           <w:rFonts w:ascii="Nirmala UI" w:hAnsi="Nirmala UI" w:cs="Nirmala UI"/>
         </w:rPr>
         <w:t>तरीके</w:t>
       </w:r>
-      <w:proofErr w:type="spellEnd"/>
-      <w:r>
-        <w:t xml:space="preserve"> </w:t>
-      </w:r>
-      <w:proofErr w:type="spellStart"/>
+      <w:r>
+        <w:t xml:space="preserve"> </w:t>
+      </w:r>
       <w:r>
         <w:rPr>
           <w:rFonts w:ascii="Nirmala UI" w:hAnsi="Nirmala UI" w:cs="Nirmala UI"/>
         </w:rPr>
         <w:t>से</w:t>
       </w:r>
-      <w:proofErr w:type="spellEnd"/>
-      <w:r>
-        <w:t xml:space="preserve"> </w:t>
-      </w:r>
-      <w:proofErr w:type="spellStart"/>
+      <w:r>
+        <w:t xml:space="preserve"> </w:t>
+      </w:r>
       <w:r>
         <w:rPr>
           <w:rFonts w:ascii="Nirmala UI" w:hAnsi="Nirmala UI" w:cs="Nirmala UI"/>
         </w:rPr>
         <w:t>रन</w:t>
       </w:r>
-      <w:proofErr w:type="spellEnd"/>
-      <w:r>
-        <w:t xml:space="preserve"> </w:t>
-      </w:r>
-      <w:proofErr w:type="spellStart"/>
+      <w:r>
+        <w:t xml:space="preserve"> </w:t>
+      </w:r>
       <w:r>
         <w:rPr>
           <w:rFonts w:ascii="Nirmala UI" w:hAnsi="Nirmala UI" w:cs="Nirmala UI"/>
         </w:rPr>
         <w:t>कराने</w:t>
       </w:r>
-      <w:proofErr w:type="spellEnd"/>
-      <w:r>
-        <w:t xml:space="preserve"> </w:t>
-      </w:r>
-      <w:proofErr w:type="spellStart"/>
+      <w:r>
+        <w:t xml:space="preserve"> </w:t>
+      </w:r>
       <w:r>
         <w:rPr>
           <w:rFonts w:ascii="Nirmala UI" w:hAnsi="Nirmala UI" w:cs="Nirmala UI"/>
         </w:rPr>
         <w:t>की</w:t>
       </w:r>
-      <w:proofErr w:type="spellEnd"/>
-      <w:r>
-        <w:t xml:space="preserve"> </w:t>
-      </w:r>
-      <w:proofErr w:type="spellStart"/>
+      <w:r>
+        <w:t xml:space="preserve"> </w:t>
+      </w:r>
       <w:r>
         <w:rPr>
           <w:rFonts w:ascii="Nirmala UI" w:hAnsi="Nirmala UI" w:cs="Nirmala UI"/>
         </w:rPr>
         <w:t>सुविधा</w:t>
       </w:r>
-      <w:proofErr w:type="spellEnd"/>
-      <w:r>
-        <w:t xml:space="preserve"> </w:t>
-      </w:r>
-      <w:proofErr w:type="spellStart"/>
+      <w:r>
+        <w:t xml:space="preserve"> </w:t>
+      </w:r>
       <w:r>
         <w:rPr>
           <w:rFonts w:ascii="Nirmala UI" w:hAnsi="Nirmala UI" w:cs="Nirmala UI"/>
         </w:rPr>
         <w:t>देता</w:t>
       </w:r>
-      <w:proofErr w:type="spellEnd"/>
-      <w:r>
-        <w:t xml:space="preserve"> </w:t>
-      </w:r>
-      <w:proofErr w:type="spellStart"/>
+      <w:r>
+        <w:t xml:space="preserve"> </w:t>
+      </w:r>
       <w:r>
         <w:rPr>
           <w:rFonts w:ascii="Nirmala UI" w:hAnsi="Nirmala UI" w:cs="Nirmala UI"/>
         </w:rPr>
         <w:t>है</w:t>
       </w:r>
-      <w:proofErr w:type="spellEnd"/>
       <w:r>
         <w:t xml:space="preserve"> — </w:t>
       </w:r>
-      <w:proofErr w:type="spellStart"/>
       <w:r>
         <w:rPr>
           <w:rFonts w:ascii="Nirmala UI" w:hAnsi="Nirmala UI" w:cs="Nirmala UI"/>
         </w:rPr>
         <w:t>बिना</w:t>
       </w:r>
-      <w:proofErr w:type="spellEnd"/>
       <w:r>
         <w:t xml:space="preserve"> server </w:t>
       </w:r>
-      <w:proofErr w:type="spellStart"/>
       <w:r>
         <w:rPr>
           <w:rFonts w:ascii="Nirmala UI" w:hAnsi="Nirmala UI" w:cs="Nirmala UI"/>
         </w:rPr>
         <w:t>की</w:t>
       </w:r>
-      <w:proofErr w:type="spellEnd"/>
-      <w:r>
-        <w:t xml:space="preserve"> </w:t>
-      </w:r>
-      <w:proofErr w:type="spellStart"/>
+      <w:r>
+        <w:t xml:space="preserve"> </w:t>
+      </w:r>
       <w:r>
         <w:rPr>
           <w:rFonts w:ascii="Nirmala UI" w:hAnsi="Nirmala UI" w:cs="Nirmala UI"/>
         </w:rPr>
         <w:t>चिंता</w:t>
       </w:r>
-      <w:proofErr w:type="spellEnd"/>
-      <w:r>
-        <w:t xml:space="preserve"> </w:t>
-      </w:r>
-      <w:proofErr w:type="spellStart"/>
-      <w:r>
-        <w:rPr>
-          <w:rFonts w:ascii="Nirmala UI" w:hAnsi="Nirmala UI" w:cs="Nirmala UI"/>
-        </w:rPr>
-        <w:t>किए</w:t>
-      </w:r>
-      <w:proofErr w:type="spellEnd"/>
-      <w:r>
-        <w:rPr>
-          <w:rFonts w:ascii="Nirmala UI" w:hAnsi="Nirmala UI" w:cs="Nirmala UI"/>
-        </w:rPr>
-        <w:t>।</w:t>
+      <w:r>
+        <w:t xml:space="preserve"> </w:t>
+      </w:r>
+      <w:r>
+        <w:rPr>
+          <w:rFonts w:ascii="Nirmala UI" w:hAnsi="Nirmala UI" w:cs="Nirmala UI"/>
+        </w:rPr>
+        <w:t>किए।</w:t>
       </w:r>
     </w:p>
     <w:p>
-      <w:proofErr w:type="spellStart"/>
-      <w:r>
-        <w:rPr>
-          <w:rFonts w:ascii="Nirmala UI" w:hAnsi="Nirmala UI" w:cs="Nirmala UI"/>
-        </w:rPr>
-        <w:lastRenderedPageBreak/>
+      <w:r>
+        <w:rPr>
+          <w:rFonts w:ascii="Nirmala UI" w:hAnsi="Nirmala UI" w:cs="Nirmala UI"/>
+        </w:rPr>
         <w:t>आसान</w:t>
       </w:r>
-      <w:proofErr w:type="spellEnd"/>
-      <w:r>
-        <w:t xml:space="preserve"> </w:t>
-      </w:r>
-      <w:proofErr w:type="spellStart"/>
+      <w:r>
+        <w:t xml:space="preserve"> </w:t>
+      </w:r>
       <w:r>
         <w:rPr>
           <w:rFonts w:ascii="Nirmala UI" w:hAnsi="Nirmala UI" w:cs="Nirmala UI"/>
         </w:rPr>
         <w:t>शब्दों</w:t>
       </w:r>
-      <w:proofErr w:type="spellEnd"/>
-      <w:r>
-        <w:t xml:space="preserve"> </w:t>
-      </w:r>
-      <w:proofErr w:type="spellStart"/>
+      <w:r>
+        <w:t xml:space="preserve"> </w:t>
+      </w:r>
       <w:r>
         <w:rPr>
           <w:rFonts w:ascii="Nirmala UI" w:hAnsi="Nirmala UI" w:cs="Nirmala UI"/>
         </w:rPr>
         <w:t>में</w:t>
       </w:r>
-      <w:proofErr w:type="spellEnd"/>
       <w:r>
         <w:t xml:space="preserve">: </w:t>
       </w:r>
-      <w:proofErr w:type="spellStart"/>
       <w:r>
         <w:rPr>
           <w:rFonts w:ascii="Nirmala UI" w:hAnsi="Nirmala UI" w:cs="Nirmala UI"/>
         </w:rPr>
         <w:t>जब</w:t>
       </w:r>
-      <w:proofErr w:type="spellEnd"/>
-      <w:r>
-        <w:t xml:space="preserve"> </w:t>
-      </w:r>
-      <w:proofErr w:type="spellStart"/>
+      <w:r>
+        <w:t xml:space="preserve"> </w:t>
+      </w:r>
       <w:r>
         <w:rPr>
           <w:rFonts w:ascii="Nirmala UI" w:hAnsi="Nirmala UI" w:cs="Nirmala UI"/>
         </w:rPr>
         <w:t>कोई</w:t>
       </w:r>
-      <w:proofErr w:type="spellEnd"/>
       <w:r>
         <w:t xml:space="preserve"> event </w:t>
       </w:r>
-      <w:proofErr w:type="spellStart"/>
       <w:r>
         <w:rPr>
           <w:rFonts w:ascii="Nirmala UI" w:hAnsi="Nirmala UI" w:cs="Nirmala UI"/>
         </w:rPr>
         <w:t>होता</w:t>
       </w:r>
-      <w:proofErr w:type="spellEnd"/>
-      <w:r>
-        <w:t xml:space="preserve"> </w:t>
-      </w:r>
-      <w:proofErr w:type="spellStart"/>
+      <w:r>
+        <w:t xml:space="preserve"> </w:t>
+      </w:r>
       <w:r>
         <w:rPr>
           <w:rFonts w:ascii="Nirmala UI" w:hAnsi="Nirmala UI" w:cs="Nirmala UI"/>
         </w:rPr>
         <w:t>है</w:t>
       </w:r>
-      <w:proofErr w:type="spellEnd"/>
       <w:r>
         <w:t xml:space="preserve"> (</w:t>
       </w:r>
-      <w:proofErr w:type="spellStart"/>
       <w:r>
         <w:rPr>
           <w:rFonts w:ascii="Nirmala UI" w:hAnsi="Nirmala UI" w:cs="Nirmala UI"/>
         </w:rPr>
         <w:t>जैसे</w:t>
       </w:r>
-      <w:proofErr w:type="spellEnd"/>
-      <w:r>
-        <w:t xml:space="preserve"> </w:t>
-      </w:r>
-      <w:proofErr w:type="spellStart"/>
+      <w:r>
+        <w:t xml:space="preserve"> </w:t>
+      </w:r>
       <w:r>
         <w:rPr>
           <w:rFonts w:ascii="Nirmala UI" w:hAnsi="Nirmala UI" w:cs="Nirmala UI"/>
         </w:rPr>
         <w:t>कोई</w:t>
       </w:r>
-      <w:proofErr w:type="spellEnd"/>
       <w:r>
         <w:t xml:space="preserve"> API call, file upload, database update), </w:t>
       </w:r>
-      <w:proofErr w:type="spellStart"/>
       <w:r>
         <w:rPr>
           <w:rFonts w:ascii="Nirmala UI" w:hAnsi="Nirmala UI" w:cs="Nirmala UI"/>
         </w:rPr>
         <w:t>तो</w:t>
       </w:r>
-      <w:proofErr w:type="spellEnd"/>
-      <w:r>
-        <w:t xml:space="preserve"> </w:t>
-      </w:r>
-      <w:proofErr w:type="spellStart"/>
+      <w:r>
+        <w:t xml:space="preserve"> </w:t>
+      </w:r>
       <w:r>
         <w:rPr>
           <w:rFonts w:ascii="Nirmala UI" w:hAnsi="Nirmala UI" w:cs="Nirmala UI"/>
         </w:rPr>
         <w:t>एक</w:t>
       </w:r>
-      <w:proofErr w:type="spellEnd"/>
-      <w:r>
-        <w:t xml:space="preserve"> </w:t>
-      </w:r>
-      <w:proofErr w:type="spellStart"/>
+      <w:r>
+        <w:t xml:space="preserve"> </w:t>
+      </w:r>
       <w:r>
         <w:rPr>
           <w:rFonts w:ascii="Nirmala UI" w:hAnsi="Nirmala UI" w:cs="Nirmala UI"/>
         </w:rPr>
         <w:t>छोटा</w:t>
       </w:r>
-      <w:proofErr w:type="spellEnd"/>
       <w:r>
         <w:t xml:space="preserve"> function </w:t>
       </w:r>
-      <w:proofErr w:type="spellStart"/>
       <w:r>
         <w:rPr>
           <w:rFonts w:ascii="Nirmala UI" w:hAnsi="Nirmala UI" w:cs="Nirmala UI"/>
         </w:rPr>
         <w:t>रन</w:t>
       </w:r>
-      <w:proofErr w:type="spellEnd"/>
-      <w:r>
-        <w:t xml:space="preserve"> </w:t>
-      </w:r>
-      <w:proofErr w:type="spellStart"/>
+      <w:r>
+        <w:t xml:space="preserve"> </w:t>
+      </w:r>
       <w:r>
         <w:rPr>
           <w:rFonts w:ascii="Nirmala UI" w:hAnsi="Nirmala UI" w:cs="Nirmala UI"/>
         </w:rPr>
         <w:t>होता</w:t>
       </w:r>
-      <w:proofErr w:type="spellEnd"/>
-      <w:r>
-        <w:t xml:space="preserve"> </w:t>
-      </w:r>
-      <w:proofErr w:type="spellStart"/>
+      <w:r>
+        <w:t xml:space="preserve"> </w:t>
+      </w:r>
       <w:r>
         <w:rPr>
           <w:rFonts w:ascii="Nirmala UI" w:hAnsi="Nirmala UI" w:cs="Nirmala UI"/>
         </w:rPr>
         <w:t>है</w:t>
       </w:r>
-      <w:proofErr w:type="spellEnd"/>
       <w:r>
         <w:t xml:space="preserve"> — </w:t>
       </w:r>
-      <w:proofErr w:type="spellStart"/>
       <w:r>
         <w:rPr>
           <w:rFonts w:ascii="Nirmala UI" w:hAnsi="Nirmala UI" w:cs="Nirmala UI"/>
         </w:rPr>
         <w:t>बिना</w:t>
       </w:r>
-      <w:proofErr w:type="spellEnd"/>
       <w:r>
         <w:t xml:space="preserve"> server manage </w:t>
       </w:r>
-      <w:proofErr w:type="spellStart"/>
-      <w:r>
-        <w:rPr>
-          <w:rFonts w:ascii="Nirmala UI" w:hAnsi="Nirmala UI" w:cs="Nirmala UI"/>
-        </w:rPr>
-        <w:t>किए</w:t>
-      </w:r>
-      <w:proofErr w:type="spellEnd"/>
-      <w:r>
-        <w:rPr>
-          <w:rFonts w:ascii="Nirmala UI" w:hAnsi="Nirmala UI" w:cs="Nirmala UI"/>
-        </w:rPr>
-        <w:t>।</w:t>
+      <w:r>
+        <w:rPr>
+          <w:rFonts w:ascii="Nirmala UI" w:hAnsi="Nirmala UI" w:cs="Nirmala UI"/>
+        </w:rPr>
+        <w:t>किए।</w:t>
       </w:r>
     </w:p>
     <w:p>
@@ -828,7 +703,6 @@
         </w:rPr>
         <w:t xml:space="preserve"> Azure Function </w:t>
       </w:r>
-      <w:proofErr w:type="spellStart"/>
       <w:r>
         <w:rPr>
           <w:rFonts w:ascii="Nirmala UI" w:hAnsi="Nirmala UI" w:cs="Nirmala UI"/>
@@ -837,15 +711,13 @@
         </w:rPr>
         <w:t>को</w:t>
       </w:r>
-      <w:proofErr w:type="spellEnd"/>
-      <w:r>
-        <w:rPr>
-          <w:b/>
-          <w:bCs/>
-        </w:rPr>
-        <w:t xml:space="preserve"> </w:t>
-      </w:r>
-      <w:proofErr w:type="spellStart"/>
+      <w:r>
+        <w:rPr>
+          <w:b/>
+          <w:bCs/>
+        </w:rPr>
+        <w:t xml:space="preserve"> </w:t>
+      </w:r>
       <w:r>
         <w:rPr>
           <w:rFonts w:ascii="Nirmala UI" w:hAnsi="Nirmala UI" w:cs="Nirmala UI"/>
@@ -854,15 +726,13 @@
         </w:rPr>
         <w:t>कब</w:t>
       </w:r>
-      <w:proofErr w:type="spellEnd"/>
-      <w:r>
-        <w:rPr>
-          <w:b/>
-          <w:bCs/>
-        </w:rPr>
-        <w:t xml:space="preserve"> </w:t>
-      </w:r>
-      <w:proofErr w:type="spellStart"/>
+      <w:r>
+        <w:rPr>
+          <w:b/>
+          <w:bCs/>
+        </w:rPr>
+        <w:t xml:space="preserve"> </w:t>
+      </w:r>
       <w:r>
         <w:rPr>
           <w:rFonts w:ascii="Nirmala UI" w:hAnsi="Nirmala UI" w:cs="Nirmala UI"/>
@@ -871,15 +741,13 @@
         </w:rPr>
         <w:t>और</w:t>
       </w:r>
-      <w:proofErr w:type="spellEnd"/>
-      <w:r>
-        <w:rPr>
-          <w:b/>
-          <w:bCs/>
-        </w:rPr>
-        <w:t xml:space="preserve"> </w:t>
-      </w:r>
-      <w:proofErr w:type="spellStart"/>
+      <w:r>
+        <w:rPr>
+          <w:b/>
+          <w:bCs/>
+        </w:rPr>
+        <w:t xml:space="preserve"> </w:t>
+      </w:r>
       <w:r>
         <w:rPr>
           <w:rFonts w:ascii="Nirmala UI" w:hAnsi="Nirmala UI" w:cs="Nirmala UI"/>
@@ -888,15 +756,13 @@
         </w:rPr>
         <w:t>क्यों</w:t>
       </w:r>
-      <w:proofErr w:type="spellEnd"/>
-      <w:r>
-        <w:rPr>
-          <w:b/>
-          <w:bCs/>
-        </w:rPr>
-        <w:t xml:space="preserve"> </w:t>
-      </w:r>
-      <w:proofErr w:type="spellStart"/>
+      <w:r>
+        <w:rPr>
+          <w:b/>
+          <w:bCs/>
+        </w:rPr>
+        <w:t xml:space="preserve"> </w:t>
+      </w:r>
       <w:r>
         <w:rPr>
           <w:rFonts w:ascii="Nirmala UI" w:hAnsi="Nirmala UI" w:cs="Nirmala UI"/>
@@ -905,15 +771,13 @@
         </w:rPr>
         <w:t>इस्तेमाल</w:t>
       </w:r>
-      <w:proofErr w:type="spellEnd"/>
-      <w:r>
-        <w:rPr>
-          <w:b/>
-          <w:bCs/>
-        </w:rPr>
-        <w:t xml:space="preserve"> </w:t>
-      </w:r>
-      <w:proofErr w:type="spellStart"/>
+      <w:r>
+        <w:rPr>
+          <w:b/>
+          <w:bCs/>
+        </w:rPr>
+        <w:t xml:space="preserve"> </w:t>
+      </w:r>
       <w:r>
         <w:rPr>
           <w:rFonts w:ascii="Nirmala UI" w:hAnsi="Nirmala UI" w:cs="Nirmala UI"/>
@@ -922,7 +786,6 @@
         </w:rPr>
         <w:t>करें</w:t>
       </w:r>
-      <w:proofErr w:type="spellEnd"/>
       <w:r>
         <w:rPr>
           <w:b/>
@@ -953,7 +816,6 @@
         </w:rPr>
         <w:t xml:space="preserve"> </w:t>
       </w:r>
-      <w:proofErr w:type="spellStart"/>
       <w:r>
         <w:rPr>
           <w:rFonts w:ascii="Nirmala UI" w:hAnsi="Nirmala UI" w:cs="Nirmala UI"/>
@@ -962,15 +824,13 @@
         </w:rPr>
         <w:t>कब</w:t>
       </w:r>
-      <w:proofErr w:type="spellEnd"/>
-      <w:r>
-        <w:rPr>
-          <w:b/>
-          <w:bCs/>
-        </w:rPr>
-        <w:t xml:space="preserve"> </w:t>
-      </w:r>
-      <w:proofErr w:type="spellStart"/>
+      <w:r>
+        <w:rPr>
+          <w:b/>
+          <w:bCs/>
+        </w:rPr>
+        <w:t xml:space="preserve"> </w:t>
+      </w:r>
       <w:r>
         <w:rPr>
           <w:rFonts w:ascii="Nirmala UI" w:hAnsi="Nirmala UI" w:cs="Nirmala UI"/>
@@ -979,7 +839,6 @@
         </w:rPr>
         <w:t>करें</w:t>
       </w:r>
-      <w:proofErr w:type="spellEnd"/>
       <w:r>
         <w:rPr>
           <w:b/>
@@ -1044,7 +903,6 @@
                 <w:bCs/>
               </w:rPr>
             </w:pPr>
-            <w:proofErr w:type="spellStart"/>
             <w:r>
               <w:rPr>
                 <w:rFonts w:ascii="Nirmala UI" w:hAnsi="Nirmala UI" w:cs="Nirmala UI"/>
@@ -1053,7 +911,6 @@
               </w:rPr>
               <w:t>उदाहरण</w:t>
             </w:r>
-            <w:proofErr w:type="spellEnd"/>
           </w:p>
         </w:tc>
       </w:tr>
@@ -1080,58 +937,48 @@
             <w:hideMark/>
           </w:tcPr>
           <w:p>
-            <w:proofErr w:type="spellStart"/>
             <w:r>
               <w:rPr>
                 <w:rFonts w:ascii="Nirmala UI" w:hAnsi="Nirmala UI" w:cs="Nirmala UI"/>
               </w:rPr>
               <w:t>कोई</w:t>
             </w:r>
-            <w:proofErr w:type="spellEnd"/>
             <w:r>
               <w:t xml:space="preserve"> file upload </w:t>
             </w:r>
-            <w:proofErr w:type="spellStart"/>
             <w:r>
               <w:rPr>
                 <w:rFonts w:ascii="Nirmala UI" w:hAnsi="Nirmala UI" w:cs="Nirmala UI"/>
               </w:rPr>
               <w:t>हुई</w:t>
             </w:r>
-            <w:proofErr w:type="spellEnd"/>
             <w:r>
               <w:t xml:space="preserve">, </w:t>
             </w:r>
-            <w:proofErr w:type="spellStart"/>
             <w:r>
               <w:rPr>
                 <w:rFonts w:ascii="Nirmala UI" w:hAnsi="Nirmala UI" w:cs="Nirmala UI"/>
               </w:rPr>
               <w:t>अब</w:t>
             </w:r>
-            <w:proofErr w:type="spellEnd"/>
             <w:r>
               <w:t xml:space="preserve"> </w:t>
             </w:r>
-            <w:proofErr w:type="spellStart"/>
             <w:r>
               <w:rPr>
                 <w:rFonts w:ascii="Nirmala UI" w:hAnsi="Nirmala UI" w:cs="Nirmala UI"/>
               </w:rPr>
               <w:t>उसे</w:t>
             </w:r>
-            <w:proofErr w:type="spellEnd"/>
             <w:r>
               <w:t xml:space="preserve"> process </w:t>
             </w:r>
-            <w:proofErr w:type="spellStart"/>
             <w:r>
               <w:rPr>
                 <w:rFonts w:ascii="Nirmala UI" w:hAnsi="Nirmala UI" w:cs="Nirmala UI"/>
               </w:rPr>
               <w:t>करो</w:t>
             </w:r>
-            <w:proofErr w:type="spellEnd"/>
           </w:p>
         </w:tc>
       </w:tr>
@@ -1158,36 +1005,30 @@
             <w:hideMark/>
           </w:tcPr>
           <w:p>
-            <w:proofErr w:type="spellStart"/>
             <w:r>
               <w:rPr>
                 <w:rFonts w:ascii="Nirmala UI" w:hAnsi="Nirmala UI" w:cs="Nirmala UI"/>
               </w:rPr>
               <w:t>हर</w:t>
             </w:r>
-            <w:proofErr w:type="spellEnd"/>
             <w:r>
               <w:t xml:space="preserve"> </w:t>
             </w:r>
-            <w:proofErr w:type="spellStart"/>
             <w:r>
               <w:rPr>
                 <w:rFonts w:ascii="Nirmala UI" w:hAnsi="Nirmala UI" w:cs="Nirmala UI"/>
               </w:rPr>
               <w:t>रात</w:t>
             </w:r>
-            <w:proofErr w:type="spellEnd"/>
             <w:r>
               <w:t xml:space="preserve"> 12 </w:t>
             </w:r>
-            <w:proofErr w:type="spellStart"/>
             <w:r>
               <w:rPr>
                 <w:rFonts w:ascii="Nirmala UI" w:hAnsi="Nirmala UI" w:cs="Nirmala UI"/>
               </w:rPr>
               <w:t>बजे</w:t>
             </w:r>
-            <w:proofErr w:type="spellEnd"/>
             <w:r>
               <w:t xml:space="preserve"> database cleanup</w:t>
             </w:r>
@@ -1220,14 +1061,12 @@
             <w:r>
               <w:t xml:space="preserve">Lightweight REST API </w:t>
             </w:r>
-            <w:proofErr w:type="spellStart"/>
             <w:r>
               <w:rPr>
                 <w:rFonts w:ascii="Nirmala UI" w:hAnsi="Nirmala UI" w:cs="Nirmala UI"/>
               </w:rPr>
               <w:t>बनाना</w:t>
             </w:r>
-            <w:proofErr w:type="spellEnd"/>
           </w:p>
         </w:tc>
       </w:tr>
@@ -1257,25 +1096,21 @@
             <w:r>
               <w:t xml:space="preserve">Blob storage </w:t>
             </w:r>
-            <w:proofErr w:type="spellStart"/>
             <w:r>
               <w:rPr>
                 <w:rFonts w:ascii="Nirmala UI" w:hAnsi="Nirmala UI" w:cs="Nirmala UI"/>
               </w:rPr>
               <w:t>में</w:t>
             </w:r>
-            <w:proofErr w:type="spellEnd"/>
             <w:r>
               <w:t xml:space="preserve"> image upload → watermark </w:t>
             </w:r>
-            <w:proofErr w:type="spellStart"/>
             <w:r>
               <w:rPr>
                 <w:rFonts w:ascii="Nirmala UI" w:hAnsi="Nirmala UI" w:cs="Nirmala UI"/>
               </w:rPr>
               <w:t>लगाओ</w:t>
             </w:r>
-            <w:proofErr w:type="spellEnd"/>
           </w:p>
         </w:tc>
       </w:tr>
@@ -1305,36 +1140,30 @@
             <w:r>
               <w:t xml:space="preserve">Cost-efficient microservices </w:t>
             </w:r>
-            <w:proofErr w:type="spellStart"/>
             <w:r>
               <w:rPr>
                 <w:rFonts w:ascii="Nirmala UI" w:hAnsi="Nirmala UI" w:cs="Nirmala UI"/>
               </w:rPr>
               <w:t>बनाने</w:t>
             </w:r>
-            <w:proofErr w:type="spellEnd"/>
             <w:r>
               <w:t xml:space="preserve"> </w:t>
             </w:r>
-            <w:proofErr w:type="spellStart"/>
             <w:r>
               <w:rPr>
                 <w:rFonts w:ascii="Nirmala UI" w:hAnsi="Nirmala UI" w:cs="Nirmala UI"/>
               </w:rPr>
               <w:t>के</w:t>
             </w:r>
-            <w:proofErr w:type="spellEnd"/>
             <w:r>
               <w:t xml:space="preserve"> </w:t>
             </w:r>
-            <w:proofErr w:type="spellStart"/>
             <w:r>
               <w:rPr>
                 <w:rFonts w:ascii="Nirmala UI" w:hAnsi="Nirmala UI" w:cs="Nirmala UI"/>
               </w:rPr>
               <w:t>लिए</w:t>
             </w:r>
-            <w:proofErr w:type="spellEnd"/>
           </w:p>
         </w:tc>
       </w:tr>
@@ -1368,7 +1197,6 @@
         </w:rPr>
         <w:t xml:space="preserve"> Azure Function </w:t>
       </w:r>
-      <w:proofErr w:type="spellStart"/>
       <w:r>
         <w:rPr>
           <w:rFonts w:ascii="Nirmala UI" w:hAnsi="Nirmala UI" w:cs="Nirmala UI"/>
@@ -1377,15 +1205,13 @@
         </w:rPr>
         <w:t>कैसे</w:t>
       </w:r>
-      <w:proofErr w:type="spellEnd"/>
-      <w:r>
-        <w:rPr>
-          <w:b/>
-          <w:bCs/>
-        </w:rPr>
-        <w:t xml:space="preserve"> </w:t>
-      </w:r>
-      <w:proofErr w:type="spellStart"/>
+      <w:r>
+        <w:rPr>
+          <w:b/>
+          <w:bCs/>
+        </w:rPr>
+        <w:t xml:space="preserve"> </w:t>
+      </w:r>
       <w:r>
         <w:rPr>
           <w:rFonts w:ascii="Nirmala UI" w:hAnsi="Nirmala UI" w:cs="Nirmala UI"/>
@@ -1394,15 +1220,13 @@
         </w:rPr>
         <w:t>काम</w:t>
       </w:r>
-      <w:proofErr w:type="spellEnd"/>
-      <w:r>
-        <w:rPr>
-          <w:b/>
-          <w:bCs/>
-        </w:rPr>
-        <w:t xml:space="preserve"> </w:t>
-      </w:r>
-      <w:proofErr w:type="spellStart"/>
+      <w:r>
+        <w:rPr>
+          <w:b/>
+          <w:bCs/>
+        </w:rPr>
+        <w:t xml:space="preserve"> </w:t>
+      </w:r>
       <w:r>
         <w:rPr>
           <w:rFonts w:ascii="Nirmala UI" w:hAnsi="Nirmala UI" w:cs="Nirmala UI"/>
@@ -1411,15 +1235,13 @@
         </w:rPr>
         <w:t>करता</w:t>
       </w:r>
-      <w:proofErr w:type="spellEnd"/>
-      <w:r>
-        <w:rPr>
-          <w:b/>
-          <w:bCs/>
-        </w:rPr>
-        <w:t xml:space="preserve"> </w:t>
-      </w:r>
-      <w:proofErr w:type="spellStart"/>
+      <w:r>
+        <w:rPr>
+          <w:b/>
+          <w:bCs/>
+        </w:rPr>
+        <w:t xml:space="preserve"> </w:t>
+      </w:r>
       <w:r>
         <w:rPr>
           <w:rFonts w:ascii="Nirmala UI" w:hAnsi="Nirmala UI" w:cs="Nirmala UI"/>
@@ -1428,7 +1250,6 @@
         </w:rPr>
         <w:t>है</w:t>
       </w:r>
-      <w:proofErr w:type="spellEnd"/>
       <w:r>
         <w:rPr>
           <w:b/>
@@ -1444,25 +1265,21 @@
           <w:numId w:val="5"/>
         </w:numPr>
       </w:pPr>
-      <w:proofErr w:type="spellStart"/>
       <w:r>
         <w:rPr>
           <w:rFonts w:ascii="Nirmala UI" w:hAnsi="Nirmala UI" w:cs="Nirmala UI"/>
         </w:rPr>
         <w:t>आप</w:t>
       </w:r>
-      <w:proofErr w:type="spellEnd"/>
-      <w:r>
-        <w:t xml:space="preserve"> </w:t>
-      </w:r>
-      <w:proofErr w:type="spellStart"/>
+      <w:r>
+        <w:t xml:space="preserve"> </w:t>
+      </w:r>
       <w:r>
         <w:rPr>
           <w:rFonts w:ascii="Nirmala UI" w:hAnsi="Nirmala UI" w:cs="Nirmala UI"/>
         </w:rPr>
         <w:t>एक</w:t>
       </w:r>
-      <w:proofErr w:type="spellEnd"/>
       <w:r>
         <w:t xml:space="preserve"> </w:t>
       </w:r>
@@ -1476,36 +1293,30 @@
       <w:r>
         <w:t xml:space="preserve"> </w:t>
       </w:r>
-      <w:proofErr w:type="spellStart"/>
       <w:r>
         <w:rPr>
           <w:rFonts w:ascii="Nirmala UI" w:hAnsi="Nirmala UI" w:cs="Nirmala UI"/>
         </w:rPr>
         <w:t>बनाते</w:t>
       </w:r>
-      <w:proofErr w:type="spellEnd"/>
-      <w:r>
-        <w:t xml:space="preserve"> </w:t>
-      </w:r>
-      <w:proofErr w:type="spellStart"/>
+      <w:r>
+        <w:t xml:space="preserve"> </w:t>
+      </w:r>
       <w:r>
         <w:rPr>
           <w:rFonts w:ascii="Nirmala UI" w:hAnsi="Nirmala UI" w:cs="Nirmala UI"/>
         </w:rPr>
         <w:t>हैं</w:t>
       </w:r>
-      <w:proofErr w:type="spellEnd"/>
       <w:r>
         <w:t xml:space="preserve"> (Function </w:t>
       </w:r>
-      <w:proofErr w:type="spellStart"/>
       <w:r>
         <w:rPr>
           <w:rFonts w:ascii="Nirmala UI" w:hAnsi="Nirmala UI" w:cs="Nirmala UI"/>
         </w:rPr>
         <w:t>का</w:t>
       </w:r>
-      <w:proofErr w:type="spellEnd"/>
       <w:r>
         <w:t xml:space="preserve"> container).</w:t>
       </w:r>
@@ -1517,40 +1328,33 @@
           <w:numId w:val="5"/>
         </w:numPr>
       </w:pPr>
-      <w:proofErr w:type="spellStart"/>
       <w:r>
         <w:rPr>
           <w:rFonts w:ascii="Nirmala UI" w:hAnsi="Nirmala UI" w:cs="Nirmala UI"/>
         </w:rPr>
         <w:t>उसके</w:t>
       </w:r>
-      <w:proofErr w:type="spellEnd"/>
-      <w:r>
-        <w:t xml:space="preserve"> </w:t>
-      </w:r>
-      <w:proofErr w:type="spellStart"/>
+      <w:r>
+        <w:t xml:space="preserve"> </w:t>
+      </w:r>
       <w:r>
         <w:rPr>
           <w:rFonts w:ascii="Nirmala UI" w:hAnsi="Nirmala UI" w:cs="Nirmala UI"/>
         </w:rPr>
         <w:t>अंदर</w:t>
       </w:r>
-      <w:proofErr w:type="spellEnd"/>
-      <w:r>
-        <w:t xml:space="preserve"> </w:t>
-      </w:r>
-      <w:proofErr w:type="spellStart"/>
+      <w:r>
+        <w:t xml:space="preserve"> </w:t>
+      </w:r>
       <w:r>
         <w:rPr>
           <w:rFonts w:ascii="Nirmala UI" w:hAnsi="Nirmala UI" w:cs="Nirmala UI"/>
         </w:rPr>
         <w:t>आप</w:t>
       </w:r>
-      <w:proofErr w:type="spellEnd"/>
-      <w:r>
-        <w:t xml:space="preserve"> </w:t>
-      </w:r>
-      <w:proofErr w:type="spellStart"/>
+      <w:r>
+        <w:t xml:space="preserve"> </w:t>
+      </w:r>
       <w:r>
         <w:rPr>
           <w:rFonts w:ascii="Nirmala UI" w:hAnsi="Nirmala UI" w:cs="Nirmala UI"/>
@@ -1559,15 +1363,13 @@
         </w:rPr>
         <w:t>एक</w:t>
       </w:r>
-      <w:proofErr w:type="spellEnd"/>
-      <w:r>
-        <w:rPr>
-          <w:b/>
-          <w:bCs/>
-        </w:rPr>
-        <w:t xml:space="preserve"> </w:t>
-      </w:r>
-      <w:proofErr w:type="spellStart"/>
+      <w:r>
+        <w:rPr>
+          <w:b/>
+          <w:bCs/>
+        </w:rPr>
+        <w:t xml:space="preserve"> </w:t>
+      </w:r>
       <w:r>
         <w:rPr>
           <w:rFonts w:ascii="Nirmala UI" w:hAnsi="Nirmala UI" w:cs="Nirmala UI"/>
@@ -1576,15 +1378,13 @@
         </w:rPr>
         <w:t>या</w:t>
       </w:r>
-      <w:proofErr w:type="spellEnd"/>
-      <w:r>
-        <w:rPr>
-          <w:b/>
-          <w:bCs/>
-        </w:rPr>
-        <w:t xml:space="preserve"> </w:t>
-      </w:r>
-      <w:proofErr w:type="spellStart"/>
+      <w:r>
+        <w:rPr>
+          <w:b/>
+          <w:bCs/>
+        </w:rPr>
+        <w:t xml:space="preserve"> </w:t>
+      </w:r>
       <w:r>
         <w:rPr>
           <w:rFonts w:ascii="Nirmala UI" w:hAnsi="Nirmala UI" w:cs="Nirmala UI"/>
@@ -1593,7 +1393,6 @@
         </w:rPr>
         <w:t>कई</w:t>
       </w:r>
-      <w:proofErr w:type="spellEnd"/>
       <w:r>
         <w:rPr>
           <w:b/>
@@ -1604,30 +1403,20 @@
       <w:r>
         <w:t xml:space="preserve"> define </w:t>
       </w:r>
-      <w:proofErr w:type="spellStart"/>
       <w:r>
         <w:rPr>
           <w:rFonts w:ascii="Nirmala UI" w:hAnsi="Nirmala UI" w:cs="Nirmala UI"/>
         </w:rPr>
         <w:t>करते</w:t>
       </w:r>
-      <w:proofErr w:type="spellEnd"/>
-      <w:r>
-        <w:t xml:space="preserve"> </w:t>
-      </w:r>
-      <w:proofErr w:type="spellStart"/>
-      <w:r>
-        <w:rPr>
-          <w:rFonts w:ascii="Nirmala UI" w:hAnsi="Nirmala UI" w:cs="Nirmala UI"/>
-        </w:rPr>
-        <w:t>हैं</w:t>
-      </w:r>
-      <w:proofErr w:type="spellEnd"/>
-      <w:r>
-        <w:rPr>
-          <w:rFonts w:ascii="Nirmala UI" w:hAnsi="Nirmala UI" w:cs="Nirmala UI"/>
-        </w:rPr>
-        <w:t>।</w:t>
+      <w:r>
+        <w:t xml:space="preserve"> </w:t>
+      </w:r>
+      <w:r>
+        <w:rPr>
+          <w:rFonts w:ascii="Nirmala UI" w:hAnsi="Nirmala UI" w:cs="Nirmala UI"/>
+        </w:rPr>
+        <w:t>हैं।</w:t>
       </w:r>
     </w:p>
     <w:p>
@@ -1637,36 +1426,31 @@
           <w:numId w:val="5"/>
         </w:numPr>
       </w:pPr>
-      <w:proofErr w:type="spellStart"/>
-      <w:r>
-        <w:rPr>
-          <w:rFonts w:ascii="Nirmala UI" w:hAnsi="Nirmala UI" w:cs="Nirmala UI"/>
-        </w:rPr>
+      <w:r>
+        <w:rPr>
+          <w:rFonts w:ascii="Nirmala UI" w:hAnsi="Nirmala UI" w:cs="Nirmala UI"/>
+        </w:rPr>
+        <w:lastRenderedPageBreak/>
         <w:t>हर</w:t>
       </w:r>
-      <w:proofErr w:type="spellEnd"/>
       <w:r>
         <w:t xml:space="preserve"> function </w:t>
       </w:r>
-      <w:proofErr w:type="spellStart"/>
       <w:r>
         <w:rPr>
           <w:rFonts w:ascii="Nirmala UI" w:hAnsi="Nirmala UI" w:cs="Nirmala UI"/>
         </w:rPr>
         <w:t>का</w:t>
       </w:r>
-      <w:proofErr w:type="spellEnd"/>
-      <w:r>
-        <w:t xml:space="preserve"> </w:t>
-      </w:r>
-      <w:proofErr w:type="spellStart"/>
+      <w:r>
+        <w:t xml:space="preserve"> </w:t>
+      </w:r>
       <w:r>
         <w:rPr>
           <w:rFonts w:ascii="Nirmala UI" w:hAnsi="Nirmala UI" w:cs="Nirmala UI"/>
         </w:rPr>
         <w:t>एक</w:t>
       </w:r>
-      <w:proofErr w:type="spellEnd"/>
       <w:r>
         <w:t xml:space="preserve"> </w:t>
       </w:r>
@@ -1680,74 +1464,56 @@
       <w:r>
         <w:t xml:space="preserve"> </w:t>
       </w:r>
-      <w:proofErr w:type="spellStart"/>
       <w:r>
         <w:rPr>
           <w:rFonts w:ascii="Nirmala UI" w:hAnsi="Nirmala UI" w:cs="Nirmala UI"/>
         </w:rPr>
         <w:t>होता</w:t>
       </w:r>
-      <w:proofErr w:type="spellEnd"/>
-      <w:r>
-        <w:t xml:space="preserve"> </w:t>
-      </w:r>
-      <w:proofErr w:type="spellStart"/>
+      <w:r>
+        <w:t xml:space="preserve"> </w:t>
+      </w:r>
       <w:r>
         <w:rPr>
           <w:rFonts w:ascii="Nirmala UI" w:hAnsi="Nirmala UI" w:cs="Nirmala UI"/>
         </w:rPr>
         <w:t>है</w:t>
       </w:r>
-      <w:proofErr w:type="spellEnd"/>
       <w:r>
         <w:t xml:space="preserve">, </w:t>
       </w:r>
-      <w:proofErr w:type="spellStart"/>
       <w:r>
         <w:rPr>
           <w:rFonts w:ascii="Nirmala UI" w:hAnsi="Nirmala UI" w:cs="Nirmala UI"/>
         </w:rPr>
         <w:t>जो</w:t>
       </w:r>
-      <w:proofErr w:type="spellEnd"/>
-      <w:r>
-        <w:t xml:space="preserve"> </w:t>
-      </w:r>
-      <w:proofErr w:type="spellStart"/>
+      <w:r>
+        <w:t xml:space="preserve"> </w:t>
+      </w:r>
       <w:r>
         <w:rPr>
           <w:rFonts w:ascii="Nirmala UI" w:hAnsi="Nirmala UI" w:cs="Nirmala UI"/>
         </w:rPr>
         <w:t>उसे</w:t>
       </w:r>
-      <w:proofErr w:type="spellEnd"/>
-      <w:r>
-        <w:t xml:space="preserve"> </w:t>
-      </w:r>
-      <w:proofErr w:type="spellStart"/>
+      <w:r>
+        <w:t xml:space="preserve"> </w:t>
+      </w:r>
       <w:r>
         <w:rPr>
           <w:rFonts w:ascii="Nirmala UI" w:hAnsi="Nirmala UI" w:cs="Nirmala UI"/>
         </w:rPr>
         <w:t>चलाता</w:t>
       </w:r>
-      <w:proofErr w:type="spellEnd"/>
-      <w:r>
-        <w:t xml:space="preserve"> </w:t>
-      </w:r>
-      <w:proofErr w:type="spellStart"/>
-      <w:r>
-        <w:rPr>
-          <w:rFonts w:ascii="Nirmala UI" w:hAnsi="Nirmala UI" w:cs="Nirmala UI"/>
-        </w:rPr>
-        <w:t>है</w:t>
-      </w:r>
-      <w:proofErr w:type="spellEnd"/>
-      <w:r>
-        <w:rPr>
-          <w:rFonts w:ascii="Nirmala UI" w:hAnsi="Nirmala UI" w:cs="Nirmala UI"/>
-        </w:rPr>
-        <w:t>।</w:t>
+      <w:r>
+        <w:t xml:space="preserve"> </w:t>
+      </w:r>
+      <w:r>
+        <w:rPr>
+          <w:rFonts w:ascii="Nirmala UI" w:hAnsi="Nirmala UI" w:cs="Nirmala UI"/>
+        </w:rPr>
+        <w:t>है।</w:t>
       </w:r>
     </w:p>
     <w:p>
@@ -1760,58 +1526,48 @@
       <w:r>
         <w:t xml:space="preserve">Function </w:t>
       </w:r>
-      <w:proofErr w:type="spellStart"/>
       <w:r>
         <w:rPr>
           <w:rFonts w:ascii="Nirmala UI" w:hAnsi="Nirmala UI" w:cs="Nirmala UI"/>
         </w:rPr>
         <w:t>रन</w:t>
       </w:r>
-      <w:proofErr w:type="spellEnd"/>
-      <w:r>
-        <w:t xml:space="preserve"> </w:t>
-      </w:r>
-      <w:proofErr w:type="spellStart"/>
+      <w:r>
+        <w:t xml:space="preserve"> </w:t>
+      </w:r>
       <w:r>
         <w:rPr>
           <w:rFonts w:ascii="Nirmala UI" w:hAnsi="Nirmala UI" w:cs="Nirmala UI"/>
         </w:rPr>
         <w:t>होते</w:t>
       </w:r>
-      <w:proofErr w:type="spellEnd"/>
-      <w:r>
-        <w:t xml:space="preserve"> </w:t>
-      </w:r>
-      <w:proofErr w:type="spellStart"/>
+      <w:r>
+        <w:t xml:space="preserve"> </w:t>
+      </w:r>
       <w:r>
         <w:rPr>
           <w:rFonts w:ascii="Nirmala UI" w:hAnsi="Nirmala UI" w:cs="Nirmala UI"/>
         </w:rPr>
         <w:t>समय</w:t>
       </w:r>
-      <w:proofErr w:type="spellEnd"/>
       <w:r>
         <w:t xml:space="preserve">, </w:t>
       </w:r>
-      <w:proofErr w:type="spellStart"/>
       <w:r>
         <w:rPr>
           <w:rFonts w:ascii="Nirmala UI" w:hAnsi="Nirmala UI" w:cs="Nirmala UI"/>
         </w:rPr>
         <w:t>आप</w:t>
       </w:r>
-      <w:proofErr w:type="spellEnd"/>
-      <w:r>
-        <w:t xml:space="preserve"> </w:t>
-      </w:r>
-      <w:proofErr w:type="spellStart"/>
+      <w:r>
+        <w:t xml:space="preserve"> </w:t>
+      </w:r>
       <w:r>
         <w:rPr>
           <w:rFonts w:ascii="Nirmala UI" w:hAnsi="Nirmala UI" w:cs="Nirmala UI"/>
         </w:rPr>
         <w:t>उसमे</w:t>
       </w:r>
-      <w:proofErr w:type="spellEnd"/>
       <w:r>
         <w:t xml:space="preserve"> </w:t>
       </w:r>
@@ -1825,70 +1581,57 @@
       <w:r>
         <w:t xml:space="preserve"> </w:t>
       </w:r>
-      <w:proofErr w:type="spellStart"/>
       <w:r>
         <w:rPr>
           <w:rFonts w:ascii="Nirmala UI" w:hAnsi="Nirmala UI" w:cs="Nirmala UI"/>
         </w:rPr>
         <w:t>भी</w:t>
       </w:r>
-      <w:proofErr w:type="spellEnd"/>
-      <w:r>
-        <w:t xml:space="preserve"> </w:t>
-      </w:r>
-      <w:proofErr w:type="spellStart"/>
+      <w:r>
+        <w:t xml:space="preserve"> </w:t>
+      </w:r>
       <w:r>
         <w:rPr>
           <w:rFonts w:ascii="Nirmala UI" w:hAnsi="Nirmala UI" w:cs="Nirmala UI"/>
         </w:rPr>
         <w:t>दे</w:t>
       </w:r>
-      <w:proofErr w:type="spellEnd"/>
-      <w:r>
-        <w:t xml:space="preserve"> </w:t>
-      </w:r>
-      <w:proofErr w:type="spellStart"/>
+      <w:r>
+        <w:t xml:space="preserve"> </w:t>
+      </w:r>
       <w:r>
         <w:rPr>
           <w:rFonts w:ascii="Nirmala UI" w:hAnsi="Nirmala UI" w:cs="Nirmala UI"/>
         </w:rPr>
         <w:t>सकते</w:t>
       </w:r>
-      <w:proofErr w:type="spellEnd"/>
-      <w:r>
-        <w:t xml:space="preserve"> </w:t>
-      </w:r>
-      <w:proofErr w:type="spellStart"/>
+      <w:r>
+        <w:t xml:space="preserve"> </w:t>
+      </w:r>
       <w:r>
         <w:rPr>
           <w:rFonts w:ascii="Nirmala UI" w:hAnsi="Nirmala UI" w:cs="Nirmala UI"/>
         </w:rPr>
         <w:t>हैं</w:t>
       </w:r>
-      <w:proofErr w:type="spellEnd"/>
       <w:r>
         <w:t xml:space="preserve"> (</w:t>
       </w:r>
-      <w:proofErr w:type="spellStart"/>
       <w:r>
         <w:rPr>
           <w:rFonts w:ascii="Nirmala UI" w:hAnsi="Nirmala UI" w:cs="Nirmala UI"/>
         </w:rPr>
         <w:t>जैसे</w:t>
       </w:r>
-      <w:proofErr w:type="spellEnd"/>
       <w:r>
         <w:t xml:space="preserve"> blob input, queue output </w:t>
       </w:r>
-      <w:proofErr w:type="spellStart"/>
-      <w:proofErr w:type="gramStart"/>
       <w:r>
         <w:rPr>
           <w:rFonts w:ascii="Nirmala UI" w:hAnsi="Nirmala UI" w:cs="Nirmala UI"/>
         </w:rPr>
         <w:t>आदि</w:t>
       </w:r>
-      <w:proofErr w:type="spellEnd"/>
       <w:r>
         <w:t>)</w:t>
       </w:r>
@@ -1898,7 +1641,6 @@
         </w:rPr>
         <w:t>।</w:t>
       </w:r>
-      <w:proofErr w:type="gramEnd"/>
     </w:p>
     <w:p>
       <w:r>
@@ -1929,7 +1671,6 @@
         </w:rPr>
         <w:t xml:space="preserve"> Azure Function Triggers (</w:t>
       </w:r>
-      <w:proofErr w:type="spellStart"/>
       <w:r>
         <w:rPr>
           <w:rFonts w:ascii="Nirmala UI" w:hAnsi="Nirmala UI" w:cs="Nirmala UI"/>
@@ -1938,7 +1679,6 @@
         </w:rPr>
         <w:t>किस</w:t>
       </w:r>
-      <w:proofErr w:type="spellEnd"/>
       <w:r>
         <w:rPr>
           <w:b/>
@@ -1946,7 +1686,6 @@
         </w:rPr>
         <w:t xml:space="preserve"> Event </w:t>
       </w:r>
-      <w:proofErr w:type="spellStart"/>
       <w:r>
         <w:rPr>
           <w:rFonts w:ascii="Nirmala UI" w:hAnsi="Nirmala UI" w:cs="Nirmala UI"/>
@@ -1955,7 +1694,6 @@
         </w:rPr>
         <w:t>पर</w:t>
       </w:r>
-      <w:proofErr w:type="spellEnd"/>
       <w:r>
         <w:rPr>
           <w:b/>
@@ -1963,7 +1701,6 @@
         </w:rPr>
         <w:t xml:space="preserve"> Function </w:t>
       </w:r>
-      <w:proofErr w:type="spellStart"/>
       <w:r>
         <w:rPr>
           <w:rFonts w:ascii="Nirmala UI" w:hAnsi="Nirmala UI" w:cs="Nirmala UI"/>
@@ -1972,15 +1709,13 @@
         </w:rPr>
         <w:t>रन</w:t>
       </w:r>
-      <w:proofErr w:type="spellEnd"/>
-      <w:r>
-        <w:rPr>
-          <w:b/>
-          <w:bCs/>
-        </w:rPr>
-        <w:t xml:space="preserve"> </w:t>
-      </w:r>
-      <w:proofErr w:type="spellStart"/>
+      <w:r>
+        <w:rPr>
+          <w:b/>
+          <w:bCs/>
+        </w:rPr>
+        <w:t xml:space="preserve"> </w:t>
+      </w:r>
       <w:r>
         <w:rPr>
           <w:rFonts w:ascii="Nirmala UI" w:hAnsi="Nirmala UI" w:cs="Nirmala UI"/>
@@ -1989,15 +1724,13 @@
         </w:rPr>
         <w:t>होता</w:t>
       </w:r>
-      <w:proofErr w:type="spellEnd"/>
-      <w:r>
-        <w:rPr>
-          <w:b/>
-          <w:bCs/>
-        </w:rPr>
-        <w:t xml:space="preserve"> </w:t>
-      </w:r>
-      <w:proofErr w:type="spellStart"/>
+      <w:r>
+        <w:rPr>
+          <w:b/>
+          <w:bCs/>
+        </w:rPr>
+        <w:t xml:space="preserve"> </w:t>
+      </w:r>
       <w:r>
         <w:rPr>
           <w:rFonts w:ascii="Nirmala UI" w:hAnsi="Nirmala UI" w:cs="Nirmala UI"/>
@@ -2006,7 +1739,6 @@
         </w:rPr>
         <w:t>है</w:t>
       </w:r>
-      <w:proofErr w:type="spellEnd"/>
       <w:r>
         <w:rPr>
           <w:b/>
@@ -2071,7 +1803,6 @@
                 <w:bCs/>
               </w:rPr>
             </w:pPr>
-            <w:proofErr w:type="spellStart"/>
             <w:r>
               <w:rPr>
                 <w:rFonts w:ascii="Nirmala UI" w:hAnsi="Nirmala UI" w:cs="Nirmala UI"/>
@@ -2080,7 +1811,6 @@
               </w:rPr>
               <w:t>मतलब</w:t>
             </w:r>
-            <w:proofErr w:type="spellEnd"/>
           </w:p>
         </w:tc>
       </w:tr>
@@ -2111,36 +1841,30 @@
             <w:hideMark/>
           </w:tcPr>
           <w:p>
-            <w:proofErr w:type="spellStart"/>
             <w:r>
               <w:rPr>
                 <w:rFonts w:ascii="Nirmala UI" w:hAnsi="Nirmala UI" w:cs="Nirmala UI"/>
               </w:rPr>
               <w:t>जब</w:t>
             </w:r>
-            <w:proofErr w:type="spellEnd"/>
             <w:r>
               <w:t xml:space="preserve"> </w:t>
             </w:r>
-            <w:proofErr w:type="spellStart"/>
             <w:r>
               <w:rPr>
                 <w:rFonts w:ascii="Nirmala UI" w:hAnsi="Nirmala UI" w:cs="Nirmala UI"/>
               </w:rPr>
               <w:t>कोई</w:t>
             </w:r>
-            <w:proofErr w:type="spellEnd"/>
             <w:r>
               <w:t xml:space="preserve"> HTTP request </w:t>
             </w:r>
-            <w:proofErr w:type="spellStart"/>
             <w:r>
               <w:rPr>
                 <w:rFonts w:ascii="Nirmala UI" w:hAnsi="Nirmala UI" w:cs="Nirmala UI"/>
               </w:rPr>
               <w:t>आए</w:t>
             </w:r>
-            <w:proofErr w:type="spellEnd"/>
           </w:p>
         </w:tc>
       </w:tr>
@@ -2174,33 +1898,21 @@
             <w:r>
               <w:t xml:space="preserve">Scheduled time </w:t>
             </w:r>
-            <w:proofErr w:type="spellStart"/>
             <w:r>
               <w:rPr>
                 <w:rFonts w:ascii="Nirmala UI" w:hAnsi="Nirmala UI" w:cs="Nirmala UI"/>
               </w:rPr>
               <w:t>पर</w:t>
             </w:r>
-            <w:proofErr w:type="spellEnd"/>
-            <w:r>
-              <w:t xml:space="preserve"> (</w:t>
-            </w:r>
-            <w:proofErr w:type="spellStart"/>
-            <w:r>
-              <w:t>cron</w:t>
-            </w:r>
-            <w:proofErr w:type="spellEnd"/>
-            <w:r>
-              <w:t xml:space="preserve"> </w:t>
-            </w:r>
-            <w:proofErr w:type="spellStart"/>
+            <w:r>
+              <w:t xml:space="preserve"> (cron </w:t>
+            </w:r>
             <w:r>
               <w:rPr>
                 <w:rFonts w:ascii="Nirmala UI" w:hAnsi="Nirmala UI" w:cs="Nirmala UI"/>
               </w:rPr>
               <w:t>जैसे</w:t>
             </w:r>
-            <w:proofErr w:type="spellEnd"/>
             <w:r>
               <w:t>)</w:t>
             </w:r>
@@ -2234,47 +1946,39 @@
             <w:hideMark/>
           </w:tcPr>
           <w:p>
-            <w:proofErr w:type="spellStart"/>
             <w:r>
               <w:rPr>
                 <w:rFonts w:ascii="Nirmala UI" w:hAnsi="Nirmala UI" w:cs="Nirmala UI"/>
               </w:rPr>
               <w:t>जब</w:t>
             </w:r>
-            <w:proofErr w:type="spellEnd"/>
             <w:r>
               <w:t xml:space="preserve"> </w:t>
             </w:r>
-            <w:proofErr w:type="spellStart"/>
             <w:r>
               <w:rPr>
                 <w:rFonts w:ascii="Nirmala UI" w:hAnsi="Nirmala UI" w:cs="Nirmala UI"/>
               </w:rPr>
               <w:t>कोई</w:t>
             </w:r>
-            <w:proofErr w:type="spellEnd"/>
             <w:r>
               <w:t xml:space="preserve"> file Azure Blob Storage </w:t>
             </w:r>
-            <w:proofErr w:type="spellStart"/>
             <w:r>
               <w:rPr>
                 <w:rFonts w:ascii="Nirmala UI" w:hAnsi="Nirmala UI" w:cs="Nirmala UI"/>
               </w:rPr>
               <w:t>में</w:t>
             </w:r>
-            <w:proofErr w:type="spellEnd"/>
             <w:r>
               <w:t xml:space="preserve"> </w:t>
             </w:r>
-            <w:proofErr w:type="spellStart"/>
             <w:r>
               <w:rPr>
                 <w:rFonts w:ascii="Nirmala UI" w:hAnsi="Nirmala UI" w:cs="Nirmala UI"/>
               </w:rPr>
               <w:t>आए</w:t>
             </w:r>
-            <w:proofErr w:type="spellEnd"/>
           </w:p>
         </w:tc>
       </w:tr>
@@ -2305,47 +2009,39 @@
             <w:hideMark/>
           </w:tcPr>
           <w:p>
-            <w:proofErr w:type="spellStart"/>
             <w:r>
               <w:rPr>
                 <w:rFonts w:ascii="Nirmala UI" w:hAnsi="Nirmala UI" w:cs="Nirmala UI"/>
               </w:rPr>
               <w:t>जब</w:t>
             </w:r>
-            <w:proofErr w:type="spellEnd"/>
             <w:r>
               <w:t xml:space="preserve"> Azure Queue </w:t>
             </w:r>
-            <w:proofErr w:type="spellStart"/>
             <w:r>
               <w:rPr>
                 <w:rFonts w:ascii="Nirmala UI" w:hAnsi="Nirmala UI" w:cs="Nirmala UI"/>
               </w:rPr>
               <w:t>में</w:t>
             </w:r>
-            <w:proofErr w:type="spellEnd"/>
             <w:r>
               <w:t xml:space="preserve"> </w:t>
             </w:r>
-            <w:proofErr w:type="spellStart"/>
             <w:r>
               <w:rPr>
                 <w:rFonts w:ascii="Nirmala UI" w:hAnsi="Nirmala UI" w:cs="Nirmala UI"/>
               </w:rPr>
               <w:t>नया</w:t>
             </w:r>
-            <w:proofErr w:type="spellEnd"/>
             <w:r>
               <w:t xml:space="preserve"> message </w:t>
             </w:r>
-            <w:proofErr w:type="spellStart"/>
             <w:r>
               <w:rPr>
                 <w:rFonts w:ascii="Nirmala UI" w:hAnsi="Nirmala UI" w:cs="Nirmala UI"/>
               </w:rPr>
               <w:t>आए</w:t>
             </w:r>
-            <w:proofErr w:type="spellEnd"/>
           </w:p>
         </w:tc>
       </w:tr>
@@ -2376,36 +2072,30 @@
             <w:hideMark/>
           </w:tcPr>
           <w:p>
-            <w:proofErr w:type="spellStart"/>
             <w:r>
               <w:rPr>
                 <w:rFonts w:ascii="Nirmala UI" w:hAnsi="Nirmala UI" w:cs="Nirmala UI"/>
               </w:rPr>
               <w:t>जब</w:t>
             </w:r>
-            <w:proofErr w:type="spellEnd"/>
             <w:r>
               <w:t xml:space="preserve"> </w:t>
             </w:r>
-            <w:proofErr w:type="spellStart"/>
             <w:r>
               <w:rPr>
                 <w:rFonts w:ascii="Nirmala UI" w:hAnsi="Nirmala UI" w:cs="Nirmala UI"/>
               </w:rPr>
               <w:t>कोई</w:t>
             </w:r>
-            <w:proofErr w:type="spellEnd"/>
             <w:r>
               <w:t xml:space="preserve"> Event Grid event </w:t>
             </w:r>
-            <w:proofErr w:type="spellStart"/>
             <w:r>
               <w:rPr>
                 <w:rFonts w:ascii="Nirmala UI" w:hAnsi="Nirmala UI" w:cs="Nirmala UI"/>
               </w:rPr>
               <w:t>आए</w:t>
             </w:r>
-            <w:proofErr w:type="spellEnd"/>
           </w:p>
         </w:tc>
       </w:tr>
@@ -2436,47 +2126,39 @@
             <w:hideMark/>
           </w:tcPr>
           <w:p>
-            <w:proofErr w:type="spellStart"/>
             <w:r>
               <w:rPr>
                 <w:rFonts w:ascii="Nirmala UI" w:hAnsi="Nirmala UI" w:cs="Nirmala UI"/>
               </w:rPr>
               <w:t>जब</w:t>
             </w:r>
-            <w:proofErr w:type="spellEnd"/>
             <w:r>
               <w:t xml:space="preserve"> Service Bus </w:t>
             </w:r>
-            <w:proofErr w:type="spellStart"/>
             <w:r>
               <w:rPr>
                 <w:rFonts w:ascii="Nirmala UI" w:hAnsi="Nirmala UI" w:cs="Nirmala UI"/>
               </w:rPr>
               <w:t>पर</w:t>
             </w:r>
-            <w:proofErr w:type="spellEnd"/>
             <w:r>
               <w:t xml:space="preserve"> </w:t>
             </w:r>
-            <w:proofErr w:type="spellStart"/>
             <w:r>
               <w:rPr>
                 <w:rFonts w:ascii="Nirmala UI" w:hAnsi="Nirmala UI" w:cs="Nirmala UI"/>
               </w:rPr>
               <w:t>नया</w:t>
             </w:r>
-            <w:proofErr w:type="spellEnd"/>
             <w:r>
               <w:t xml:space="preserve"> message </w:t>
             </w:r>
-            <w:proofErr w:type="spellStart"/>
             <w:r>
               <w:rPr>
                 <w:rFonts w:ascii="Nirmala UI" w:hAnsi="Nirmala UI" w:cs="Nirmala UI"/>
               </w:rPr>
               <w:t>हो</w:t>
             </w:r>
-            <w:proofErr w:type="spellEnd"/>
           </w:p>
         </w:tc>
       </w:tr>
@@ -2501,7 +2183,6 @@
           <w:b/>
           <w:bCs/>
         </w:rPr>
-        <w:lastRenderedPageBreak/>
         <w:t>🛠️</w:t>
       </w:r>
       <w:r>
@@ -2511,7 +2192,6 @@
         </w:rPr>
         <w:t xml:space="preserve"> Azure Function </w:t>
       </w:r>
-      <w:proofErr w:type="spellStart"/>
       <w:r>
         <w:rPr>
           <w:rFonts w:ascii="Nirmala UI" w:hAnsi="Nirmala UI" w:cs="Nirmala UI"/>
@@ -2520,15 +2200,13 @@
         </w:rPr>
         <w:t>कैसे</w:t>
       </w:r>
-      <w:proofErr w:type="spellEnd"/>
-      <w:r>
-        <w:rPr>
-          <w:b/>
-          <w:bCs/>
-        </w:rPr>
-        <w:t xml:space="preserve"> </w:t>
-      </w:r>
-      <w:proofErr w:type="spellStart"/>
+      <w:r>
+        <w:rPr>
+          <w:b/>
+          <w:bCs/>
+        </w:rPr>
+        <w:t xml:space="preserve"> </w:t>
+      </w:r>
       <w:r>
         <w:rPr>
           <w:rFonts w:ascii="Nirmala UI" w:hAnsi="Nirmala UI" w:cs="Nirmala UI"/>
@@ -2537,15 +2215,13 @@
         </w:rPr>
         <w:t>बनाते</w:t>
       </w:r>
-      <w:proofErr w:type="spellEnd"/>
-      <w:r>
-        <w:rPr>
-          <w:b/>
-          <w:bCs/>
-        </w:rPr>
-        <w:t xml:space="preserve"> </w:t>
-      </w:r>
-      <w:proofErr w:type="spellStart"/>
+      <w:r>
+        <w:rPr>
+          <w:b/>
+          <w:bCs/>
+        </w:rPr>
+        <w:t xml:space="preserve"> </w:t>
+      </w:r>
       <w:r>
         <w:rPr>
           <w:rFonts w:ascii="Nirmala UI" w:hAnsi="Nirmala UI" w:cs="Nirmala UI"/>
@@ -2554,7 +2230,6 @@
         </w:rPr>
         <w:t>हैं</w:t>
       </w:r>
-      <w:proofErr w:type="spellEnd"/>
       <w:r>
         <w:rPr>
           <w:b/>
@@ -2585,7 +2260,6 @@
         </w:rPr>
         <w:t xml:space="preserve"> Portal </w:t>
       </w:r>
-      <w:proofErr w:type="spellStart"/>
       <w:r>
         <w:rPr>
           <w:rFonts w:ascii="Nirmala UI" w:hAnsi="Nirmala UI" w:cs="Nirmala UI"/>
@@ -2594,7 +2268,6 @@
         </w:rPr>
         <w:t>से</w:t>
       </w:r>
-      <w:proofErr w:type="spellEnd"/>
       <w:r>
         <w:rPr>
           <w:b/>
@@ -2613,25 +2286,21 @@
       <w:r>
         <w:t xml:space="preserve">Azure Portal </w:t>
       </w:r>
-      <w:proofErr w:type="spellStart"/>
       <w:r>
         <w:rPr>
           <w:rFonts w:ascii="Nirmala UI" w:hAnsi="Nirmala UI" w:cs="Nirmala UI"/>
         </w:rPr>
         <w:t>पर</w:t>
       </w:r>
-      <w:proofErr w:type="spellEnd"/>
-      <w:r>
-        <w:t xml:space="preserve"> </w:t>
-      </w:r>
-      <w:proofErr w:type="spellStart"/>
+      <w:r>
+        <w:t xml:space="preserve"> </w:t>
+      </w:r>
       <w:r>
         <w:rPr>
           <w:rFonts w:ascii="Nirmala UI" w:hAnsi="Nirmala UI" w:cs="Nirmala UI"/>
         </w:rPr>
         <w:t>जाएं</w:t>
       </w:r>
-      <w:proofErr w:type="spellEnd"/>
     </w:p>
     <w:p>
       <w:pPr>
@@ -2658,25 +2327,21 @@
       <w:r>
         <w:t xml:space="preserve">Code </w:t>
       </w:r>
-      <w:proofErr w:type="spellStart"/>
       <w:r>
         <w:rPr>
           <w:rFonts w:ascii="Nirmala UI" w:hAnsi="Nirmala UI" w:cs="Nirmala UI"/>
         </w:rPr>
         <w:t>या</w:t>
       </w:r>
-      <w:proofErr w:type="spellEnd"/>
       <w:r>
         <w:t xml:space="preserve"> Docker container </w:t>
       </w:r>
-      <w:proofErr w:type="spellStart"/>
       <w:r>
         <w:rPr>
           <w:rFonts w:ascii="Nirmala UI" w:hAnsi="Nirmala UI" w:cs="Nirmala UI"/>
         </w:rPr>
         <w:t>चुने</w:t>
       </w:r>
-      <w:proofErr w:type="spellEnd"/>
     </w:p>
     <w:p>
       <w:pPr>
@@ -2686,35 +2351,23 @@
         </w:numPr>
       </w:pPr>
       <w:r>
-        <w:t xml:space="preserve">Trigger type </w:t>
-      </w:r>
-      <w:proofErr w:type="gramStart"/>
-      <w:r>
-        <w:t>select</w:t>
-      </w:r>
-      <w:proofErr w:type="gramEnd"/>
-      <w:r>
-        <w:t xml:space="preserve"> </w:t>
-      </w:r>
-      <w:proofErr w:type="spellStart"/>
+        <w:t xml:space="preserve">Trigger type select </w:t>
+      </w:r>
       <w:r>
         <w:rPr>
           <w:rFonts w:ascii="Nirmala UI" w:hAnsi="Nirmala UI" w:cs="Nirmala UI"/>
         </w:rPr>
         <w:t>करें</w:t>
       </w:r>
-      <w:proofErr w:type="spellEnd"/>
       <w:r>
         <w:t xml:space="preserve"> (</w:t>
       </w:r>
-      <w:proofErr w:type="spellStart"/>
       <w:r>
         <w:rPr>
           <w:rFonts w:ascii="Nirmala UI" w:hAnsi="Nirmala UI" w:cs="Nirmala UI"/>
         </w:rPr>
         <w:t>जैसे</w:t>
       </w:r>
-      <w:proofErr w:type="spellEnd"/>
       <w:r>
         <w:t xml:space="preserve"> HTTP)</w:t>
       </w:r>
@@ -2729,36 +2382,30 @@
       <w:r>
         <w:t xml:space="preserve">Code </w:t>
       </w:r>
-      <w:proofErr w:type="spellStart"/>
       <w:r>
         <w:rPr>
           <w:rFonts w:ascii="Nirmala UI" w:hAnsi="Nirmala UI" w:cs="Nirmala UI"/>
         </w:rPr>
         <w:t>लिखें</w:t>
       </w:r>
-      <w:proofErr w:type="spellEnd"/>
       <w:r>
         <w:t xml:space="preserve"> (inline </w:t>
       </w:r>
-      <w:proofErr w:type="spellStart"/>
       <w:r>
         <w:rPr>
           <w:rFonts w:ascii="Nirmala UI" w:hAnsi="Nirmala UI" w:cs="Nirmala UI"/>
         </w:rPr>
         <w:t>या</w:t>
       </w:r>
-      <w:proofErr w:type="spellEnd"/>
       <w:r>
         <w:t xml:space="preserve"> Git </w:t>
       </w:r>
-      <w:proofErr w:type="spellStart"/>
       <w:r>
         <w:rPr>
           <w:rFonts w:ascii="Nirmala UI" w:hAnsi="Nirmala UI" w:cs="Nirmala UI"/>
         </w:rPr>
         <w:t>से</w:t>
       </w:r>
-      <w:proofErr w:type="spellEnd"/>
       <w:r>
         <w:t>)</w:t>
       </w:r>
@@ -2785,7 +2432,6 @@
         </w:rPr>
         <w:t xml:space="preserve"> VS Code </w:t>
       </w:r>
-      <w:proofErr w:type="spellStart"/>
       <w:r>
         <w:rPr>
           <w:rFonts w:ascii="Nirmala UI" w:hAnsi="Nirmala UI" w:cs="Nirmala UI"/>
@@ -2794,7 +2440,6 @@
         </w:rPr>
         <w:t>से</w:t>
       </w:r>
-      <w:proofErr w:type="spellEnd"/>
       <w:r>
         <w:rPr>
           <w:b/>
@@ -2813,14 +2458,12 @@
       <w:r>
         <w:t xml:space="preserve">Azure Functions Extension install </w:t>
       </w:r>
-      <w:proofErr w:type="spellStart"/>
       <w:r>
         <w:rPr>
           <w:rFonts w:ascii="Nirmala UI" w:hAnsi="Nirmala UI" w:cs="Nirmala UI"/>
         </w:rPr>
         <w:t>करें</w:t>
       </w:r>
-      <w:proofErr w:type="spellEnd"/>
     </w:p>
     <w:p>
       <w:pPr>
@@ -2832,14 +2475,12 @@
       <w:r>
         <w:t xml:space="preserve">Project initialize </w:t>
       </w:r>
-      <w:proofErr w:type="spellStart"/>
       <w:r>
         <w:rPr>
           <w:rFonts w:ascii="Nirmala UI" w:hAnsi="Nirmala UI" w:cs="Nirmala UI"/>
         </w:rPr>
         <w:t>करें</w:t>
       </w:r>
-      <w:proofErr w:type="spellEnd"/>
     </w:p>
     <w:p>
       <w:pPr>
@@ -2851,36 +2492,30 @@
       <w:r>
         <w:t xml:space="preserve">Function </w:t>
       </w:r>
-      <w:proofErr w:type="spellStart"/>
       <w:r>
         <w:rPr>
           <w:rFonts w:ascii="Nirmala UI" w:hAnsi="Nirmala UI" w:cs="Nirmala UI"/>
         </w:rPr>
         <w:t>बनाएं</w:t>
       </w:r>
-      <w:proofErr w:type="spellEnd"/>
-      <w:r>
-        <w:t xml:space="preserve"> </w:t>
-      </w:r>
-      <w:proofErr w:type="spellStart"/>
+      <w:r>
+        <w:t xml:space="preserve"> </w:t>
+      </w:r>
       <w:r>
         <w:rPr>
           <w:rFonts w:ascii="Nirmala UI" w:hAnsi="Nirmala UI" w:cs="Nirmala UI"/>
         </w:rPr>
         <w:t>और</w:t>
       </w:r>
-      <w:proofErr w:type="spellEnd"/>
       <w:r>
         <w:t xml:space="preserve"> local run </w:t>
       </w:r>
-      <w:proofErr w:type="spellStart"/>
       <w:r>
         <w:rPr>
           <w:rFonts w:ascii="Nirmala UI" w:hAnsi="Nirmala UI" w:cs="Nirmala UI"/>
         </w:rPr>
         <w:t>करें</w:t>
       </w:r>
-      <w:proofErr w:type="spellEnd"/>
     </w:p>
     <w:p>
       <w:pPr>
@@ -2892,25 +2527,21 @@
       <w:r>
         <w:t xml:space="preserve">Azure </w:t>
       </w:r>
-      <w:proofErr w:type="spellStart"/>
       <w:r>
         <w:rPr>
           <w:rFonts w:ascii="Nirmala UI" w:hAnsi="Nirmala UI" w:cs="Nirmala UI"/>
         </w:rPr>
         <w:t>में</w:t>
       </w:r>
-      <w:proofErr w:type="spellEnd"/>
       <w:r>
         <w:t xml:space="preserve"> deploy </w:t>
       </w:r>
-      <w:proofErr w:type="spellStart"/>
       <w:r>
         <w:rPr>
           <w:rFonts w:ascii="Nirmala UI" w:hAnsi="Nirmala UI" w:cs="Nirmala UI"/>
         </w:rPr>
         <w:t>करें</w:t>
       </w:r>
-      <w:proofErr w:type="spellEnd"/>
     </w:p>
     <w:p>
       <w:r>
@@ -2941,7 +2572,6 @@
         </w:rPr>
         <w:t xml:space="preserve"> Costing Model (</w:t>
       </w:r>
-      <w:proofErr w:type="spellStart"/>
       <w:r>
         <w:rPr>
           <w:rFonts w:ascii="Nirmala UI" w:hAnsi="Nirmala UI" w:cs="Nirmala UI"/>
@@ -2950,15 +2580,13 @@
         </w:rPr>
         <w:t>क्यों</w:t>
       </w:r>
-      <w:proofErr w:type="spellEnd"/>
-      <w:r>
-        <w:rPr>
-          <w:b/>
-          <w:bCs/>
-        </w:rPr>
-        <w:t xml:space="preserve"> </w:t>
-      </w:r>
-      <w:proofErr w:type="spellStart"/>
+      <w:r>
+        <w:rPr>
+          <w:b/>
+          <w:bCs/>
+        </w:rPr>
+        <w:t xml:space="preserve"> </w:t>
+      </w:r>
       <w:r>
         <w:rPr>
           <w:rFonts w:ascii="Nirmala UI" w:hAnsi="Nirmala UI" w:cs="Nirmala UI"/>
@@ -2967,15 +2595,13 @@
         </w:rPr>
         <w:t>सस्ता</w:t>
       </w:r>
-      <w:proofErr w:type="spellEnd"/>
-      <w:r>
-        <w:rPr>
-          <w:b/>
-          <w:bCs/>
-        </w:rPr>
-        <w:t xml:space="preserve"> </w:t>
-      </w:r>
-      <w:proofErr w:type="spellStart"/>
+      <w:r>
+        <w:rPr>
+          <w:b/>
+          <w:bCs/>
+        </w:rPr>
+        <w:t xml:space="preserve"> </w:t>
+      </w:r>
       <w:r>
         <w:rPr>
           <w:rFonts w:ascii="Nirmala UI" w:hAnsi="Nirmala UI" w:cs="Nirmala UI"/>
@@ -2984,7 +2610,6 @@
         </w:rPr>
         <w:t>है</w:t>
       </w:r>
-      <w:proofErr w:type="spellEnd"/>
       <w:r>
         <w:rPr>
           <w:b/>
@@ -3010,118 +2635,92 @@
       <w:r>
         <w:t xml:space="preserve"> </w:t>
       </w:r>
-      <w:proofErr w:type="spellStart"/>
       <w:r>
         <w:rPr>
           <w:rFonts w:ascii="Nirmala UI" w:hAnsi="Nirmala UI" w:cs="Nirmala UI"/>
         </w:rPr>
         <w:t>आप</w:t>
       </w:r>
-      <w:proofErr w:type="spellEnd"/>
-      <w:r>
-        <w:t xml:space="preserve"> </w:t>
-      </w:r>
-      <w:proofErr w:type="spellStart"/>
+      <w:r>
+        <w:t xml:space="preserve"> </w:t>
+      </w:r>
       <w:r>
         <w:rPr>
           <w:rFonts w:ascii="Nirmala UI" w:hAnsi="Nirmala UI" w:cs="Nirmala UI"/>
         </w:rPr>
         <w:t>सिर्फ</w:t>
       </w:r>
-      <w:proofErr w:type="spellEnd"/>
-      <w:r>
-        <w:t xml:space="preserve"> </w:t>
-      </w:r>
-      <w:proofErr w:type="spellStart"/>
+      <w:r>
+        <w:t xml:space="preserve"> </w:t>
+      </w:r>
       <w:r>
         <w:rPr>
           <w:rFonts w:ascii="Nirmala UI" w:hAnsi="Nirmala UI" w:cs="Nirmala UI"/>
         </w:rPr>
         <w:t>उतना</w:t>
       </w:r>
-      <w:proofErr w:type="spellEnd"/>
-      <w:r>
-        <w:t xml:space="preserve"> </w:t>
-      </w:r>
-      <w:proofErr w:type="spellStart"/>
+      <w:r>
+        <w:t xml:space="preserve"> </w:t>
+      </w:r>
       <w:r>
         <w:rPr>
           <w:rFonts w:ascii="Nirmala UI" w:hAnsi="Nirmala UI" w:cs="Nirmala UI"/>
         </w:rPr>
         <w:t>ही</w:t>
       </w:r>
-      <w:proofErr w:type="spellEnd"/>
-      <w:r>
-        <w:t xml:space="preserve"> </w:t>
-      </w:r>
-      <w:proofErr w:type="spellStart"/>
+      <w:r>
+        <w:t xml:space="preserve"> </w:t>
+      </w:r>
       <w:r>
         <w:rPr>
           <w:rFonts w:ascii="Nirmala UI" w:hAnsi="Nirmala UI" w:cs="Nirmala UI"/>
         </w:rPr>
         <w:t>पैसा</w:t>
       </w:r>
-      <w:proofErr w:type="spellEnd"/>
-      <w:r>
-        <w:t xml:space="preserve"> </w:t>
-      </w:r>
-      <w:proofErr w:type="spellStart"/>
+      <w:r>
+        <w:t xml:space="preserve"> </w:t>
+      </w:r>
       <w:r>
         <w:rPr>
           <w:rFonts w:ascii="Nirmala UI" w:hAnsi="Nirmala UI" w:cs="Nirmala UI"/>
         </w:rPr>
         <w:t>देते</w:t>
       </w:r>
-      <w:proofErr w:type="spellEnd"/>
-      <w:r>
-        <w:t xml:space="preserve"> </w:t>
-      </w:r>
-      <w:proofErr w:type="spellStart"/>
+      <w:r>
+        <w:t xml:space="preserve"> </w:t>
+      </w:r>
       <w:r>
         <w:rPr>
           <w:rFonts w:ascii="Nirmala UI" w:hAnsi="Nirmala UI" w:cs="Nirmala UI"/>
         </w:rPr>
         <w:t>हैं</w:t>
       </w:r>
-      <w:proofErr w:type="spellEnd"/>
-      <w:r>
-        <w:t xml:space="preserve"> </w:t>
-      </w:r>
-      <w:proofErr w:type="spellStart"/>
+      <w:r>
+        <w:t xml:space="preserve"> </w:t>
+      </w:r>
       <w:r>
         <w:rPr>
           <w:rFonts w:ascii="Nirmala UI" w:hAnsi="Nirmala UI" w:cs="Nirmala UI"/>
         </w:rPr>
         <w:t>जितनी</w:t>
       </w:r>
-      <w:proofErr w:type="spellEnd"/>
-      <w:r>
-        <w:t xml:space="preserve"> </w:t>
-      </w:r>
-      <w:proofErr w:type="spellStart"/>
+      <w:r>
+        <w:t xml:space="preserve"> </w:t>
+      </w:r>
       <w:r>
         <w:rPr>
           <w:rFonts w:ascii="Nirmala UI" w:hAnsi="Nirmala UI" w:cs="Nirmala UI"/>
         </w:rPr>
         <w:t>बार</w:t>
       </w:r>
-      <w:proofErr w:type="spellEnd"/>
       <w:r>
         <w:t xml:space="preserve"> function </w:t>
       </w:r>
-      <w:proofErr w:type="spellStart"/>
-      <w:r>
-        <w:rPr>
-          <w:rFonts w:ascii="Nirmala UI" w:hAnsi="Nirmala UI" w:cs="Nirmala UI"/>
-        </w:rPr>
-        <w:t>चला</w:t>
-      </w:r>
-      <w:proofErr w:type="spellEnd"/>
-      <w:r>
-        <w:rPr>
-          <w:rFonts w:ascii="Nirmala UI" w:hAnsi="Nirmala UI" w:cs="Nirmala UI"/>
-        </w:rPr>
-        <w:t>।</w:t>
+      <w:r>
+        <w:rPr>
+          <w:rFonts w:ascii="Nirmala UI" w:hAnsi="Nirmala UI" w:cs="Nirmala UI"/>
+        </w:rPr>
+        <w:t>चला।</w:t>
       </w:r>
     </w:p>
     <w:p>
@@ -3132,54 +2731,41 @@
         </w:numPr>
       </w:pPr>
       <w:r>
+        <w:lastRenderedPageBreak/>
         <w:t xml:space="preserve">Idle </w:t>
       </w:r>
-      <w:proofErr w:type="spellStart"/>
       <w:r>
         <w:rPr>
           <w:rFonts w:ascii="Nirmala UI" w:hAnsi="Nirmala UI" w:cs="Nirmala UI"/>
         </w:rPr>
         <w:t>समय</w:t>
       </w:r>
-      <w:proofErr w:type="spellEnd"/>
-      <w:r>
-        <w:t xml:space="preserve"> </w:t>
-      </w:r>
-      <w:proofErr w:type="spellStart"/>
+      <w:r>
+        <w:t xml:space="preserve"> </w:t>
+      </w:r>
       <w:r>
         <w:rPr>
           <w:rFonts w:ascii="Nirmala UI" w:hAnsi="Nirmala UI" w:cs="Nirmala UI"/>
         </w:rPr>
         <w:t>का</w:t>
       </w:r>
-      <w:proofErr w:type="spellEnd"/>
-      <w:r>
-        <w:t xml:space="preserve"> </w:t>
-      </w:r>
-      <w:proofErr w:type="spellStart"/>
+      <w:r>
+        <w:t xml:space="preserve"> </w:t>
+      </w:r>
       <w:r>
         <w:rPr>
           <w:rFonts w:ascii="Nirmala UI" w:hAnsi="Nirmala UI" w:cs="Nirmala UI"/>
         </w:rPr>
         <w:t>कोई</w:t>
       </w:r>
-      <w:proofErr w:type="spellEnd"/>
       <w:r>
         <w:t xml:space="preserve"> charge </w:t>
       </w:r>
-      <w:proofErr w:type="spellStart"/>
-      <w:r>
-        <w:rPr>
-          <w:rFonts w:ascii="Nirmala UI" w:hAnsi="Nirmala UI" w:cs="Nirmala UI"/>
-        </w:rPr>
-        <w:t>नहीं</w:t>
-      </w:r>
-      <w:proofErr w:type="spellEnd"/>
-      <w:r>
-        <w:rPr>
-          <w:rFonts w:ascii="Nirmala UI" w:hAnsi="Nirmala UI" w:cs="Nirmala UI"/>
-        </w:rPr>
-        <w:t>।</w:t>
+      <w:r>
+        <w:rPr>
+          <w:rFonts w:ascii="Nirmala UI" w:hAnsi="Nirmala UI" w:cs="Nirmala UI"/>
+        </w:rPr>
+        <w:t>नहीं।</w:t>
       </w:r>
     </w:p>
     <w:p>
@@ -3192,85 +2778,65 @@
       <w:r>
         <w:t xml:space="preserve">Scale automatically </w:t>
       </w:r>
-      <w:proofErr w:type="spellStart"/>
       <w:r>
         <w:rPr>
           <w:rFonts w:ascii="Nirmala UI" w:hAnsi="Nirmala UI" w:cs="Nirmala UI"/>
         </w:rPr>
         <w:t>होता</w:t>
       </w:r>
-      <w:proofErr w:type="spellEnd"/>
-      <w:r>
-        <w:t xml:space="preserve"> </w:t>
-      </w:r>
-      <w:proofErr w:type="spellStart"/>
+      <w:r>
+        <w:t xml:space="preserve"> </w:t>
+      </w:r>
       <w:r>
         <w:rPr>
           <w:rFonts w:ascii="Nirmala UI" w:hAnsi="Nirmala UI" w:cs="Nirmala UI"/>
         </w:rPr>
         <w:t>है</w:t>
       </w:r>
-      <w:proofErr w:type="spellEnd"/>
       <w:r>
         <w:t xml:space="preserve"> — </w:t>
       </w:r>
-      <w:proofErr w:type="spellStart"/>
       <w:r>
         <w:rPr>
           <w:rFonts w:ascii="Nirmala UI" w:hAnsi="Nirmala UI" w:cs="Nirmala UI"/>
         </w:rPr>
         <w:t>कोई</w:t>
       </w:r>
-      <w:proofErr w:type="spellEnd"/>
       <w:r>
         <w:t xml:space="preserve"> load </w:t>
       </w:r>
-      <w:proofErr w:type="spellStart"/>
       <w:r>
         <w:rPr>
           <w:rFonts w:ascii="Nirmala UI" w:hAnsi="Nirmala UI" w:cs="Nirmala UI"/>
         </w:rPr>
         <w:t>हो</w:t>
       </w:r>
-      <w:proofErr w:type="spellEnd"/>
-      <w:r>
-        <w:t xml:space="preserve"> </w:t>
-      </w:r>
-      <w:proofErr w:type="spellStart"/>
+      <w:r>
+        <w:t xml:space="preserve"> </w:t>
+      </w:r>
       <w:r>
         <w:rPr>
           <w:rFonts w:ascii="Nirmala UI" w:hAnsi="Nirmala UI" w:cs="Nirmala UI"/>
         </w:rPr>
         <w:t>या</w:t>
       </w:r>
-      <w:proofErr w:type="spellEnd"/>
-      <w:r>
-        <w:t xml:space="preserve"> </w:t>
-      </w:r>
-      <w:proofErr w:type="spellStart"/>
+      <w:r>
+        <w:t xml:space="preserve"> </w:t>
+      </w:r>
       <w:r>
         <w:rPr>
           <w:rFonts w:ascii="Nirmala UI" w:hAnsi="Nirmala UI" w:cs="Nirmala UI"/>
         </w:rPr>
         <w:t>ना</w:t>
       </w:r>
-      <w:proofErr w:type="spellEnd"/>
-      <w:r>
-        <w:t xml:space="preserve"> </w:t>
-      </w:r>
-      <w:proofErr w:type="spellStart"/>
-      <w:r>
-        <w:rPr>
-          <w:rFonts w:ascii="Nirmala UI" w:hAnsi="Nirmala UI" w:cs="Nirmala UI"/>
-        </w:rPr>
-        <w:t>हो</w:t>
-      </w:r>
-      <w:proofErr w:type="spellEnd"/>
-      <w:r>
-        <w:rPr>
-          <w:rFonts w:ascii="Nirmala UI" w:hAnsi="Nirmala UI" w:cs="Nirmala UI"/>
-        </w:rPr>
-        <w:t>।</w:t>
+      <w:r>
+        <w:t xml:space="preserve"> </w:t>
+      </w:r>
+      <w:r>
+        <w:rPr>
+          <w:rFonts w:ascii="Nirmala UI" w:hAnsi="Nirmala UI" w:cs="Nirmala UI"/>
+        </w:rPr>
+        <w:t>हो।</w:t>
       </w:r>
     </w:p>
     <w:p>
@@ -3313,14 +2879,12 @@
       <w:r>
         <w:t xml:space="preserve">Function </w:t>
       </w:r>
-      <w:proofErr w:type="spellStart"/>
       <w:r>
         <w:rPr>
           <w:rFonts w:ascii="Nirmala UI" w:hAnsi="Nirmala UI" w:cs="Nirmala UI"/>
         </w:rPr>
         <w:t>पर</w:t>
       </w:r>
-      <w:proofErr w:type="spellEnd"/>
       <w:r>
         <w:t xml:space="preserve"> </w:t>
       </w:r>
@@ -3334,63 +2898,47 @@
       <w:r>
         <w:t xml:space="preserve"> </w:t>
       </w:r>
-      <w:proofErr w:type="spellStart"/>
       <w:r>
         <w:rPr>
           <w:rFonts w:ascii="Nirmala UI" w:hAnsi="Nirmala UI" w:cs="Nirmala UI"/>
         </w:rPr>
         <w:t>लागू</w:t>
       </w:r>
-      <w:proofErr w:type="spellEnd"/>
-      <w:r>
-        <w:t xml:space="preserve"> </w:t>
-      </w:r>
-      <w:proofErr w:type="spellStart"/>
+      <w:r>
+        <w:t xml:space="preserve"> </w:t>
+      </w:r>
       <w:r>
         <w:rPr>
           <w:rFonts w:ascii="Nirmala UI" w:hAnsi="Nirmala UI" w:cs="Nirmala UI"/>
         </w:rPr>
         <w:t>किया</w:t>
       </w:r>
-      <w:proofErr w:type="spellEnd"/>
-      <w:r>
-        <w:t xml:space="preserve"> </w:t>
-      </w:r>
-      <w:proofErr w:type="spellStart"/>
+      <w:r>
+        <w:t xml:space="preserve"> </w:t>
+      </w:r>
       <w:r>
         <w:rPr>
           <w:rFonts w:ascii="Nirmala UI" w:hAnsi="Nirmala UI" w:cs="Nirmala UI"/>
         </w:rPr>
         <w:t>जा</w:t>
       </w:r>
-      <w:proofErr w:type="spellEnd"/>
-      <w:r>
-        <w:t xml:space="preserve"> </w:t>
-      </w:r>
-      <w:proofErr w:type="spellStart"/>
+      <w:r>
+        <w:t xml:space="preserve"> </w:t>
+      </w:r>
       <w:r>
         <w:rPr>
           <w:rFonts w:ascii="Nirmala UI" w:hAnsi="Nirmala UI" w:cs="Nirmala UI"/>
         </w:rPr>
         <w:t>सकता</w:t>
       </w:r>
-      <w:proofErr w:type="spellEnd"/>
-      <w:r>
-        <w:t xml:space="preserve"> </w:t>
-      </w:r>
-      <w:proofErr w:type="spellStart"/>
-      <w:r>
-        <w:rPr>
-          <w:rFonts w:ascii="Nirmala UI" w:hAnsi="Nirmala UI" w:cs="Nirmala UI"/>
-        </w:rPr>
-        <w:t>है</w:t>
-      </w:r>
-      <w:proofErr w:type="spellEnd"/>
-      <w:r>
-        <w:rPr>
-          <w:rFonts w:ascii="Nirmala UI" w:hAnsi="Nirmala UI" w:cs="Nirmala UI"/>
-        </w:rPr>
-        <w:t>।</w:t>
+      <w:r>
+        <w:t xml:space="preserve"> </w:t>
+      </w:r>
+      <w:r>
+        <w:rPr>
+          <w:rFonts w:ascii="Nirmala UI" w:hAnsi="Nirmala UI" w:cs="Nirmala UI"/>
+        </w:rPr>
+        <w:t>है।</w:t>
       </w:r>
     </w:p>
     <w:p>
@@ -3410,63 +2958,47 @@
       <w:r>
         <w:t xml:space="preserve"> </w:t>
       </w:r>
-      <w:proofErr w:type="spellStart"/>
       <w:r>
         <w:rPr>
           <w:rFonts w:ascii="Nirmala UI" w:hAnsi="Nirmala UI" w:cs="Nirmala UI"/>
         </w:rPr>
         <w:t>से</w:t>
       </w:r>
-      <w:proofErr w:type="spellEnd"/>
-      <w:r>
-        <w:t xml:space="preserve"> </w:t>
-      </w:r>
-      <w:proofErr w:type="spellStart"/>
+      <w:r>
+        <w:t xml:space="preserve"> </w:t>
+      </w:r>
       <w:r>
         <w:rPr>
           <w:rFonts w:ascii="Nirmala UI" w:hAnsi="Nirmala UI" w:cs="Nirmala UI"/>
         </w:rPr>
         <w:t>आप</w:t>
       </w:r>
-      <w:proofErr w:type="spellEnd"/>
       <w:r>
         <w:t xml:space="preserve"> Azure services securely access </w:t>
       </w:r>
-      <w:proofErr w:type="spellStart"/>
       <w:r>
         <w:rPr>
           <w:rFonts w:ascii="Nirmala UI" w:hAnsi="Nirmala UI" w:cs="Nirmala UI"/>
         </w:rPr>
         <w:t>कर</w:t>
       </w:r>
-      <w:proofErr w:type="spellEnd"/>
-      <w:r>
-        <w:t xml:space="preserve"> </w:t>
-      </w:r>
-      <w:proofErr w:type="spellStart"/>
+      <w:r>
+        <w:t xml:space="preserve"> </w:t>
+      </w:r>
       <w:r>
         <w:rPr>
           <w:rFonts w:ascii="Nirmala UI" w:hAnsi="Nirmala UI" w:cs="Nirmala UI"/>
         </w:rPr>
         <w:t>सकते</w:t>
       </w:r>
-      <w:proofErr w:type="spellEnd"/>
-      <w:r>
-        <w:t xml:space="preserve"> </w:t>
-      </w:r>
-      <w:proofErr w:type="spellStart"/>
-      <w:r>
-        <w:rPr>
-          <w:rFonts w:ascii="Nirmala UI" w:hAnsi="Nirmala UI" w:cs="Nirmala UI"/>
-        </w:rPr>
-        <w:t>हैं</w:t>
-      </w:r>
-      <w:proofErr w:type="spellEnd"/>
-      <w:r>
-        <w:rPr>
-          <w:rFonts w:ascii="Nirmala UI" w:hAnsi="Nirmala UI" w:cs="Nirmala UI"/>
-        </w:rPr>
-        <w:t>।</w:t>
+      <w:r>
+        <w:t xml:space="preserve"> </w:t>
+      </w:r>
+      <w:r>
+        <w:rPr>
+          <w:rFonts w:ascii="Nirmala UI" w:hAnsi="Nirmala UI" w:cs="Nirmala UI"/>
+        </w:rPr>
+        <w:t>हैं।</w:t>
       </w:r>
     </w:p>
     <w:p>
@@ -3486,30 +3018,20 @@
       <w:r>
         <w:t xml:space="preserve">, CORS policies </w:t>
       </w:r>
-      <w:proofErr w:type="spellStart"/>
       <w:r>
         <w:rPr>
           <w:rFonts w:ascii="Nirmala UI" w:hAnsi="Nirmala UI" w:cs="Nirmala UI"/>
         </w:rPr>
         <w:t>आदि</w:t>
       </w:r>
-      <w:proofErr w:type="spellEnd"/>
       <w:r>
         <w:t xml:space="preserve"> supported </w:t>
       </w:r>
-      <w:proofErr w:type="spellStart"/>
-      <w:r>
-        <w:rPr>
-          <w:rFonts w:ascii="Nirmala UI" w:hAnsi="Nirmala UI" w:cs="Nirmala UI"/>
-        </w:rPr>
-        <w:t>हैं</w:t>
-      </w:r>
-      <w:proofErr w:type="spellEnd"/>
-      <w:r>
-        <w:rPr>
-          <w:rFonts w:ascii="Nirmala UI" w:hAnsi="Nirmala UI" w:cs="Nirmala UI"/>
-        </w:rPr>
-        <w:t>।</w:t>
+      <w:r>
+        <w:rPr>
+          <w:rFonts w:ascii="Nirmala UI" w:hAnsi="Nirmala UI" w:cs="Nirmala UI"/>
+        </w:rPr>
+        <w:t>हैं।</w:t>
       </w:r>
     </w:p>
     <w:p>
@@ -3605,7 +3127,6 @@
               </w:rPr>
               <w:t xml:space="preserve">Azure Function </w:t>
             </w:r>
-            <w:proofErr w:type="spellStart"/>
             <w:r>
               <w:rPr>
                 <w:rFonts w:ascii="Nirmala UI" w:hAnsi="Nirmala UI" w:cs="Nirmala UI"/>
@@ -3614,7 +3135,6 @@
               </w:rPr>
               <w:t>कैसे</w:t>
             </w:r>
-            <w:proofErr w:type="spellEnd"/>
             <w:r>
               <w:rPr>
                 <w:b/>
@@ -3622,7 +3142,6 @@
               </w:rPr>
               <w:t xml:space="preserve"> </w:t>
             </w:r>
-            <w:proofErr w:type="spellStart"/>
             <w:r>
               <w:rPr>
                 <w:rFonts w:ascii="Nirmala UI" w:hAnsi="Nirmala UI" w:cs="Nirmala UI"/>
@@ -3631,7 +3150,6 @@
               </w:rPr>
               <w:t>मदद</w:t>
             </w:r>
-            <w:proofErr w:type="spellEnd"/>
             <w:r>
               <w:rPr>
                 <w:b/>
@@ -3639,7 +3157,6 @@
               </w:rPr>
               <w:t xml:space="preserve"> </w:t>
             </w:r>
-            <w:proofErr w:type="spellStart"/>
             <w:r>
               <w:rPr>
                 <w:rFonts w:ascii="Nirmala UI" w:hAnsi="Nirmala UI" w:cs="Nirmala UI"/>
@@ -3648,7 +3165,6 @@
               </w:rPr>
               <w:t>करता</w:t>
             </w:r>
-            <w:proofErr w:type="spellEnd"/>
             <w:r>
               <w:rPr>
                 <w:b/>
@@ -3656,7 +3172,6 @@
               </w:rPr>
               <w:t xml:space="preserve"> </w:t>
             </w:r>
-            <w:proofErr w:type="spellStart"/>
             <w:r>
               <w:rPr>
                 <w:rFonts w:ascii="Nirmala UI" w:hAnsi="Nirmala UI" w:cs="Nirmala UI"/>
@@ -3665,7 +3180,6 @@
               </w:rPr>
               <w:t>है</w:t>
             </w:r>
-            <w:proofErr w:type="spellEnd"/>
           </w:p>
         </w:tc>
       </w:tr>
@@ -3695,14 +3209,12 @@
             <w:r>
               <w:t xml:space="preserve">Blob Trigger → Watermark </w:t>
             </w:r>
-            <w:proofErr w:type="spellStart"/>
             <w:r>
               <w:rPr>
                 <w:rFonts w:ascii="Nirmala UI" w:hAnsi="Nirmala UI" w:cs="Nirmala UI"/>
               </w:rPr>
               <w:t>लगाओ</w:t>
             </w:r>
-            <w:proofErr w:type="spellEnd"/>
           </w:p>
         </w:tc>
       </w:tr>
@@ -3732,14 +3244,12 @@
             <w:r>
               <w:t xml:space="preserve">HTTP Trigger → Email </w:t>
             </w:r>
-            <w:proofErr w:type="spellStart"/>
             <w:r>
               <w:rPr>
                 <w:rFonts w:ascii="Nirmala UI" w:hAnsi="Nirmala UI" w:cs="Nirmala UI"/>
               </w:rPr>
               <w:t>भेजो</w:t>
             </w:r>
-            <w:proofErr w:type="spellEnd"/>
           </w:p>
         </w:tc>
       </w:tr>
@@ -3754,47 +3264,39 @@
             <w:hideMark/>
           </w:tcPr>
           <w:p>
-            <w:proofErr w:type="spellStart"/>
             <w:r>
               <w:rPr>
                 <w:rFonts w:ascii="Nirmala UI" w:hAnsi="Nirmala UI" w:cs="Nirmala UI"/>
               </w:rPr>
               <w:t>हर</w:t>
             </w:r>
-            <w:proofErr w:type="spellEnd"/>
             <w:r>
               <w:t xml:space="preserve"> 5 </w:t>
             </w:r>
-            <w:proofErr w:type="spellStart"/>
             <w:r>
               <w:rPr>
                 <w:rFonts w:ascii="Nirmala UI" w:hAnsi="Nirmala UI" w:cs="Nirmala UI"/>
               </w:rPr>
               <w:t>मिनट</w:t>
             </w:r>
-            <w:proofErr w:type="spellEnd"/>
             <w:r>
               <w:t xml:space="preserve"> </w:t>
             </w:r>
-            <w:proofErr w:type="spellStart"/>
             <w:r>
               <w:rPr>
                 <w:rFonts w:ascii="Nirmala UI" w:hAnsi="Nirmala UI" w:cs="Nirmala UI"/>
               </w:rPr>
               <w:t>में</w:t>
             </w:r>
-            <w:proofErr w:type="spellEnd"/>
             <w:r>
               <w:t xml:space="preserve"> task </w:t>
             </w:r>
-            <w:proofErr w:type="spellStart"/>
             <w:r>
               <w:rPr>
                 <w:rFonts w:ascii="Nirmala UI" w:hAnsi="Nirmala UI" w:cs="Nirmala UI"/>
               </w:rPr>
               <w:t>चलाना</w:t>
             </w:r>
-            <w:proofErr w:type="spellEnd"/>
           </w:p>
         </w:tc>
         <w:tc>
@@ -3807,14 +3309,12 @@
             <w:r>
               <w:t xml:space="preserve">Timer Trigger → Cleanup </w:t>
             </w:r>
-            <w:proofErr w:type="spellStart"/>
             <w:r>
               <w:rPr>
                 <w:rFonts w:ascii="Nirmala UI" w:hAnsi="Nirmala UI" w:cs="Nirmala UI"/>
               </w:rPr>
               <w:t>या</w:t>
             </w:r>
-            <w:proofErr w:type="spellEnd"/>
             <w:r>
               <w:t xml:space="preserve"> data sync</w:t>
             </w:r>
@@ -3833,36 +3333,23 @@
           </w:tcPr>
           <w:p>
             <w:r>
-              <w:lastRenderedPageBreak/>
               <w:t xml:space="preserve">Service Bus </w:t>
             </w:r>
-            <w:proofErr w:type="spellStart"/>
             <w:r>
               <w:rPr>
                 <w:rFonts w:ascii="Nirmala UI" w:hAnsi="Nirmala UI" w:cs="Nirmala UI"/>
               </w:rPr>
               <w:t>से</w:t>
             </w:r>
-            <w:proofErr w:type="spellEnd"/>
-            <w:r>
-              <w:t xml:space="preserve"> </w:t>
-            </w:r>
-            <w:proofErr w:type="spellStart"/>
-            <w:r>
-              <w:t>msg</w:t>
-            </w:r>
-            <w:proofErr w:type="spellEnd"/>
-            <w:r>
-              <w:t xml:space="preserve"> </w:t>
-            </w:r>
-            <w:proofErr w:type="spellStart"/>
+            <w:r>
+              <w:t xml:space="preserve"> msg </w:t>
+            </w:r>
             <w:r>
               <w:rPr>
                 <w:rFonts w:ascii="Nirmala UI" w:hAnsi="Nirmala UI" w:cs="Nirmala UI"/>
               </w:rPr>
               <w:t>आए</w:t>
             </w:r>
-            <w:proofErr w:type="spellEnd"/>
           </w:p>
         </w:tc>
         <w:tc>
@@ -3875,14 +3362,12 @@
             <w:r>
               <w:t xml:space="preserve">Service Bus Trigger → Process </w:t>
             </w:r>
-            <w:proofErr w:type="spellStart"/>
             <w:r>
               <w:rPr>
                 <w:rFonts w:ascii="Nirmala UI" w:hAnsi="Nirmala UI" w:cs="Nirmala UI"/>
               </w:rPr>
               <w:t>करो</w:t>
             </w:r>
-            <w:proofErr w:type="spellEnd"/>
           </w:p>
         </w:tc>
       </w:tr>
@@ -3916,7 +3401,6 @@
         </w:rPr>
         <w:t xml:space="preserve"> Azure Function vs App Service (</w:t>
       </w:r>
-      <w:proofErr w:type="spellStart"/>
       <w:r>
         <w:rPr>
           <w:rFonts w:ascii="Nirmala UI" w:hAnsi="Nirmala UI" w:cs="Nirmala UI"/>
@@ -3925,15 +3409,13 @@
         </w:rPr>
         <w:t>जल्दी</w:t>
       </w:r>
-      <w:proofErr w:type="spellEnd"/>
-      <w:r>
-        <w:rPr>
-          <w:b/>
-          <w:bCs/>
-        </w:rPr>
-        <w:t xml:space="preserve"> </w:t>
-      </w:r>
-      <w:proofErr w:type="spellStart"/>
+      <w:r>
+        <w:rPr>
+          <w:b/>
+          <w:bCs/>
+        </w:rPr>
+        <w:t xml:space="preserve"> </w:t>
+      </w:r>
       <w:r>
         <w:rPr>
           <w:rFonts w:ascii="Nirmala UI" w:hAnsi="Nirmala UI" w:cs="Nirmala UI"/>
@@ -3942,7 +3424,6 @@
         </w:rPr>
         <w:t>तुलना</w:t>
       </w:r>
-      <w:proofErr w:type="spellEnd"/>
       <w:r>
         <w:rPr>
           <w:b/>
@@ -4234,7 +3715,6 @@
         </w:rPr>
         <w:t xml:space="preserve"> </w:t>
       </w:r>
-      <w:proofErr w:type="spellStart"/>
       <w:r>
         <w:rPr>
           <w:rFonts w:ascii="Nirmala UI" w:hAnsi="Nirmala UI" w:cs="Nirmala UI"/>
@@ -4243,7 +3723,6 @@
         </w:rPr>
         <w:t>निष्कर्ष</w:t>
       </w:r>
-      <w:proofErr w:type="spellEnd"/>
       <w:r>
         <w:rPr>
           <w:b/>
@@ -4272,25 +3751,21 @@
       <w:r>
         <w:t xml:space="preserve"> ideal </w:t>
       </w:r>
-      <w:proofErr w:type="spellStart"/>
       <w:r>
         <w:rPr>
           <w:rFonts w:ascii="Nirmala UI" w:hAnsi="Nirmala UI" w:cs="Nirmala UI"/>
         </w:rPr>
         <w:t>है</w:t>
       </w:r>
-      <w:proofErr w:type="spellEnd"/>
-      <w:r>
-        <w:t xml:space="preserve"> </w:t>
-      </w:r>
-      <w:proofErr w:type="spellStart"/>
+      <w:r>
+        <w:t xml:space="preserve"> </w:t>
+      </w:r>
       <w:r>
         <w:rPr>
           <w:rFonts w:ascii="Nirmala UI" w:hAnsi="Nirmala UI" w:cs="Nirmala UI"/>
         </w:rPr>
         <w:t>अगर</w:t>
       </w:r>
-      <w:proofErr w:type="spellEnd"/>
       <w:r>
         <w:t>:</w:t>
       </w:r>
@@ -4302,58 +3777,48 @@
           <w:numId w:val="10"/>
         </w:numPr>
       </w:pPr>
-      <w:proofErr w:type="spellStart"/>
       <w:r>
         <w:rPr>
           <w:rFonts w:ascii="Nirmala UI" w:hAnsi="Nirmala UI" w:cs="Nirmala UI"/>
         </w:rPr>
         <w:t>आप</w:t>
       </w:r>
-      <w:proofErr w:type="spellEnd"/>
       <w:r>
         <w:t xml:space="preserve"> lightweight </w:t>
       </w:r>
-      <w:proofErr w:type="spellStart"/>
       <w:r>
         <w:rPr>
           <w:rFonts w:ascii="Nirmala UI" w:hAnsi="Nirmala UI" w:cs="Nirmala UI"/>
         </w:rPr>
         <w:t>काम</w:t>
       </w:r>
-      <w:proofErr w:type="spellEnd"/>
-      <w:r>
-        <w:t xml:space="preserve"> </w:t>
-      </w:r>
-      <w:proofErr w:type="spellStart"/>
+      <w:r>
+        <w:t xml:space="preserve"> </w:t>
+      </w:r>
       <w:r>
         <w:rPr>
           <w:rFonts w:ascii="Nirmala UI" w:hAnsi="Nirmala UI" w:cs="Nirmala UI"/>
         </w:rPr>
         <w:t>कर</w:t>
       </w:r>
-      <w:proofErr w:type="spellEnd"/>
-      <w:r>
-        <w:t xml:space="preserve"> </w:t>
-      </w:r>
-      <w:proofErr w:type="spellStart"/>
+      <w:r>
+        <w:t xml:space="preserve"> </w:t>
+      </w:r>
       <w:r>
         <w:rPr>
           <w:rFonts w:ascii="Nirmala UI" w:hAnsi="Nirmala UI" w:cs="Nirmala UI"/>
         </w:rPr>
         <w:t>रहे</w:t>
       </w:r>
-      <w:proofErr w:type="spellEnd"/>
-      <w:r>
-        <w:t xml:space="preserve"> </w:t>
-      </w:r>
-      <w:proofErr w:type="spellStart"/>
+      <w:r>
+        <w:t xml:space="preserve"> </w:t>
+      </w:r>
       <w:r>
         <w:rPr>
           <w:rFonts w:ascii="Nirmala UI" w:hAnsi="Nirmala UI" w:cs="Nirmala UI"/>
         </w:rPr>
         <w:t>हैं</w:t>
       </w:r>
-      <w:proofErr w:type="spellEnd"/>
       <w:r>
         <w:t xml:space="preserve"> (image process, automation, APIs),</w:t>
       </w:r>
@@ -4365,29 +3830,24 @@
           <w:numId w:val="10"/>
         </w:numPr>
       </w:pPr>
-      <w:proofErr w:type="spellStart"/>
       <w:r>
         <w:rPr>
           <w:rFonts w:ascii="Nirmala UI" w:hAnsi="Nirmala UI" w:cs="Nirmala UI"/>
         </w:rPr>
         <w:t>और</w:t>
       </w:r>
-      <w:proofErr w:type="spellEnd"/>
-      <w:r>
-        <w:t xml:space="preserve"> </w:t>
-      </w:r>
-      <w:proofErr w:type="spellStart"/>
+      <w:r>
+        <w:t xml:space="preserve"> </w:t>
+      </w:r>
       <w:r>
         <w:rPr>
           <w:rFonts w:ascii="Nirmala UI" w:hAnsi="Nirmala UI" w:cs="Nirmala UI"/>
         </w:rPr>
         <w:t>आपको</w:t>
       </w:r>
-      <w:proofErr w:type="spellEnd"/>
-      <w:r>
-        <w:t xml:space="preserve"> </w:t>
-      </w:r>
-      <w:proofErr w:type="spellStart"/>
+      <w:r>
+        <w:t xml:space="preserve"> </w:t>
+      </w:r>
       <w:r>
         <w:rPr>
           <w:rFonts w:ascii="Nirmala UI" w:hAnsi="Nirmala UI" w:cs="Nirmala UI"/>
@@ -4396,15 +3856,13 @@
         </w:rPr>
         <w:t>कम</w:t>
       </w:r>
-      <w:proofErr w:type="spellEnd"/>
-      <w:r>
-        <w:rPr>
-          <w:b/>
-          <w:bCs/>
-        </w:rPr>
-        <w:t xml:space="preserve"> </w:t>
-      </w:r>
-      <w:proofErr w:type="spellStart"/>
+      <w:r>
+        <w:rPr>
+          <w:b/>
+          <w:bCs/>
+        </w:rPr>
+        <w:t xml:space="preserve"> </w:t>
+      </w:r>
       <w:r>
         <w:rPr>
           <w:rFonts w:ascii="Nirmala UI" w:hAnsi="Nirmala UI" w:cs="Nirmala UI"/>
@@ -4413,15 +3871,13 @@
         </w:rPr>
         <w:t>लागत</w:t>
       </w:r>
-      <w:proofErr w:type="spellEnd"/>
-      <w:r>
-        <w:rPr>
-          <w:b/>
-          <w:bCs/>
-        </w:rPr>
-        <w:t xml:space="preserve"> </w:t>
-      </w:r>
-      <w:proofErr w:type="spellStart"/>
+      <w:r>
+        <w:rPr>
+          <w:b/>
+          <w:bCs/>
+        </w:rPr>
+        <w:t xml:space="preserve"> </w:t>
+      </w:r>
       <w:r>
         <w:rPr>
           <w:rFonts w:ascii="Nirmala UI" w:hAnsi="Nirmala UI" w:cs="Nirmala UI"/>
@@ -4430,7 +3886,6 @@
         </w:rPr>
         <w:t>में</w:t>
       </w:r>
-      <w:proofErr w:type="spellEnd"/>
       <w:r>
         <w:rPr>
           <w:b/>
@@ -4438,7 +3893,6 @@
         </w:rPr>
         <w:t xml:space="preserve">, </w:t>
       </w:r>
-      <w:proofErr w:type="spellStart"/>
       <w:r>
         <w:rPr>
           <w:rFonts w:ascii="Nirmala UI" w:hAnsi="Nirmala UI" w:cs="Nirmala UI"/>
@@ -4447,7 +3901,6 @@
         </w:rPr>
         <w:t>तेज़</w:t>
       </w:r>
-      <w:proofErr w:type="spellEnd"/>
       <w:r>
         <w:rPr>
           <w:b/>
@@ -4458,19 +3911,11 @@
       <w:r>
         <w:t xml:space="preserve"> </w:t>
       </w:r>
-      <w:proofErr w:type="spellStart"/>
-      <w:r>
-        <w:rPr>
-          <w:rFonts w:ascii="Nirmala UI" w:hAnsi="Nirmala UI" w:cs="Nirmala UI"/>
-        </w:rPr>
-        <w:t>चाहिए</w:t>
-      </w:r>
-      <w:proofErr w:type="spellEnd"/>
-      <w:r>
-        <w:rPr>
-          <w:rFonts w:ascii="Nirmala UI" w:hAnsi="Nirmala UI" w:cs="Nirmala UI"/>
-        </w:rPr>
-        <w:t>।</w:t>
+      <w:r>
+        <w:rPr>
+          <w:rFonts w:ascii="Nirmala UI" w:hAnsi="Nirmala UI" w:cs="Nirmala UI"/>
+        </w:rPr>
+        <w:t>चाहिए।</w:t>
       </w:r>
     </w:p>
     <w:p>
@@ -4492,25 +3937,21 @@
       <w:r>
         <w:t xml:space="preserve"> </w:t>
       </w:r>
-      <w:proofErr w:type="spellStart"/>
       <w:r>
         <w:rPr>
           <w:rFonts w:ascii="Nirmala UI" w:hAnsi="Nirmala UI" w:cs="Nirmala UI"/>
         </w:rPr>
         <w:t>करें</w:t>
       </w:r>
-      <w:proofErr w:type="spellEnd"/>
-      <w:r>
-        <w:t xml:space="preserve"> </w:t>
-      </w:r>
-      <w:proofErr w:type="spellStart"/>
+      <w:r>
+        <w:t xml:space="preserve"> </w:t>
+      </w:r>
       <w:r>
         <w:rPr>
           <w:rFonts w:ascii="Nirmala UI" w:hAnsi="Nirmala UI" w:cs="Nirmala UI"/>
         </w:rPr>
         <w:t>अगर</w:t>
       </w:r>
-      <w:proofErr w:type="spellEnd"/>
       <w:r>
         <w:t>:</w:t>
       </w:r>
@@ -4522,74 +3963,56 @@
           <w:numId w:val="11"/>
         </w:numPr>
       </w:pPr>
-      <w:proofErr w:type="spellStart"/>
       <w:r>
         <w:rPr>
           <w:rFonts w:ascii="Nirmala UI" w:hAnsi="Nirmala UI" w:cs="Nirmala UI"/>
         </w:rPr>
         <w:t>आपको</w:t>
       </w:r>
-      <w:proofErr w:type="spellEnd"/>
-      <w:r>
-        <w:t xml:space="preserve"> </w:t>
-      </w:r>
-      <w:proofErr w:type="spellStart"/>
+      <w:r>
+        <w:t xml:space="preserve"> </w:t>
+      </w:r>
       <w:r>
         <w:rPr>
           <w:rFonts w:ascii="Nirmala UI" w:hAnsi="Nirmala UI" w:cs="Nirmala UI"/>
         </w:rPr>
         <w:t>लगातार</w:t>
       </w:r>
-      <w:proofErr w:type="spellEnd"/>
-      <w:r>
-        <w:t xml:space="preserve"> </w:t>
-      </w:r>
-      <w:proofErr w:type="spellStart"/>
+      <w:r>
+        <w:t xml:space="preserve"> </w:t>
+      </w:r>
       <w:r>
         <w:rPr>
           <w:rFonts w:ascii="Nirmala UI" w:hAnsi="Nirmala UI" w:cs="Nirmala UI"/>
         </w:rPr>
         <w:t>चलते</w:t>
       </w:r>
-      <w:proofErr w:type="spellEnd"/>
-      <w:r>
-        <w:t xml:space="preserve"> </w:t>
-      </w:r>
-      <w:proofErr w:type="spellStart"/>
+      <w:r>
+        <w:t xml:space="preserve"> </w:t>
+      </w:r>
       <w:r>
         <w:rPr>
           <w:rFonts w:ascii="Nirmala UI" w:hAnsi="Nirmala UI" w:cs="Nirmala UI"/>
         </w:rPr>
         <w:t>रहने</w:t>
       </w:r>
-      <w:proofErr w:type="spellEnd"/>
-      <w:r>
-        <w:t xml:space="preserve"> </w:t>
-      </w:r>
-      <w:proofErr w:type="spellStart"/>
+      <w:r>
+        <w:t xml:space="preserve"> </w:t>
+      </w:r>
       <w:r>
         <w:rPr>
           <w:rFonts w:ascii="Nirmala UI" w:hAnsi="Nirmala UI" w:cs="Nirmala UI"/>
         </w:rPr>
         <w:t>वाला</w:t>
       </w:r>
-      <w:proofErr w:type="spellEnd"/>
       <w:r>
         <w:t xml:space="preserve"> server </w:t>
       </w:r>
-      <w:proofErr w:type="spellStart"/>
-      <w:r>
-        <w:rPr>
-          <w:rFonts w:ascii="Nirmala UI" w:hAnsi="Nirmala UI" w:cs="Nirmala UI"/>
-        </w:rPr>
-        <w:t>चाहिए</w:t>
-      </w:r>
-      <w:proofErr w:type="spellEnd"/>
-      <w:r>
-        <w:rPr>
-          <w:rFonts w:ascii="Nirmala UI" w:hAnsi="Nirmala UI" w:cs="Nirmala UI"/>
-        </w:rPr>
-        <w:t>।</w:t>
+      <w:r>
+        <w:rPr>
+          <w:rFonts w:ascii="Nirmala UI" w:hAnsi="Nirmala UI" w:cs="Nirmala UI"/>
+        </w:rPr>
+        <w:t>चाहिए।</w:t>
       </w:r>
     </w:p>
     <w:p>
@@ -4603,16 +4026,15 @@
         </w:pBdr>
       </w:pPr>
       <w:r>
+        <w:lastRenderedPageBreak/>
         <w:t xml:space="preserve">Heavy-duty, long-running tasks </w:t>
       </w:r>
-      <w:proofErr w:type="spellStart"/>
       <w:r>
         <w:rPr>
           <w:rFonts w:ascii="Nirmala UI" w:hAnsi="Nirmala UI" w:cs="Nirmala UI"/>
         </w:rPr>
         <w:t>हैं</w:t>
       </w:r>
-      <w:proofErr w:type="spellEnd"/>
       <w:r>
         <w:t xml:space="preserve"> (unless you use </w:t>
       </w:r>
@@ -5889,31 +5311,26 @@
         <w:rPr>
           <w:rFonts w:ascii="Segoe UI Emoji" w:hAnsi="Segoe UI Emoji" w:cs="Segoe UI Emoji"/>
         </w:rPr>
-        <w:lastRenderedPageBreak/>
         <w:t>🔷</w:t>
       </w:r>
       <w:r>
         <w:t xml:space="preserve"> Azure Logic App </w:t>
       </w:r>
-      <w:proofErr w:type="spellStart"/>
       <w:r>
         <w:rPr>
           <w:rFonts w:ascii="Nirmala UI" w:hAnsi="Nirmala UI" w:cs="Nirmala UI"/>
         </w:rPr>
         <w:t>क्या</w:t>
       </w:r>
-      <w:proofErr w:type="spellEnd"/>
-      <w:r>
-        <w:t xml:space="preserve"> </w:t>
-      </w:r>
-      <w:proofErr w:type="spellStart"/>
+      <w:r>
+        <w:t xml:space="preserve"> </w:t>
+      </w:r>
       <w:r>
         <w:rPr>
           <w:rFonts w:ascii="Nirmala UI" w:hAnsi="Nirmala UI" w:cs="Nirmala UI"/>
         </w:rPr>
         <w:t>है</w:t>
       </w:r>
-      <w:proofErr w:type="spellEnd"/>
       <w:r>
         <w:t>?</w:t>
       </w:r>
@@ -5929,14 +5346,12 @@
       <w:r>
         <w:t xml:space="preserve"> </w:t>
       </w:r>
-      <w:proofErr w:type="spellStart"/>
       <w:r>
         <w:rPr>
           <w:rFonts w:ascii="Nirmala UI" w:hAnsi="Nirmala UI" w:cs="Nirmala UI"/>
         </w:rPr>
         <w:t>एक</w:t>
       </w:r>
-      <w:proofErr w:type="spellEnd"/>
       <w:r>
         <w:t xml:space="preserve"> </w:t>
       </w:r>
@@ -5950,40 +5365,33 @@
       <w:r>
         <w:t xml:space="preserve"> </w:t>
       </w:r>
-      <w:proofErr w:type="spellStart"/>
       <w:r>
         <w:rPr>
           <w:rFonts w:ascii="Nirmala UI" w:hAnsi="Nirmala UI" w:cs="Nirmala UI"/>
         </w:rPr>
         <w:t>है</w:t>
       </w:r>
-      <w:proofErr w:type="spellEnd"/>
       <w:r>
         <w:t xml:space="preserve">, </w:t>
       </w:r>
-      <w:proofErr w:type="spellStart"/>
       <w:r>
         <w:rPr>
           <w:rFonts w:ascii="Nirmala UI" w:hAnsi="Nirmala UI" w:cs="Nirmala UI"/>
         </w:rPr>
         <w:t>जो</w:t>
       </w:r>
-      <w:proofErr w:type="spellEnd"/>
-      <w:r>
-        <w:t xml:space="preserve"> </w:t>
-      </w:r>
-      <w:proofErr w:type="spellStart"/>
+      <w:r>
+        <w:t xml:space="preserve"> </w:t>
+      </w:r>
       <w:r>
         <w:rPr>
           <w:rFonts w:ascii="Nirmala UI" w:hAnsi="Nirmala UI" w:cs="Nirmala UI"/>
         </w:rPr>
         <w:t>आपको</w:t>
       </w:r>
-      <w:proofErr w:type="spellEnd"/>
-      <w:r>
-        <w:t xml:space="preserve"> </w:t>
-      </w:r>
-      <w:proofErr w:type="spellStart"/>
+      <w:r>
+        <w:t xml:space="preserve"> </w:t>
+      </w:r>
       <w:r>
         <w:rPr>
           <w:rFonts w:ascii="Nirmala UI" w:hAnsi="Nirmala UI" w:cs="Nirmala UI"/>
@@ -5992,15 +5400,13 @@
         </w:rPr>
         <w:t>कई</w:t>
       </w:r>
-      <w:proofErr w:type="spellEnd"/>
-      <w:r>
-        <w:rPr>
-          <w:b/>
-          <w:bCs/>
-        </w:rPr>
-        <w:t xml:space="preserve"> </w:t>
-      </w:r>
-      <w:proofErr w:type="spellStart"/>
+      <w:r>
+        <w:rPr>
+          <w:b/>
+          <w:bCs/>
+        </w:rPr>
+        <w:t xml:space="preserve"> </w:t>
+      </w:r>
       <w:r>
         <w:rPr>
           <w:rFonts w:ascii="Nirmala UI" w:hAnsi="Nirmala UI" w:cs="Nirmala UI"/>
@@ -6024,7 +5430,6 @@
         </w:rPr>
         <w:t>अलग</w:t>
       </w:r>
-      <w:proofErr w:type="spellEnd"/>
       <w:r>
         <w:rPr>
           <w:b/>
@@ -6032,7 +5437,6 @@
         </w:rPr>
         <w:t xml:space="preserve"> services (</w:t>
       </w:r>
-      <w:proofErr w:type="spellStart"/>
       <w:r>
         <w:rPr>
           <w:rFonts w:ascii="Nirmala UI" w:hAnsi="Nirmala UI" w:cs="Nirmala UI"/>
@@ -6041,7 +5445,6 @@
         </w:rPr>
         <w:t>जैसे</w:t>
       </w:r>
-      <w:proofErr w:type="spellEnd"/>
       <w:r>
         <w:rPr>
           <w:b/>
@@ -6049,7 +5452,6 @@
         </w:rPr>
         <w:t xml:space="preserve"> Outlook, SQL, Blob Storage, Teams, Salesforce </w:t>
       </w:r>
-      <w:proofErr w:type="spellStart"/>
       <w:r>
         <w:rPr>
           <w:rFonts w:ascii="Nirmala UI" w:hAnsi="Nirmala UI" w:cs="Nirmala UI"/>
@@ -6058,7 +5460,6 @@
         </w:rPr>
         <w:t>आदि</w:t>
       </w:r>
-      <w:proofErr w:type="spellEnd"/>
       <w:r>
         <w:rPr>
           <w:b/>
@@ -6069,40 +5470,33 @@
       <w:r>
         <w:t xml:space="preserve"> </w:t>
       </w:r>
-      <w:proofErr w:type="spellStart"/>
       <w:r>
         <w:rPr>
           <w:rFonts w:ascii="Nirmala UI" w:hAnsi="Nirmala UI" w:cs="Nirmala UI"/>
         </w:rPr>
         <w:t>को</w:t>
       </w:r>
-      <w:proofErr w:type="spellEnd"/>
-      <w:r>
-        <w:t xml:space="preserve"> </w:t>
-      </w:r>
-      <w:proofErr w:type="spellStart"/>
+      <w:r>
+        <w:t xml:space="preserve"> </w:t>
+      </w:r>
       <w:r>
         <w:rPr>
           <w:rFonts w:ascii="Nirmala UI" w:hAnsi="Nirmala UI" w:cs="Nirmala UI"/>
         </w:rPr>
         <w:t>बिना</w:t>
       </w:r>
-      <w:proofErr w:type="spellEnd"/>
       <w:r>
         <w:t xml:space="preserve"> code </w:t>
       </w:r>
-      <w:proofErr w:type="spellStart"/>
       <w:r>
         <w:rPr>
           <w:rFonts w:ascii="Nirmala UI" w:hAnsi="Nirmala UI" w:cs="Nirmala UI"/>
         </w:rPr>
         <w:t>लिखे</w:t>
       </w:r>
-      <w:proofErr w:type="spellEnd"/>
-      <w:r>
-        <w:t xml:space="preserve"> </w:t>
-      </w:r>
-      <w:proofErr w:type="spellStart"/>
+      <w:r>
+        <w:t xml:space="preserve"> </w:t>
+      </w:r>
       <w:r>
         <w:rPr>
           <w:rFonts w:ascii="Nirmala UI" w:hAnsi="Nirmala UI" w:cs="Nirmala UI"/>
@@ -6111,15 +5505,13 @@
         </w:rPr>
         <w:t>आपस</w:t>
       </w:r>
-      <w:proofErr w:type="spellEnd"/>
-      <w:r>
-        <w:rPr>
-          <w:b/>
-          <w:bCs/>
-        </w:rPr>
-        <w:t xml:space="preserve"> </w:t>
-      </w:r>
-      <w:proofErr w:type="spellStart"/>
+      <w:r>
+        <w:rPr>
+          <w:b/>
+          <w:bCs/>
+        </w:rPr>
+        <w:t xml:space="preserve"> </w:t>
+      </w:r>
       <w:r>
         <w:rPr>
           <w:rFonts w:ascii="Nirmala UI" w:hAnsi="Nirmala UI" w:cs="Nirmala UI"/>
@@ -6128,15 +5520,13 @@
         </w:rPr>
         <w:t>में</w:t>
       </w:r>
-      <w:proofErr w:type="spellEnd"/>
-      <w:r>
-        <w:rPr>
-          <w:b/>
-          <w:bCs/>
-        </w:rPr>
-        <w:t xml:space="preserve"> </w:t>
-      </w:r>
-      <w:proofErr w:type="spellStart"/>
+      <w:r>
+        <w:rPr>
+          <w:b/>
+          <w:bCs/>
+        </w:rPr>
+        <w:t xml:space="preserve"> </w:t>
+      </w:r>
       <w:r>
         <w:rPr>
           <w:rFonts w:ascii="Nirmala UI" w:hAnsi="Nirmala UI" w:cs="Nirmala UI"/>
@@ -6145,44 +5535,36 @@
         </w:rPr>
         <w:t>जोड़ने</w:t>
       </w:r>
-      <w:proofErr w:type="spellEnd"/>
-      <w:r>
-        <w:t xml:space="preserve"> </w:t>
-      </w:r>
-      <w:proofErr w:type="spellStart"/>
+      <w:r>
+        <w:t xml:space="preserve"> </w:t>
+      </w:r>
       <w:r>
         <w:rPr>
           <w:rFonts w:ascii="Nirmala UI" w:hAnsi="Nirmala UI" w:cs="Nirmala UI"/>
         </w:rPr>
         <w:t>और</w:t>
       </w:r>
-      <w:proofErr w:type="spellEnd"/>
-      <w:r>
-        <w:t xml:space="preserve"> </w:t>
-      </w:r>
-      <w:proofErr w:type="spellStart"/>
+      <w:r>
+        <w:t xml:space="preserve"> </w:t>
+      </w:r>
       <w:r>
         <w:rPr>
           <w:rFonts w:ascii="Nirmala UI" w:hAnsi="Nirmala UI" w:cs="Nirmala UI"/>
         </w:rPr>
         <w:t>उनके</w:t>
       </w:r>
-      <w:proofErr w:type="spellEnd"/>
-      <w:r>
-        <w:t xml:space="preserve"> </w:t>
-      </w:r>
-      <w:proofErr w:type="spellStart"/>
+      <w:r>
+        <w:t xml:space="preserve"> </w:t>
+      </w:r>
       <w:r>
         <w:rPr>
           <w:rFonts w:ascii="Nirmala UI" w:hAnsi="Nirmala UI" w:cs="Nirmala UI"/>
         </w:rPr>
         <w:t>बीच</w:t>
       </w:r>
-      <w:proofErr w:type="spellEnd"/>
-      <w:r>
-        <w:t xml:space="preserve"> </w:t>
-      </w:r>
-      <w:proofErr w:type="spellStart"/>
+      <w:r>
+        <w:t xml:space="preserve"> </w:t>
+      </w:r>
       <w:r>
         <w:rPr>
           <w:rFonts w:ascii="Nirmala UI" w:hAnsi="Nirmala UI" w:cs="Nirmala UI"/>
@@ -6191,192 +5573,152 @@
         </w:rPr>
         <w:t>ऑटोमेशन</w:t>
       </w:r>
-      <w:proofErr w:type="spellEnd"/>
-      <w:r>
-        <w:t xml:space="preserve"> </w:t>
-      </w:r>
-      <w:proofErr w:type="spellStart"/>
+      <w:r>
+        <w:t xml:space="preserve"> </w:t>
+      </w:r>
       <w:r>
         <w:rPr>
           <w:rFonts w:ascii="Nirmala UI" w:hAnsi="Nirmala UI" w:cs="Nirmala UI"/>
         </w:rPr>
         <w:t>करने</w:t>
       </w:r>
-      <w:proofErr w:type="spellEnd"/>
-      <w:r>
-        <w:t xml:space="preserve"> </w:t>
-      </w:r>
-      <w:proofErr w:type="spellStart"/>
+      <w:r>
+        <w:t xml:space="preserve"> </w:t>
+      </w:r>
       <w:r>
         <w:rPr>
           <w:rFonts w:ascii="Nirmala UI" w:hAnsi="Nirmala UI" w:cs="Nirmala UI"/>
         </w:rPr>
         <w:t>की</w:t>
       </w:r>
-      <w:proofErr w:type="spellEnd"/>
-      <w:r>
-        <w:t xml:space="preserve"> </w:t>
-      </w:r>
-      <w:proofErr w:type="spellStart"/>
+      <w:r>
+        <w:t xml:space="preserve"> </w:t>
+      </w:r>
       <w:r>
         <w:rPr>
           <w:rFonts w:ascii="Nirmala UI" w:hAnsi="Nirmala UI" w:cs="Nirmala UI"/>
         </w:rPr>
         <w:t>सुविधा</w:t>
       </w:r>
-      <w:proofErr w:type="spellEnd"/>
-      <w:r>
-        <w:t xml:space="preserve"> </w:t>
-      </w:r>
-      <w:proofErr w:type="spellStart"/>
+      <w:r>
+        <w:t xml:space="preserve"> </w:t>
+      </w:r>
       <w:r>
         <w:rPr>
           <w:rFonts w:ascii="Nirmala UI" w:hAnsi="Nirmala UI" w:cs="Nirmala UI"/>
         </w:rPr>
         <w:t>देती</w:t>
       </w:r>
-      <w:proofErr w:type="spellEnd"/>
-      <w:r>
-        <w:t xml:space="preserve"> </w:t>
-      </w:r>
-      <w:proofErr w:type="spellStart"/>
-      <w:r>
-        <w:rPr>
-          <w:rFonts w:ascii="Nirmala UI" w:hAnsi="Nirmala UI" w:cs="Nirmala UI"/>
-        </w:rPr>
-        <w:t>है</w:t>
-      </w:r>
-      <w:proofErr w:type="spellEnd"/>
-      <w:r>
-        <w:rPr>
-          <w:rFonts w:ascii="Nirmala UI" w:hAnsi="Nirmala UI" w:cs="Nirmala UI"/>
-        </w:rPr>
-        <w:t>।</w:t>
+      <w:r>
+        <w:t xml:space="preserve"> </w:t>
+      </w:r>
+      <w:r>
+        <w:rPr>
+          <w:rFonts w:ascii="Nirmala UI" w:hAnsi="Nirmala UI" w:cs="Nirmala UI"/>
+        </w:rPr>
+        <w:t>है।</w:t>
       </w:r>
     </w:p>
     <w:p>
-      <w:proofErr w:type="spellStart"/>
       <w:r>
         <w:rPr>
           <w:rFonts w:ascii="Nirmala UI" w:hAnsi="Nirmala UI" w:cs="Nirmala UI"/>
         </w:rPr>
         <w:t>आसान</w:t>
       </w:r>
-      <w:proofErr w:type="spellEnd"/>
-      <w:r>
-        <w:t xml:space="preserve"> </w:t>
-      </w:r>
-      <w:proofErr w:type="spellStart"/>
+      <w:r>
+        <w:t xml:space="preserve"> </w:t>
+      </w:r>
       <w:r>
         <w:rPr>
           <w:rFonts w:ascii="Nirmala UI" w:hAnsi="Nirmala UI" w:cs="Nirmala UI"/>
         </w:rPr>
         <w:t>भाषा</w:t>
       </w:r>
-      <w:proofErr w:type="spellEnd"/>
-      <w:r>
-        <w:t xml:space="preserve"> </w:t>
-      </w:r>
-      <w:proofErr w:type="spellStart"/>
+      <w:r>
+        <w:t xml:space="preserve"> </w:t>
+      </w:r>
       <w:r>
         <w:rPr>
           <w:rFonts w:ascii="Nirmala UI" w:hAnsi="Nirmala UI" w:cs="Nirmala UI"/>
         </w:rPr>
         <w:t>में</w:t>
       </w:r>
-      <w:proofErr w:type="spellEnd"/>
       <w:r>
         <w:t xml:space="preserve">: Logic App </w:t>
       </w:r>
-      <w:proofErr w:type="spellStart"/>
       <w:r>
         <w:rPr>
           <w:rFonts w:ascii="Nirmala UI" w:hAnsi="Nirmala UI" w:cs="Nirmala UI"/>
         </w:rPr>
         <w:t>एक</w:t>
       </w:r>
-      <w:proofErr w:type="spellEnd"/>
-      <w:r>
-        <w:t xml:space="preserve"> </w:t>
-      </w:r>
-      <w:proofErr w:type="spellStart"/>
+      <w:r>
+        <w:t xml:space="preserve"> </w:t>
+      </w:r>
       <w:r>
         <w:rPr>
           <w:rFonts w:ascii="Nirmala UI" w:hAnsi="Nirmala UI" w:cs="Nirmala UI"/>
         </w:rPr>
         <w:t>ऐसी</w:t>
       </w:r>
-      <w:proofErr w:type="spellEnd"/>
-      <w:r>
-        <w:t xml:space="preserve"> </w:t>
-      </w:r>
-      <w:proofErr w:type="spellStart"/>
+      <w:r>
+        <w:t xml:space="preserve"> </w:t>
+      </w:r>
       <w:r>
         <w:rPr>
           <w:rFonts w:ascii="Nirmala UI" w:hAnsi="Nirmala UI" w:cs="Nirmala UI"/>
         </w:rPr>
         <w:t>ऑटोमेशन</w:t>
       </w:r>
-      <w:proofErr w:type="spellEnd"/>
-      <w:r>
-        <w:t xml:space="preserve"> </w:t>
-      </w:r>
-      <w:proofErr w:type="spellStart"/>
+      <w:r>
+        <w:t xml:space="preserve"> </w:t>
+      </w:r>
       <w:r>
         <w:rPr>
           <w:rFonts w:ascii="Nirmala UI" w:hAnsi="Nirmala UI" w:cs="Nirmala UI"/>
         </w:rPr>
         <w:t>पाइपलाइन</w:t>
       </w:r>
-      <w:proofErr w:type="spellEnd"/>
-      <w:r>
-        <w:t xml:space="preserve"> </w:t>
-      </w:r>
-      <w:proofErr w:type="spellStart"/>
+      <w:r>
+        <w:t xml:space="preserve"> </w:t>
+      </w:r>
       <w:r>
         <w:rPr>
           <w:rFonts w:ascii="Nirmala UI" w:hAnsi="Nirmala UI" w:cs="Nirmala UI"/>
         </w:rPr>
         <w:t>होती</w:t>
       </w:r>
-      <w:proofErr w:type="spellEnd"/>
-      <w:r>
-        <w:t xml:space="preserve"> </w:t>
-      </w:r>
-      <w:proofErr w:type="spellStart"/>
+      <w:r>
+        <w:t xml:space="preserve"> </w:t>
+      </w:r>
       <w:r>
         <w:rPr>
           <w:rFonts w:ascii="Nirmala UI" w:hAnsi="Nirmala UI" w:cs="Nirmala UI"/>
         </w:rPr>
         <w:t>है</w:t>
       </w:r>
-      <w:proofErr w:type="spellEnd"/>
       <w:r>
         <w:t xml:space="preserve">, </w:t>
       </w:r>
-      <w:proofErr w:type="spellStart"/>
       <w:r>
         <w:rPr>
           <w:rFonts w:ascii="Nirmala UI" w:hAnsi="Nirmala UI" w:cs="Nirmala UI"/>
         </w:rPr>
         <w:t>जिसमें</w:t>
       </w:r>
-      <w:proofErr w:type="spellEnd"/>
-      <w:r>
-        <w:t xml:space="preserve"> </w:t>
-      </w:r>
-      <w:proofErr w:type="spellStart"/>
+      <w:r>
+        <w:t xml:space="preserve"> </w:t>
+      </w:r>
       <w:r>
         <w:rPr>
           <w:rFonts w:ascii="Nirmala UI" w:hAnsi="Nirmala UI" w:cs="Nirmala UI"/>
         </w:rPr>
         <w:t>आप</w:t>
       </w:r>
-      <w:proofErr w:type="spellEnd"/>
-      <w:r>
-        <w:t xml:space="preserve"> </w:t>
-      </w:r>
-      <w:proofErr w:type="spellStart"/>
+      <w:r>
+        <w:t xml:space="preserve"> </w:t>
+      </w:r>
       <w:r>
         <w:rPr>
           <w:rFonts w:ascii="Nirmala UI" w:hAnsi="Nirmala UI" w:cs="Nirmala UI"/>
@@ -6392,177 +5734,140 @@
         </w:rPr>
         <w:t>अलग</w:t>
       </w:r>
-      <w:proofErr w:type="spellEnd"/>
       <w:r>
         <w:t xml:space="preserve"> steps (</w:t>
       </w:r>
-      <w:proofErr w:type="spellStart"/>
       <w:r>
         <w:rPr>
           <w:rFonts w:ascii="Nirmala UI" w:hAnsi="Nirmala UI" w:cs="Nirmala UI"/>
         </w:rPr>
         <w:t>जैसे</w:t>
       </w:r>
-      <w:proofErr w:type="spellEnd"/>
       <w:r>
         <w:t xml:space="preserve"> "</w:t>
       </w:r>
-      <w:proofErr w:type="spellStart"/>
       <w:r>
         <w:rPr>
           <w:rFonts w:ascii="Nirmala UI" w:hAnsi="Nirmala UI" w:cs="Nirmala UI"/>
         </w:rPr>
         <w:t>जब</w:t>
       </w:r>
-      <w:proofErr w:type="spellEnd"/>
-      <w:r>
-        <w:t xml:space="preserve"> </w:t>
-      </w:r>
-      <w:proofErr w:type="spellStart"/>
+      <w:r>
+        <w:t xml:space="preserve"> </w:t>
+      </w:r>
       <w:r>
         <w:rPr>
           <w:rFonts w:ascii="Nirmala UI" w:hAnsi="Nirmala UI" w:cs="Nirmala UI"/>
         </w:rPr>
         <w:t>ईमेल</w:t>
       </w:r>
-      <w:proofErr w:type="spellEnd"/>
-      <w:r>
-        <w:t xml:space="preserve"> </w:t>
-      </w:r>
-      <w:proofErr w:type="spellStart"/>
+      <w:r>
+        <w:t xml:space="preserve"> </w:t>
+      </w:r>
       <w:r>
         <w:rPr>
           <w:rFonts w:ascii="Nirmala UI" w:hAnsi="Nirmala UI" w:cs="Nirmala UI"/>
         </w:rPr>
         <w:t>आए</w:t>
       </w:r>
-      <w:proofErr w:type="spellEnd"/>
       <w:r>
         <w:t>", "</w:t>
       </w:r>
-      <w:proofErr w:type="spellStart"/>
       <w:r>
         <w:rPr>
           <w:rFonts w:ascii="Nirmala UI" w:hAnsi="Nirmala UI" w:cs="Nirmala UI"/>
         </w:rPr>
         <w:t>डेटा</w:t>
       </w:r>
-      <w:proofErr w:type="spellEnd"/>
-      <w:r>
-        <w:t xml:space="preserve"> </w:t>
-      </w:r>
-      <w:proofErr w:type="spellStart"/>
+      <w:r>
+        <w:t xml:space="preserve"> </w:t>
+      </w:r>
       <w:r>
         <w:rPr>
           <w:rFonts w:ascii="Nirmala UI" w:hAnsi="Nirmala UI" w:cs="Nirmala UI"/>
         </w:rPr>
         <w:t>सेव</w:t>
       </w:r>
-      <w:proofErr w:type="spellEnd"/>
-      <w:r>
-        <w:t xml:space="preserve"> </w:t>
-      </w:r>
-      <w:proofErr w:type="spellStart"/>
+      <w:r>
+        <w:t xml:space="preserve"> </w:t>
+      </w:r>
       <w:r>
         <w:rPr>
           <w:rFonts w:ascii="Nirmala UI" w:hAnsi="Nirmala UI" w:cs="Nirmala UI"/>
         </w:rPr>
         <w:t>करो</w:t>
       </w:r>
-      <w:proofErr w:type="spellEnd"/>
       <w:r>
         <w:t>", "</w:t>
       </w:r>
-      <w:proofErr w:type="spellStart"/>
       <w:r>
         <w:rPr>
           <w:rFonts w:ascii="Nirmala UI" w:hAnsi="Nirmala UI" w:cs="Nirmala UI"/>
         </w:rPr>
         <w:t>नोटिफिकेशन</w:t>
       </w:r>
-      <w:proofErr w:type="spellEnd"/>
-      <w:r>
-        <w:t xml:space="preserve"> </w:t>
-      </w:r>
-      <w:proofErr w:type="spellStart"/>
+      <w:r>
+        <w:t xml:space="preserve"> </w:t>
+      </w:r>
       <w:r>
         <w:rPr>
           <w:rFonts w:ascii="Nirmala UI" w:hAnsi="Nirmala UI" w:cs="Nirmala UI"/>
         </w:rPr>
         <w:t>भेजो</w:t>
       </w:r>
-      <w:proofErr w:type="spellEnd"/>
       <w:r>
         <w:t xml:space="preserve">") </w:t>
       </w:r>
-      <w:proofErr w:type="spellStart"/>
       <w:r>
         <w:rPr>
           <w:rFonts w:ascii="Nirmala UI" w:hAnsi="Nirmala UI" w:cs="Nirmala UI"/>
         </w:rPr>
         <w:t>को</w:t>
       </w:r>
-      <w:proofErr w:type="spellEnd"/>
-      <w:r>
-        <w:t xml:space="preserve"> </w:t>
-      </w:r>
-      <w:proofErr w:type="spellStart"/>
+      <w:r>
+        <w:t xml:space="preserve"> </w:t>
+      </w:r>
       <w:r>
         <w:rPr>
           <w:rFonts w:ascii="Nirmala UI" w:hAnsi="Nirmala UI" w:cs="Nirmala UI"/>
         </w:rPr>
         <w:t>बिना</w:t>
       </w:r>
-      <w:proofErr w:type="spellEnd"/>
       <w:r>
         <w:t xml:space="preserve"> coding </w:t>
       </w:r>
-      <w:proofErr w:type="spellStart"/>
       <w:r>
         <w:rPr>
           <w:rFonts w:ascii="Nirmala UI" w:hAnsi="Nirmala UI" w:cs="Nirmala UI"/>
         </w:rPr>
         <w:t>के</w:t>
       </w:r>
-      <w:proofErr w:type="spellEnd"/>
-      <w:r>
-        <w:t xml:space="preserve"> </w:t>
-      </w:r>
-      <w:proofErr w:type="spellStart"/>
+      <w:r>
+        <w:t xml:space="preserve"> </w:t>
+      </w:r>
       <w:r>
         <w:rPr>
           <w:rFonts w:ascii="Nirmala UI" w:hAnsi="Nirmala UI" w:cs="Nirmala UI"/>
         </w:rPr>
         <w:t>जोड़</w:t>
       </w:r>
-      <w:proofErr w:type="spellEnd"/>
-      <w:r>
-        <w:t xml:space="preserve"> </w:t>
-      </w:r>
-      <w:proofErr w:type="spellStart"/>
+      <w:r>
+        <w:t xml:space="preserve"> </w:t>
+      </w:r>
       <w:r>
         <w:rPr>
           <w:rFonts w:ascii="Nirmala UI" w:hAnsi="Nirmala UI" w:cs="Nirmala UI"/>
         </w:rPr>
         <w:t>सकते</w:t>
       </w:r>
-      <w:proofErr w:type="spellEnd"/>
-      <w:r>
-        <w:t xml:space="preserve"> </w:t>
-      </w:r>
-      <w:proofErr w:type="spellStart"/>
-      <w:r>
-        <w:rPr>
-          <w:rFonts w:ascii="Nirmala UI" w:hAnsi="Nirmala UI" w:cs="Nirmala UI"/>
-        </w:rPr>
-        <w:t>हैं</w:t>
-      </w:r>
-      <w:proofErr w:type="spellEnd"/>
-      <w:r>
-        <w:rPr>
-          <w:rFonts w:ascii="Nirmala UI" w:hAnsi="Nirmala UI" w:cs="Nirmala UI"/>
-        </w:rPr>
-        <w:t>।</w:t>
+      <w:r>
+        <w:t xml:space="preserve"> </w:t>
+      </w:r>
+      <w:r>
+        <w:rPr>
+          <w:rFonts w:ascii="Nirmala UI" w:hAnsi="Nirmala UI" w:cs="Nirmala UI"/>
+        </w:rPr>
+        <w:t>हैं।</w:t>
       </w:r>
     </w:p>
     <w:p>
@@ -6594,7 +5899,6 @@
         </w:rPr>
         <w:t xml:space="preserve"> Azure Logic App </w:t>
       </w:r>
-      <w:proofErr w:type="spellStart"/>
       <w:r>
         <w:rPr>
           <w:rFonts w:ascii="Nirmala UI" w:hAnsi="Nirmala UI" w:cs="Nirmala UI"/>
@@ -6603,15 +5907,13 @@
         </w:rPr>
         <w:t>को</w:t>
       </w:r>
-      <w:proofErr w:type="spellEnd"/>
-      <w:r>
-        <w:rPr>
-          <w:b/>
-          <w:bCs/>
-        </w:rPr>
-        <w:t xml:space="preserve"> </w:t>
-      </w:r>
-      <w:proofErr w:type="spellStart"/>
+      <w:r>
+        <w:rPr>
+          <w:b/>
+          <w:bCs/>
+        </w:rPr>
+        <w:t xml:space="preserve"> </w:t>
+      </w:r>
       <w:r>
         <w:rPr>
           <w:rFonts w:ascii="Nirmala UI" w:hAnsi="Nirmala UI" w:cs="Nirmala UI"/>
@@ -6620,15 +5922,13 @@
         </w:rPr>
         <w:t>कब</w:t>
       </w:r>
-      <w:proofErr w:type="spellEnd"/>
-      <w:r>
-        <w:rPr>
-          <w:b/>
-          <w:bCs/>
-        </w:rPr>
-        <w:t xml:space="preserve"> </w:t>
-      </w:r>
-      <w:proofErr w:type="spellStart"/>
+      <w:r>
+        <w:rPr>
+          <w:b/>
+          <w:bCs/>
+        </w:rPr>
+        <w:t xml:space="preserve"> </w:t>
+      </w:r>
       <w:r>
         <w:rPr>
           <w:rFonts w:ascii="Nirmala UI" w:hAnsi="Nirmala UI" w:cs="Nirmala UI"/>
@@ -6637,15 +5937,13 @@
         </w:rPr>
         <w:t>और</w:t>
       </w:r>
-      <w:proofErr w:type="spellEnd"/>
-      <w:r>
-        <w:rPr>
-          <w:b/>
-          <w:bCs/>
-        </w:rPr>
-        <w:t xml:space="preserve"> </w:t>
-      </w:r>
-      <w:proofErr w:type="spellStart"/>
+      <w:r>
+        <w:rPr>
+          <w:b/>
+          <w:bCs/>
+        </w:rPr>
+        <w:t xml:space="preserve"> </w:t>
+      </w:r>
       <w:r>
         <w:rPr>
           <w:rFonts w:ascii="Nirmala UI" w:hAnsi="Nirmala UI" w:cs="Nirmala UI"/>
@@ -6654,15 +5952,13 @@
         </w:rPr>
         <w:t>क्यों</w:t>
       </w:r>
-      <w:proofErr w:type="spellEnd"/>
-      <w:r>
-        <w:rPr>
-          <w:b/>
-          <w:bCs/>
-        </w:rPr>
-        <w:t xml:space="preserve"> </w:t>
-      </w:r>
-      <w:proofErr w:type="spellStart"/>
+      <w:r>
+        <w:rPr>
+          <w:b/>
+          <w:bCs/>
+        </w:rPr>
+        <w:t xml:space="preserve"> </w:t>
+      </w:r>
       <w:r>
         <w:rPr>
           <w:rFonts w:ascii="Nirmala UI" w:hAnsi="Nirmala UI" w:cs="Nirmala UI"/>
@@ -6671,15 +5967,13 @@
         </w:rPr>
         <w:t>इस्तेमाल</w:t>
       </w:r>
-      <w:proofErr w:type="spellEnd"/>
-      <w:r>
-        <w:rPr>
-          <w:b/>
-          <w:bCs/>
-        </w:rPr>
-        <w:t xml:space="preserve"> </w:t>
-      </w:r>
-      <w:proofErr w:type="spellStart"/>
+      <w:r>
+        <w:rPr>
+          <w:b/>
+          <w:bCs/>
+        </w:rPr>
+        <w:t xml:space="preserve"> </w:t>
+      </w:r>
       <w:r>
         <w:rPr>
           <w:rFonts w:ascii="Nirmala UI" w:hAnsi="Nirmala UI" w:cs="Nirmala UI"/>
@@ -6688,7 +5982,6 @@
         </w:rPr>
         <w:t>करें</w:t>
       </w:r>
-      <w:proofErr w:type="spellEnd"/>
       <w:r>
         <w:rPr>
           <w:b/>
@@ -6719,7 +6012,6 @@
         </w:rPr>
         <w:t xml:space="preserve"> </w:t>
       </w:r>
-      <w:proofErr w:type="spellStart"/>
       <w:r>
         <w:rPr>
           <w:rFonts w:ascii="Nirmala UI" w:hAnsi="Nirmala UI" w:cs="Nirmala UI"/>
@@ -6728,15 +6020,13 @@
         </w:rPr>
         <w:t>कब</w:t>
       </w:r>
-      <w:proofErr w:type="spellEnd"/>
-      <w:r>
-        <w:rPr>
-          <w:b/>
-          <w:bCs/>
-        </w:rPr>
-        <w:t xml:space="preserve"> </w:t>
-      </w:r>
-      <w:proofErr w:type="spellStart"/>
+      <w:r>
+        <w:rPr>
+          <w:b/>
+          <w:bCs/>
+        </w:rPr>
+        <w:t xml:space="preserve"> </w:t>
+      </w:r>
       <w:r>
         <w:rPr>
           <w:rFonts w:ascii="Nirmala UI" w:hAnsi="Nirmala UI" w:cs="Nirmala UI"/>
@@ -6745,7 +6035,6 @@
         </w:rPr>
         <w:t>करें</w:t>
       </w:r>
-      <w:proofErr w:type="spellEnd"/>
       <w:r>
         <w:rPr>
           <w:b/>
@@ -6810,7 +6099,6 @@
                 <w:bCs/>
               </w:rPr>
             </w:pPr>
-            <w:proofErr w:type="spellStart"/>
             <w:r>
               <w:rPr>
                 <w:rFonts w:ascii="Nirmala UI" w:hAnsi="Nirmala UI" w:cs="Nirmala UI"/>
@@ -6819,7 +6107,6 @@
               </w:rPr>
               <w:t>उदाहरण</w:t>
             </w:r>
-            <w:proofErr w:type="spellEnd"/>
           </w:p>
         </w:tc>
       </w:tr>
@@ -6846,124 +6133,102 @@
             <w:hideMark/>
           </w:tcPr>
           <w:p>
-            <w:proofErr w:type="spellStart"/>
             <w:r>
               <w:rPr>
                 <w:rFonts w:ascii="Nirmala UI" w:hAnsi="Nirmala UI" w:cs="Nirmala UI"/>
               </w:rPr>
               <w:t>जब</w:t>
             </w:r>
-            <w:proofErr w:type="spellEnd"/>
             <w:r>
               <w:t xml:space="preserve"> </w:t>
             </w:r>
-            <w:proofErr w:type="spellStart"/>
             <w:r>
               <w:rPr>
                 <w:rFonts w:ascii="Nirmala UI" w:hAnsi="Nirmala UI" w:cs="Nirmala UI"/>
               </w:rPr>
               <w:t>कोई</w:t>
             </w:r>
-            <w:proofErr w:type="spellEnd"/>
             <w:r>
               <w:t xml:space="preserve"> </w:t>
             </w:r>
-            <w:proofErr w:type="spellStart"/>
             <w:r>
               <w:rPr>
                 <w:rFonts w:ascii="Nirmala UI" w:hAnsi="Nirmala UI" w:cs="Nirmala UI"/>
               </w:rPr>
               <w:t>ईमेल</w:t>
             </w:r>
-            <w:proofErr w:type="spellEnd"/>
             <w:r>
               <w:t xml:space="preserve"> </w:t>
             </w:r>
-            <w:proofErr w:type="spellStart"/>
             <w:r>
               <w:rPr>
                 <w:rFonts w:ascii="Nirmala UI" w:hAnsi="Nirmala UI" w:cs="Nirmala UI"/>
               </w:rPr>
               <w:t>आए</w:t>
             </w:r>
-            <w:proofErr w:type="spellEnd"/>
             <w:r>
               <w:t xml:space="preserve">, </w:t>
             </w:r>
-            <w:proofErr w:type="spellStart"/>
             <w:r>
               <w:rPr>
                 <w:rFonts w:ascii="Nirmala UI" w:hAnsi="Nirmala UI" w:cs="Nirmala UI"/>
               </w:rPr>
               <w:t>तो</w:t>
             </w:r>
-            <w:proofErr w:type="spellEnd"/>
             <w:r>
               <w:t xml:space="preserve"> </w:t>
             </w:r>
-            <w:proofErr w:type="spellStart"/>
             <w:r>
               <w:rPr>
                 <w:rFonts w:ascii="Nirmala UI" w:hAnsi="Nirmala UI" w:cs="Nirmala UI"/>
               </w:rPr>
               <w:t>उसका</w:t>
             </w:r>
-            <w:proofErr w:type="spellEnd"/>
             <w:r>
               <w:t xml:space="preserve"> </w:t>
             </w:r>
-            <w:proofErr w:type="spellStart"/>
             <w:r>
               <w:rPr>
                 <w:rFonts w:ascii="Nirmala UI" w:hAnsi="Nirmala UI" w:cs="Nirmala UI"/>
               </w:rPr>
               <w:t>अटैचमेंट</w:t>
             </w:r>
-            <w:proofErr w:type="spellEnd"/>
             <w:r>
               <w:t xml:space="preserve"> OneDrive </w:t>
             </w:r>
-            <w:proofErr w:type="spellStart"/>
             <w:r>
               <w:rPr>
                 <w:rFonts w:ascii="Nirmala UI" w:hAnsi="Nirmala UI" w:cs="Nirmala UI"/>
               </w:rPr>
               <w:t>में</w:t>
             </w:r>
-            <w:proofErr w:type="spellEnd"/>
             <w:r>
               <w:t xml:space="preserve"> </w:t>
             </w:r>
-            <w:proofErr w:type="spellStart"/>
             <w:r>
               <w:rPr>
                 <w:rFonts w:ascii="Nirmala UI" w:hAnsi="Nirmala UI" w:cs="Nirmala UI"/>
               </w:rPr>
               <w:t>सेव</w:t>
             </w:r>
-            <w:proofErr w:type="spellEnd"/>
             <w:r>
               <w:t xml:space="preserve"> </w:t>
             </w:r>
-            <w:proofErr w:type="spellStart"/>
             <w:r>
               <w:rPr>
                 <w:rFonts w:ascii="Nirmala UI" w:hAnsi="Nirmala UI" w:cs="Nirmala UI"/>
               </w:rPr>
               <w:t>कर</w:t>
             </w:r>
-            <w:proofErr w:type="spellEnd"/>
             <w:r>
               <w:t xml:space="preserve"> </w:t>
             </w:r>
-            <w:proofErr w:type="spellStart"/>
             <w:r>
               <w:rPr>
                 <w:rFonts w:ascii="Nirmala UI" w:hAnsi="Nirmala UI" w:cs="Nirmala UI"/>
               </w:rPr>
               <w:t>दो</w:t>
             </w:r>
-            <w:proofErr w:type="spellEnd"/>
           </w:p>
         </w:tc>
       </w:tr>
@@ -6990,91 +6255,75 @@
             <w:hideMark/>
           </w:tcPr>
           <w:p>
-            <w:proofErr w:type="spellStart"/>
             <w:r>
               <w:rPr>
                 <w:rFonts w:ascii="Nirmala UI" w:hAnsi="Nirmala UI" w:cs="Nirmala UI"/>
               </w:rPr>
               <w:t>कोई</w:t>
             </w:r>
-            <w:proofErr w:type="spellEnd"/>
             <w:r>
               <w:t xml:space="preserve"> </w:t>
             </w:r>
-            <w:proofErr w:type="spellStart"/>
             <w:r>
               <w:rPr>
                 <w:rFonts w:ascii="Nirmala UI" w:hAnsi="Nirmala UI" w:cs="Nirmala UI"/>
               </w:rPr>
               <w:t>फार्म</w:t>
             </w:r>
-            <w:proofErr w:type="spellEnd"/>
             <w:r>
               <w:t xml:space="preserve"> </w:t>
             </w:r>
-            <w:proofErr w:type="spellStart"/>
             <w:r>
               <w:rPr>
                 <w:rFonts w:ascii="Nirmala UI" w:hAnsi="Nirmala UI" w:cs="Nirmala UI"/>
               </w:rPr>
               <w:t>सबमिट</w:t>
             </w:r>
-            <w:proofErr w:type="spellEnd"/>
             <w:r>
               <w:t xml:space="preserve"> </w:t>
             </w:r>
-            <w:proofErr w:type="spellStart"/>
             <w:r>
               <w:rPr>
                 <w:rFonts w:ascii="Nirmala UI" w:hAnsi="Nirmala UI" w:cs="Nirmala UI"/>
               </w:rPr>
               <w:t>हो</w:t>
             </w:r>
-            <w:proofErr w:type="spellEnd"/>
             <w:r>
               <w:t xml:space="preserve">, </w:t>
             </w:r>
-            <w:proofErr w:type="spellStart"/>
             <w:r>
               <w:rPr>
                 <w:rFonts w:ascii="Nirmala UI" w:hAnsi="Nirmala UI" w:cs="Nirmala UI"/>
               </w:rPr>
               <w:t>तो</w:t>
             </w:r>
-            <w:proofErr w:type="spellEnd"/>
             <w:r>
               <w:t xml:space="preserve"> </w:t>
             </w:r>
-            <w:proofErr w:type="spellStart"/>
             <w:r>
               <w:rPr>
                 <w:rFonts w:ascii="Nirmala UI" w:hAnsi="Nirmala UI" w:cs="Nirmala UI"/>
               </w:rPr>
               <w:t>मैनेजर</w:t>
             </w:r>
-            <w:proofErr w:type="spellEnd"/>
             <w:r>
               <w:t xml:space="preserve"> </w:t>
             </w:r>
-            <w:proofErr w:type="spellStart"/>
             <w:r>
               <w:rPr>
                 <w:rFonts w:ascii="Nirmala UI" w:hAnsi="Nirmala UI" w:cs="Nirmala UI"/>
               </w:rPr>
               <w:t>को</w:t>
             </w:r>
-            <w:proofErr w:type="spellEnd"/>
             <w:r>
               <w:t xml:space="preserve"> approval </w:t>
             </w:r>
-            <w:proofErr w:type="spellStart"/>
             <w:r>
               <w:rPr>
                 <w:rFonts w:ascii="Nirmala UI" w:hAnsi="Nirmala UI" w:cs="Nirmala UI"/>
               </w:rPr>
               <w:t>भेजो</w:t>
             </w:r>
-            <w:proofErr w:type="spellEnd"/>
           </w:p>
         </w:tc>
       </w:tr>
@@ -7104,47 +6353,39 @@
             <w:r>
               <w:t xml:space="preserve">SQL → Blob Storage </w:t>
             </w:r>
-            <w:proofErr w:type="spellStart"/>
             <w:r>
               <w:rPr>
                 <w:rFonts w:ascii="Nirmala UI" w:hAnsi="Nirmala UI" w:cs="Nirmala UI"/>
               </w:rPr>
               <w:t>में</w:t>
             </w:r>
-            <w:proofErr w:type="spellEnd"/>
             <w:r>
               <w:t xml:space="preserve"> </w:t>
             </w:r>
-            <w:proofErr w:type="spellStart"/>
             <w:r>
               <w:rPr>
                 <w:rFonts w:ascii="Nirmala UI" w:hAnsi="Nirmala UI" w:cs="Nirmala UI"/>
               </w:rPr>
               <w:t>डेटा</w:t>
             </w:r>
-            <w:proofErr w:type="spellEnd"/>
             <w:r>
               <w:t xml:space="preserve"> </w:t>
             </w:r>
-            <w:proofErr w:type="spellStart"/>
             <w:r>
               <w:rPr>
                 <w:rFonts w:ascii="Nirmala UI" w:hAnsi="Nirmala UI" w:cs="Nirmala UI"/>
               </w:rPr>
               <w:t>सेव</w:t>
             </w:r>
-            <w:proofErr w:type="spellEnd"/>
             <w:r>
               <w:t xml:space="preserve"> </w:t>
             </w:r>
-            <w:proofErr w:type="spellStart"/>
             <w:r>
               <w:rPr>
                 <w:rFonts w:ascii="Nirmala UI" w:hAnsi="Nirmala UI" w:cs="Nirmala UI"/>
               </w:rPr>
               <w:t>करना</w:t>
             </w:r>
-            <w:proofErr w:type="spellEnd"/>
           </w:p>
         </w:tc>
       </w:tr>
@@ -7171,36 +6412,30 @@
             <w:hideMark/>
           </w:tcPr>
           <w:p>
-            <w:proofErr w:type="spellStart"/>
             <w:r>
               <w:rPr>
                 <w:rFonts w:ascii="Nirmala UI" w:hAnsi="Nirmala UI" w:cs="Nirmala UI"/>
               </w:rPr>
               <w:t>किसी</w:t>
             </w:r>
-            <w:proofErr w:type="spellEnd"/>
             <w:r>
               <w:t xml:space="preserve"> event </w:t>
             </w:r>
-            <w:proofErr w:type="spellStart"/>
             <w:r>
               <w:rPr>
                 <w:rFonts w:ascii="Nirmala UI" w:hAnsi="Nirmala UI" w:cs="Nirmala UI"/>
               </w:rPr>
               <w:t>पर</w:t>
             </w:r>
-            <w:proofErr w:type="spellEnd"/>
             <w:r>
               <w:t xml:space="preserve"> Teams/SMS/email </w:t>
             </w:r>
-            <w:proofErr w:type="spellStart"/>
             <w:r>
               <w:rPr>
                 <w:rFonts w:ascii="Nirmala UI" w:hAnsi="Nirmala UI" w:cs="Nirmala UI"/>
               </w:rPr>
               <w:t>भेजना</w:t>
             </w:r>
-            <w:proofErr w:type="spellEnd"/>
           </w:p>
         </w:tc>
       </w:tr>
@@ -7230,58 +6465,48 @@
             <w:r>
               <w:t xml:space="preserve">API </w:t>
             </w:r>
-            <w:proofErr w:type="spellStart"/>
             <w:r>
               <w:rPr>
                 <w:rFonts w:ascii="Nirmala UI" w:hAnsi="Nirmala UI" w:cs="Nirmala UI"/>
               </w:rPr>
               <w:t>कॉल</w:t>
             </w:r>
-            <w:proofErr w:type="spellEnd"/>
             <w:r>
               <w:t xml:space="preserve"> </w:t>
             </w:r>
-            <w:proofErr w:type="spellStart"/>
             <w:r>
               <w:rPr>
                 <w:rFonts w:ascii="Nirmala UI" w:hAnsi="Nirmala UI" w:cs="Nirmala UI"/>
               </w:rPr>
               <w:t>की</w:t>
             </w:r>
-            <w:proofErr w:type="spellEnd"/>
             <w:r>
               <w:t xml:space="preserve"> </w:t>
             </w:r>
-            <w:proofErr w:type="spellStart"/>
             <w:r>
               <w:rPr>
                 <w:rFonts w:ascii="Nirmala UI" w:hAnsi="Nirmala UI" w:cs="Nirmala UI"/>
               </w:rPr>
               <w:t>सीरीज</w:t>
             </w:r>
-            <w:proofErr w:type="spellEnd"/>
             <w:r>
               <w:t xml:space="preserve"> </w:t>
             </w:r>
-            <w:proofErr w:type="spellStart"/>
             <w:r>
               <w:rPr>
                 <w:rFonts w:ascii="Nirmala UI" w:hAnsi="Nirmala UI" w:cs="Nirmala UI"/>
               </w:rPr>
               <w:t>चलाना</w:t>
             </w:r>
-            <w:proofErr w:type="spellEnd"/>
             <w:r>
               <w:t xml:space="preserve">, error handle </w:t>
             </w:r>
-            <w:proofErr w:type="spellStart"/>
             <w:r>
               <w:rPr>
                 <w:rFonts w:ascii="Nirmala UI" w:hAnsi="Nirmala UI" w:cs="Nirmala UI"/>
               </w:rPr>
               <w:t>करना</w:t>
             </w:r>
-            <w:proofErr w:type="spellEnd"/>
           </w:p>
         </w:tc>
       </w:tr>
@@ -7306,6 +6531,7 @@
           <w:b/>
           <w:bCs/>
         </w:rPr>
+        <w:lastRenderedPageBreak/>
         <w:t>🔄</w:t>
       </w:r>
       <w:r>
@@ -7315,7 +6541,6 @@
         </w:rPr>
         <w:t xml:space="preserve"> Logic App </w:t>
       </w:r>
-      <w:proofErr w:type="spellStart"/>
       <w:r>
         <w:rPr>
           <w:rFonts w:ascii="Nirmala UI" w:hAnsi="Nirmala UI" w:cs="Nirmala UI"/>
@@ -7324,15 +6549,13 @@
         </w:rPr>
         <w:t>कैसे</w:t>
       </w:r>
-      <w:proofErr w:type="spellEnd"/>
-      <w:r>
-        <w:rPr>
-          <w:b/>
-          <w:bCs/>
-        </w:rPr>
-        <w:t xml:space="preserve"> </w:t>
-      </w:r>
-      <w:proofErr w:type="spellStart"/>
+      <w:r>
+        <w:rPr>
+          <w:b/>
+          <w:bCs/>
+        </w:rPr>
+        <w:t xml:space="preserve"> </w:t>
+      </w:r>
       <w:r>
         <w:rPr>
           <w:rFonts w:ascii="Nirmala UI" w:hAnsi="Nirmala UI" w:cs="Nirmala UI"/>
@@ -7341,15 +6564,13 @@
         </w:rPr>
         <w:t>काम</w:t>
       </w:r>
-      <w:proofErr w:type="spellEnd"/>
-      <w:r>
-        <w:rPr>
-          <w:b/>
-          <w:bCs/>
-        </w:rPr>
-        <w:t xml:space="preserve"> </w:t>
-      </w:r>
-      <w:proofErr w:type="spellStart"/>
+      <w:r>
+        <w:rPr>
+          <w:b/>
+          <w:bCs/>
+        </w:rPr>
+        <w:t xml:space="preserve"> </w:t>
+      </w:r>
       <w:r>
         <w:rPr>
           <w:rFonts w:ascii="Nirmala UI" w:hAnsi="Nirmala UI" w:cs="Nirmala UI"/>
@@ -7358,15 +6579,13 @@
         </w:rPr>
         <w:t>करता</w:t>
       </w:r>
-      <w:proofErr w:type="spellEnd"/>
-      <w:r>
-        <w:rPr>
-          <w:b/>
-          <w:bCs/>
-        </w:rPr>
-        <w:t xml:space="preserve"> </w:t>
-      </w:r>
-      <w:proofErr w:type="spellStart"/>
+      <w:r>
+        <w:rPr>
+          <w:b/>
+          <w:bCs/>
+        </w:rPr>
+        <w:t xml:space="preserve"> </w:t>
+      </w:r>
       <w:r>
         <w:rPr>
           <w:rFonts w:ascii="Nirmala UI" w:hAnsi="Nirmala UI" w:cs="Nirmala UI"/>
@@ -7375,7 +6594,6 @@
         </w:rPr>
         <w:t>है</w:t>
       </w:r>
-      <w:proofErr w:type="spellEnd"/>
       <w:r>
         <w:rPr>
           <w:b/>
@@ -7391,25 +6609,21 @@
           <w:numId w:val="12"/>
         </w:numPr>
       </w:pPr>
-      <w:proofErr w:type="spellStart"/>
       <w:r>
         <w:rPr>
           <w:rFonts w:ascii="Nirmala UI" w:hAnsi="Nirmala UI" w:cs="Nirmala UI"/>
         </w:rPr>
         <w:t>आप</w:t>
       </w:r>
-      <w:proofErr w:type="spellEnd"/>
-      <w:r>
-        <w:t xml:space="preserve"> </w:t>
-      </w:r>
-      <w:proofErr w:type="spellStart"/>
+      <w:r>
+        <w:t xml:space="preserve"> </w:t>
+      </w:r>
       <w:r>
         <w:rPr>
           <w:rFonts w:ascii="Nirmala UI" w:hAnsi="Nirmala UI" w:cs="Nirmala UI"/>
         </w:rPr>
         <w:t>एक</w:t>
       </w:r>
-      <w:proofErr w:type="spellEnd"/>
       <w:r>
         <w:t xml:space="preserve"> </w:t>
       </w:r>
@@ -7423,30 +6637,20 @@
       <w:r>
         <w:t xml:space="preserve"> </w:t>
       </w:r>
-      <w:proofErr w:type="spellStart"/>
       <w:r>
         <w:rPr>
           <w:rFonts w:ascii="Nirmala UI" w:hAnsi="Nirmala UI" w:cs="Nirmala UI"/>
         </w:rPr>
         <w:t>बनाते</w:t>
       </w:r>
-      <w:proofErr w:type="spellEnd"/>
-      <w:r>
-        <w:t xml:space="preserve"> </w:t>
-      </w:r>
-      <w:proofErr w:type="spellStart"/>
-      <w:r>
-        <w:rPr>
-          <w:rFonts w:ascii="Nirmala UI" w:hAnsi="Nirmala UI" w:cs="Nirmala UI"/>
-        </w:rPr>
-        <w:t>हैं</w:t>
-      </w:r>
-      <w:proofErr w:type="spellEnd"/>
-      <w:r>
-        <w:rPr>
-          <w:rFonts w:ascii="Nirmala UI" w:hAnsi="Nirmala UI" w:cs="Nirmala UI"/>
-        </w:rPr>
-        <w:t>।</w:t>
+      <w:r>
+        <w:t xml:space="preserve"> </w:t>
+      </w:r>
+      <w:r>
+        <w:rPr>
+          <w:rFonts w:ascii="Nirmala UI" w:hAnsi="Nirmala UI" w:cs="Nirmala UI"/>
+        </w:rPr>
+        <w:t>हैं।</w:t>
       </w:r>
     </w:p>
     <w:p>
@@ -7459,69 +6663,57 @@
       <w:r>
         <w:t xml:space="preserve">Logic App </w:t>
       </w:r>
-      <w:proofErr w:type="spellStart"/>
       <w:r>
         <w:rPr>
           <w:rFonts w:ascii="Nirmala UI" w:hAnsi="Nirmala UI" w:cs="Nirmala UI"/>
         </w:rPr>
         <w:t>का</w:t>
       </w:r>
-      <w:proofErr w:type="spellEnd"/>
-      <w:r>
-        <w:t xml:space="preserve"> </w:t>
-      </w:r>
-      <w:proofErr w:type="spellStart"/>
+      <w:r>
+        <w:t xml:space="preserve"> </w:t>
+      </w:r>
       <w:r>
         <w:rPr>
           <w:rFonts w:ascii="Nirmala UI" w:hAnsi="Nirmala UI" w:cs="Nirmala UI"/>
         </w:rPr>
         <w:t>पहला</w:t>
       </w:r>
-      <w:proofErr w:type="spellEnd"/>
-      <w:r>
-        <w:t xml:space="preserve"> </w:t>
-      </w:r>
-      <w:proofErr w:type="spellStart"/>
+      <w:r>
+        <w:t xml:space="preserve"> </w:t>
+      </w:r>
       <w:r>
         <w:rPr>
           <w:rFonts w:ascii="Nirmala UI" w:hAnsi="Nirmala UI" w:cs="Nirmala UI"/>
         </w:rPr>
         <w:t>स्टेप</w:t>
       </w:r>
-      <w:proofErr w:type="spellEnd"/>
-      <w:r>
-        <w:t xml:space="preserve"> </w:t>
-      </w:r>
-      <w:proofErr w:type="spellStart"/>
+      <w:r>
+        <w:t xml:space="preserve"> </w:t>
+      </w:r>
       <w:r>
         <w:rPr>
           <w:rFonts w:ascii="Nirmala UI" w:hAnsi="Nirmala UI" w:cs="Nirmala UI"/>
         </w:rPr>
         <w:t>होता</w:t>
       </w:r>
-      <w:proofErr w:type="spellEnd"/>
-      <w:r>
-        <w:t xml:space="preserve"> </w:t>
-      </w:r>
-      <w:proofErr w:type="spellStart"/>
+      <w:r>
+        <w:t xml:space="preserve"> </w:t>
+      </w:r>
       <w:r>
         <w:rPr>
           <w:rFonts w:ascii="Nirmala UI" w:hAnsi="Nirmala UI" w:cs="Nirmala UI"/>
         </w:rPr>
         <w:t>है</w:t>
       </w:r>
-      <w:proofErr w:type="spellEnd"/>
-      <w:r>
-        <w:t xml:space="preserve"> </w:t>
-      </w:r>
-      <w:proofErr w:type="spellStart"/>
+      <w:r>
+        <w:t xml:space="preserve"> </w:t>
+      </w:r>
       <w:r>
         <w:rPr>
           <w:rFonts w:ascii="Nirmala UI" w:hAnsi="Nirmala UI" w:cs="Nirmala UI"/>
         </w:rPr>
         <w:t>एक</w:t>
       </w:r>
-      <w:proofErr w:type="spellEnd"/>
       <w:r>
         <w:t xml:space="preserve"> </w:t>
       </w:r>
@@ -7535,70 +6727,57 @@
       <w:r>
         <w:t xml:space="preserve"> (</w:t>
       </w:r>
-      <w:proofErr w:type="spellStart"/>
       <w:r>
         <w:rPr>
           <w:rFonts w:ascii="Nirmala UI" w:hAnsi="Nirmala UI" w:cs="Nirmala UI"/>
         </w:rPr>
         <w:t>जैसे</w:t>
       </w:r>
-      <w:proofErr w:type="spellEnd"/>
       <w:r>
         <w:t xml:space="preserve"> "</w:t>
       </w:r>
-      <w:proofErr w:type="spellStart"/>
       <w:r>
         <w:rPr>
           <w:rFonts w:ascii="Nirmala UI" w:hAnsi="Nirmala UI" w:cs="Nirmala UI"/>
         </w:rPr>
         <w:t>जब</w:t>
       </w:r>
-      <w:proofErr w:type="spellEnd"/>
-      <w:r>
-        <w:t xml:space="preserve"> </w:t>
-      </w:r>
-      <w:proofErr w:type="spellStart"/>
+      <w:r>
+        <w:t xml:space="preserve"> </w:t>
+      </w:r>
       <w:r>
         <w:rPr>
           <w:rFonts w:ascii="Nirmala UI" w:hAnsi="Nirmala UI" w:cs="Nirmala UI"/>
         </w:rPr>
         <w:t>ईमेल</w:t>
       </w:r>
-      <w:proofErr w:type="spellEnd"/>
-      <w:r>
-        <w:t xml:space="preserve"> </w:t>
-      </w:r>
-      <w:proofErr w:type="spellStart"/>
+      <w:r>
+        <w:t xml:space="preserve"> </w:t>
+      </w:r>
       <w:r>
         <w:rPr>
           <w:rFonts w:ascii="Nirmala UI" w:hAnsi="Nirmala UI" w:cs="Nirmala UI"/>
         </w:rPr>
         <w:t>आए</w:t>
       </w:r>
-      <w:proofErr w:type="spellEnd"/>
       <w:r>
         <w:t xml:space="preserve">" </w:t>
       </w:r>
-      <w:proofErr w:type="spellStart"/>
       <w:r>
         <w:rPr>
           <w:rFonts w:ascii="Nirmala UI" w:hAnsi="Nirmala UI" w:cs="Nirmala UI"/>
         </w:rPr>
         <w:t>या</w:t>
       </w:r>
-      <w:proofErr w:type="spellEnd"/>
       <w:r>
         <w:t xml:space="preserve"> "HTTP request </w:t>
       </w:r>
-      <w:proofErr w:type="spellStart"/>
       <w:r>
         <w:rPr>
           <w:rFonts w:ascii="Nirmala UI" w:hAnsi="Nirmala UI" w:cs="Nirmala UI"/>
         </w:rPr>
         <w:t>मिले</w:t>
       </w:r>
-      <w:proofErr w:type="spellEnd"/>
-      <w:proofErr w:type="gramStart"/>
       <w:r>
         <w:t>")</w:t>
       </w:r>
@@ -7608,7 +6787,6 @@
         </w:rPr>
         <w:t>।</w:t>
       </w:r>
-      <w:proofErr w:type="gramEnd"/>
     </w:p>
     <w:p>
       <w:pPr>
@@ -7617,25 +6795,21 @@
           <w:numId w:val="12"/>
         </w:numPr>
       </w:pPr>
-      <w:proofErr w:type="spellStart"/>
       <w:r>
         <w:rPr>
           <w:rFonts w:ascii="Nirmala UI" w:hAnsi="Nirmala UI" w:cs="Nirmala UI"/>
         </w:rPr>
         <w:t>फिर</w:t>
       </w:r>
-      <w:proofErr w:type="spellEnd"/>
-      <w:r>
-        <w:t xml:space="preserve"> </w:t>
-      </w:r>
-      <w:proofErr w:type="spellStart"/>
+      <w:r>
+        <w:t xml:space="preserve"> </w:t>
+      </w:r>
       <w:r>
         <w:rPr>
           <w:rFonts w:ascii="Nirmala UI" w:hAnsi="Nirmala UI" w:cs="Nirmala UI"/>
         </w:rPr>
         <w:t>आप</w:t>
       </w:r>
-      <w:proofErr w:type="spellEnd"/>
       <w:r>
         <w:t xml:space="preserve"> </w:t>
       </w:r>
@@ -7649,114 +6823,93 @@
       <w:r>
         <w:t xml:space="preserve"> </w:t>
       </w:r>
-      <w:proofErr w:type="spellStart"/>
       <w:r>
         <w:rPr>
           <w:rFonts w:ascii="Nirmala UI" w:hAnsi="Nirmala UI" w:cs="Nirmala UI"/>
         </w:rPr>
         <w:t>जोड़ते</w:t>
       </w:r>
-      <w:proofErr w:type="spellEnd"/>
-      <w:r>
-        <w:t xml:space="preserve"> </w:t>
-      </w:r>
-      <w:proofErr w:type="spellStart"/>
+      <w:r>
+        <w:t xml:space="preserve"> </w:t>
+      </w:r>
       <w:r>
         <w:rPr>
           <w:rFonts w:ascii="Nirmala UI" w:hAnsi="Nirmala UI" w:cs="Nirmala UI"/>
         </w:rPr>
         <w:t>हैं</w:t>
       </w:r>
-      <w:proofErr w:type="spellEnd"/>
       <w:r>
         <w:t xml:space="preserve"> (</w:t>
       </w:r>
-      <w:proofErr w:type="spellStart"/>
       <w:r>
         <w:rPr>
           <w:rFonts w:ascii="Nirmala UI" w:hAnsi="Nirmala UI" w:cs="Nirmala UI"/>
         </w:rPr>
         <w:t>जैसे</w:t>
       </w:r>
-      <w:proofErr w:type="spellEnd"/>
-      <w:r>
-        <w:t xml:space="preserve"> </w:t>
-      </w:r>
-      <w:proofErr w:type="spellStart"/>
+      <w:r>
+        <w:t xml:space="preserve"> </w:t>
+      </w:r>
       <w:r>
         <w:rPr>
           <w:rFonts w:ascii="Nirmala UI" w:hAnsi="Nirmala UI" w:cs="Nirmala UI"/>
         </w:rPr>
         <w:t>डेटा</w:t>
       </w:r>
-      <w:proofErr w:type="spellEnd"/>
-      <w:r>
-        <w:t xml:space="preserve"> </w:t>
-      </w:r>
-      <w:proofErr w:type="spellStart"/>
+      <w:r>
+        <w:t xml:space="preserve"> </w:t>
+      </w:r>
       <w:r>
         <w:rPr>
           <w:rFonts w:ascii="Nirmala UI" w:hAnsi="Nirmala UI" w:cs="Nirmala UI"/>
         </w:rPr>
         <w:t>सेव</w:t>
       </w:r>
-      <w:proofErr w:type="spellEnd"/>
-      <w:r>
-        <w:t xml:space="preserve"> </w:t>
-      </w:r>
-      <w:proofErr w:type="spellStart"/>
+      <w:r>
+        <w:t xml:space="preserve"> </w:t>
+      </w:r>
       <w:r>
         <w:rPr>
           <w:rFonts w:ascii="Nirmala UI" w:hAnsi="Nirmala UI" w:cs="Nirmala UI"/>
         </w:rPr>
         <w:t>करना</w:t>
       </w:r>
-      <w:proofErr w:type="spellEnd"/>
       <w:r>
         <w:t xml:space="preserve">, </w:t>
       </w:r>
-      <w:proofErr w:type="spellStart"/>
       <w:r>
         <w:rPr>
           <w:rFonts w:ascii="Nirmala UI" w:hAnsi="Nirmala UI" w:cs="Nirmala UI"/>
         </w:rPr>
         <w:t>ईमेल</w:t>
       </w:r>
-      <w:proofErr w:type="spellEnd"/>
-      <w:r>
-        <w:t xml:space="preserve"> </w:t>
-      </w:r>
-      <w:proofErr w:type="spellStart"/>
+      <w:r>
+        <w:t xml:space="preserve"> </w:t>
+      </w:r>
       <w:r>
         <w:rPr>
           <w:rFonts w:ascii="Nirmala UI" w:hAnsi="Nirmala UI" w:cs="Nirmala UI"/>
         </w:rPr>
         <w:t>भेजना</w:t>
       </w:r>
-      <w:proofErr w:type="spellEnd"/>
       <w:r>
         <w:t xml:space="preserve">, API </w:t>
       </w:r>
-      <w:proofErr w:type="spellStart"/>
       <w:r>
         <w:rPr>
           <w:rFonts w:ascii="Nirmala UI" w:hAnsi="Nirmala UI" w:cs="Nirmala UI"/>
         </w:rPr>
         <w:t>कॉल</w:t>
       </w:r>
-      <w:proofErr w:type="spellEnd"/>
-      <w:r>
-        <w:t xml:space="preserve"> </w:t>
-      </w:r>
-      <w:proofErr w:type="spellStart"/>
-      <w:proofErr w:type="gramStart"/>
+      <w:r>
+        <w:t xml:space="preserve"> </w:t>
+      </w:r>
       <w:r>
         <w:rPr>
           <w:rFonts w:ascii="Nirmala UI" w:hAnsi="Nirmala UI" w:cs="Nirmala UI"/>
         </w:rPr>
         <w:t>करना</w:t>
       </w:r>
-      <w:proofErr w:type="spellEnd"/>
       <w:r>
         <w:t>)</w:t>
       </w:r>
@@ -7766,7 +6919,6 @@
         </w:rPr>
         <w:t>।</w:t>
       </w:r>
-      <w:proofErr w:type="gramEnd"/>
     </w:p>
     <w:p>
       <w:pPr>
@@ -7775,14 +6927,12 @@
           <w:numId w:val="12"/>
         </w:numPr>
       </w:pPr>
-      <w:proofErr w:type="spellStart"/>
       <w:r>
         <w:rPr>
           <w:rFonts w:ascii="Nirmala UI" w:hAnsi="Nirmala UI" w:cs="Nirmala UI"/>
         </w:rPr>
         <w:t>आप</w:t>
       </w:r>
-      <w:proofErr w:type="spellEnd"/>
       <w:r>
         <w:t xml:space="preserve"> </w:t>
       </w:r>
@@ -7796,52 +6946,38 @@
       <w:r>
         <w:t xml:space="preserve"> </w:t>
       </w:r>
-      <w:proofErr w:type="spellStart"/>
       <w:r>
         <w:rPr>
           <w:rFonts w:ascii="Nirmala UI" w:hAnsi="Nirmala UI" w:cs="Nirmala UI"/>
         </w:rPr>
         <w:t>भी</w:t>
       </w:r>
-      <w:proofErr w:type="spellEnd"/>
-      <w:r>
-        <w:t xml:space="preserve"> </w:t>
-      </w:r>
-      <w:proofErr w:type="spellStart"/>
+      <w:r>
+        <w:t xml:space="preserve"> </w:t>
+      </w:r>
       <w:r>
         <w:rPr>
           <w:rFonts w:ascii="Nirmala UI" w:hAnsi="Nirmala UI" w:cs="Nirmala UI"/>
         </w:rPr>
         <w:t>जोड़</w:t>
       </w:r>
-      <w:proofErr w:type="spellEnd"/>
-      <w:r>
-        <w:t xml:space="preserve"> </w:t>
-      </w:r>
-      <w:proofErr w:type="spellStart"/>
+      <w:r>
+        <w:t xml:space="preserve"> </w:t>
+      </w:r>
       <w:r>
         <w:rPr>
           <w:rFonts w:ascii="Nirmala UI" w:hAnsi="Nirmala UI" w:cs="Nirmala UI"/>
         </w:rPr>
         <w:t>सकते</w:t>
       </w:r>
-      <w:proofErr w:type="spellEnd"/>
-      <w:r>
-        <w:t xml:space="preserve"> </w:t>
-      </w:r>
-      <w:proofErr w:type="spellStart"/>
-      <w:r>
-        <w:rPr>
-          <w:rFonts w:ascii="Nirmala UI" w:hAnsi="Nirmala UI" w:cs="Nirmala UI"/>
-        </w:rPr>
-        <w:t>हैं</w:t>
-      </w:r>
-      <w:proofErr w:type="spellEnd"/>
-      <w:r>
-        <w:rPr>
-          <w:rFonts w:ascii="Nirmala UI" w:hAnsi="Nirmala UI" w:cs="Nirmala UI"/>
-        </w:rPr>
-        <w:t>।</w:t>
+      <w:r>
+        <w:t xml:space="preserve"> </w:t>
+      </w:r>
+      <w:r>
+        <w:rPr>
+          <w:rFonts w:ascii="Nirmala UI" w:hAnsi="Nirmala UI" w:cs="Nirmala UI"/>
+        </w:rPr>
+        <w:t>हैं।</w:t>
       </w:r>
     </w:p>
     <w:p>
@@ -7873,7 +7009,6 @@
         </w:rPr>
         <w:t xml:space="preserve"> Common Triggers (Logic App </w:t>
       </w:r>
-      <w:proofErr w:type="spellStart"/>
       <w:r>
         <w:rPr>
           <w:rFonts w:ascii="Nirmala UI" w:hAnsi="Nirmala UI" w:cs="Nirmala UI"/>
@@ -7882,15 +7017,13 @@
         </w:rPr>
         <w:t>कैसे</w:t>
       </w:r>
-      <w:proofErr w:type="spellEnd"/>
-      <w:r>
-        <w:rPr>
-          <w:b/>
-          <w:bCs/>
-        </w:rPr>
-        <w:t xml:space="preserve"> </w:t>
-      </w:r>
-      <w:proofErr w:type="spellStart"/>
+      <w:r>
+        <w:rPr>
+          <w:b/>
+          <w:bCs/>
+        </w:rPr>
+        <w:t xml:space="preserve"> </w:t>
+      </w:r>
       <w:r>
         <w:rPr>
           <w:rFonts w:ascii="Nirmala UI" w:hAnsi="Nirmala UI" w:cs="Nirmala UI"/>
@@ -7899,15 +7032,13 @@
         </w:rPr>
         <w:t>शुरू</w:t>
       </w:r>
-      <w:proofErr w:type="spellEnd"/>
-      <w:r>
-        <w:rPr>
-          <w:b/>
-          <w:bCs/>
-        </w:rPr>
-        <w:t xml:space="preserve"> </w:t>
-      </w:r>
-      <w:proofErr w:type="spellStart"/>
+      <w:r>
+        <w:rPr>
+          <w:b/>
+          <w:bCs/>
+        </w:rPr>
+        <w:t xml:space="preserve"> </w:t>
+      </w:r>
       <w:r>
         <w:rPr>
           <w:rFonts w:ascii="Nirmala UI" w:hAnsi="Nirmala UI" w:cs="Nirmala UI"/>
@@ -7916,15 +7047,13 @@
         </w:rPr>
         <w:t>होता</w:t>
       </w:r>
-      <w:proofErr w:type="spellEnd"/>
-      <w:r>
-        <w:rPr>
-          <w:b/>
-          <w:bCs/>
-        </w:rPr>
-        <w:t xml:space="preserve"> </w:t>
-      </w:r>
-      <w:proofErr w:type="spellStart"/>
+      <w:r>
+        <w:rPr>
+          <w:b/>
+          <w:bCs/>
+        </w:rPr>
+        <w:t xml:space="preserve"> </w:t>
+      </w:r>
       <w:r>
         <w:rPr>
           <w:rFonts w:ascii="Nirmala UI" w:hAnsi="Nirmala UI" w:cs="Nirmala UI"/>
@@ -7933,7 +7062,6 @@
         </w:rPr>
         <w:t>है</w:t>
       </w:r>
-      <w:proofErr w:type="spellEnd"/>
       <w:r>
         <w:rPr>
           <w:b/>
@@ -7998,7 +7126,6 @@
                 <w:bCs/>
               </w:rPr>
             </w:pPr>
-            <w:proofErr w:type="spellStart"/>
             <w:r>
               <w:rPr>
                 <w:rFonts w:ascii="Nirmala UI" w:hAnsi="Nirmala UI" w:cs="Nirmala UI"/>
@@ -8007,7 +7134,6 @@
               </w:rPr>
               <w:t>उदाहरण</w:t>
             </w:r>
-            <w:proofErr w:type="spellEnd"/>
           </w:p>
         </w:tc>
       </w:tr>
@@ -8038,47 +7164,39 @@
             <w:hideMark/>
           </w:tcPr>
           <w:p>
-            <w:proofErr w:type="spellStart"/>
             <w:r>
               <w:rPr>
                 <w:rFonts w:ascii="Nirmala UI" w:hAnsi="Nirmala UI" w:cs="Nirmala UI"/>
               </w:rPr>
               <w:t>हर</w:t>
             </w:r>
-            <w:proofErr w:type="spellEnd"/>
             <w:r>
               <w:t xml:space="preserve"> </w:t>
             </w:r>
-            <w:proofErr w:type="spellStart"/>
             <w:r>
               <w:rPr>
                 <w:rFonts w:ascii="Nirmala UI" w:hAnsi="Nirmala UI" w:cs="Nirmala UI"/>
               </w:rPr>
               <w:t>दिन</w:t>
             </w:r>
-            <w:proofErr w:type="spellEnd"/>
             <w:r>
               <w:t xml:space="preserve"> </w:t>
             </w:r>
-            <w:proofErr w:type="spellStart"/>
             <w:r>
               <w:rPr>
                 <w:rFonts w:ascii="Nirmala UI" w:hAnsi="Nirmala UI" w:cs="Nirmala UI"/>
               </w:rPr>
               <w:t>सुबह</w:t>
             </w:r>
-            <w:proofErr w:type="spellEnd"/>
             <w:r>
               <w:t xml:space="preserve"> 9 </w:t>
             </w:r>
-            <w:proofErr w:type="spellStart"/>
             <w:r>
               <w:rPr>
                 <w:rFonts w:ascii="Nirmala UI" w:hAnsi="Nirmala UI" w:cs="Nirmala UI"/>
               </w:rPr>
               <w:t>बजे</w:t>
             </w:r>
-            <w:proofErr w:type="spellEnd"/>
           </w:p>
         </w:tc>
       </w:tr>
@@ -8109,25 +7227,21 @@
             <w:hideMark/>
           </w:tcPr>
           <w:p>
-            <w:proofErr w:type="spellStart"/>
             <w:r>
               <w:rPr>
                 <w:rFonts w:ascii="Nirmala UI" w:hAnsi="Nirmala UI" w:cs="Nirmala UI"/>
               </w:rPr>
               <w:t>जब</w:t>
             </w:r>
-            <w:proofErr w:type="spellEnd"/>
             <w:r>
               <w:t xml:space="preserve"> API call </w:t>
             </w:r>
-            <w:proofErr w:type="spellStart"/>
             <w:r>
               <w:rPr>
                 <w:rFonts w:ascii="Nirmala UI" w:hAnsi="Nirmala UI" w:cs="Nirmala UI"/>
               </w:rPr>
               <w:t>आए</w:t>
             </w:r>
-            <w:proofErr w:type="spellEnd"/>
           </w:p>
         </w:tc>
       </w:tr>
@@ -8158,47 +7272,39 @@
             <w:hideMark/>
           </w:tcPr>
           <w:p>
-            <w:proofErr w:type="spellStart"/>
             <w:r>
               <w:rPr>
                 <w:rFonts w:ascii="Nirmala UI" w:hAnsi="Nirmala UI" w:cs="Nirmala UI"/>
               </w:rPr>
               <w:t>जब</w:t>
             </w:r>
-            <w:proofErr w:type="spellEnd"/>
             <w:r>
               <w:t xml:space="preserve"> Blob Storage </w:t>
             </w:r>
-            <w:proofErr w:type="spellStart"/>
             <w:r>
               <w:rPr>
                 <w:rFonts w:ascii="Nirmala UI" w:hAnsi="Nirmala UI" w:cs="Nirmala UI"/>
               </w:rPr>
               <w:t>में</w:t>
             </w:r>
-            <w:proofErr w:type="spellEnd"/>
             <w:r>
               <w:t xml:space="preserve"> </w:t>
             </w:r>
-            <w:proofErr w:type="spellStart"/>
             <w:r>
               <w:rPr>
                 <w:rFonts w:ascii="Nirmala UI" w:hAnsi="Nirmala UI" w:cs="Nirmala UI"/>
               </w:rPr>
               <w:t>नई</w:t>
             </w:r>
-            <w:proofErr w:type="spellEnd"/>
             <w:r>
               <w:t xml:space="preserve"> file </w:t>
             </w:r>
-            <w:proofErr w:type="spellStart"/>
             <w:r>
               <w:rPr>
                 <w:rFonts w:ascii="Nirmala UI" w:hAnsi="Nirmala UI" w:cs="Nirmala UI"/>
               </w:rPr>
               <w:t>आए</w:t>
             </w:r>
-            <w:proofErr w:type="spellEnd"/>
           </w:p>
         </w:tc>
       </w:tr>
@@ -8229,47 +7335,39 @@
             <w:hideMark/>
           </w:tcPr>
           <w:p>
-            <w:proofErr w:type="spellStart"/>
             <w:r>
               <w:rPr>
                 <w:rFonts w:ascii="Nirmala UI" w:hAnsi="Nirmala UI" w:cs="Nirmala UI"/>
               </w:rPr>
               <w:t>जब</w:t>
             </w:r>
-            <w:proofErr w:type="spellEnd"/>
             <w:r>
               <w:t xml:space="preserve"> </w:t>
             </w:r>
-            <w:proofErr w:type="spellStart"/>
             <w:r>
               <w:rPr>
                 <w:rFonts w:ascii="Nirmala UI" w:hAnsi="Nirmala UI" w:cs="Nirmala UI"/>
               </w:rPr>
               <w:t>नया</w:t>
             </w:r>
-            <w:proofErr w:type="spellEnd"/>
             <w:r>
               <w:t xml:space="preserve"> </w:t>
             </w:r>
-            <w:proofErr w:type="spellStart"/>
             <w:r>
               <w:rPr>
                 <w:rFonts w:ascii="Nirmala UI" w:hAnsi="Nirmala UI" w:cs="Nirmala UI"/>
               </w:rPr>
               <w:t>ईमेल</w:t>
             </w:r>
-            <w:proofErr w:type="spellEnd"/>
             <w:r>
               <w:t xml:space="preserve"> </w:t>
             </w:r>
-            <w:proofErr w:type="spellStart"/>
             <w:r>
               <w:rPr>
                 <w:rFonts w:ascii="Nirmala UI" w:hAnsi="Nirmala UI" w:cs="Nirmala UI"/>
               </w:rPr>
               <w:t>आए</w:t>
             </w:r>
-            <w:proofErr w:type="spellEnd"/>
           </w:p>
         </w:tc>
       </w:tr>
@@ -8289,7 +7387,6 @@
                 <w:b/>
                 <w:bCs/>
               </w:rPr>
-              <w:lastRenderedPageBreak/>
               <w:t>SQL Trigger</w:t>
             </w:r>
           </w:p>
@@ -8301,47 +7398,39 @@
             <w:hideMark/>
           </w:tcPr>
           <w:p>
-            <w:proofErr w:type="spellStart"/>
             <w:r>
               <w:rPr>
                 <w:rFonts w:ascii="Nirmala UI" w:hAnsi="Nirmala UI" w:cs="Nirmala UI"/>
               </w:rPr>
               <w:t>जब</w:t>
             </w:r>
-            <w:proofErr w:type="spellEnd"/>
             <w:r>
               <w:t xml:space="preserve"> SQL table </w:t>
             </w:r>
-            <w:proofErr w:type="spellStart"/>
             <w:r>
               <w:rPr>
                 <w:rFonts w:ascii="Nirmala UI" w:hAnsi="Nirmala UI" w:cs="Nirmala UI"/>
               </w:rPr>
               <w:t>में</w:t>
             </w:r>
-            <w:proofErr w:type="spellEnd"/>
             <w:r>
               <w:t xml:space="preserve"> </w:t>
             </w:r>
-            <w:proofErr w:type="spellStart"/>
             <w:r>
               <w:rPr>
                 <w:rFonts w:ascii="Nirmala UI" w:hAnsi="Nirmala UI" w:cs="Nirmala UI"/>
               </w:rPr>
               <w:t>बदलाव</w:t>
             </w:r>
-            <w:proofErr w:type="spellEnd"/>
             <w:r>
               <w:t xml:space="preserve"> </w:t>
             </w:r>
-            <w:proofErr w:type="spellStart"/>
             <w:r>
               <w:rPr>
                 <w:rFonts w:ascii="Nirmala UI" w:hAnsi="Nirmala UI" w:cs="Nirmala UI"/>
               </w:rPr>
               <w:t>हो</w:t>
             </w:r>
-            <w:proofErr w:type="spellEnd"/>
           </w:p>
         </w:tc>
       </w:tr>
@@ -8372,36 +7461,30 @@
             <w:hideMark/>
           </w:tcPr>
           <w:p>
-            <w:proofErr w:type="spellStart"/>
             <w:r>
               <w:rPr>
                 <w:rFonts w:ascii="Nirmala UI" w:hAnsi="Nirmala UI" w:cs="Nirmala UI"/>
               </w:rPr>
               <w:t>जब</w:t>
             </w:r>
-            <w:proofErr w:type="spellEnd"/>
             <w:r>
               <w:t xml:space="preserve"> </w:t>
             </w:r>
-            <w:proofErr w:type="spellStart"/>
             <w:r>
               <w:rPr>
                 <w:rFonts w:ascii="Nirmala UI" w:hAnsi="Nirmala UI" w:cs="Nirmala UI"/>
               </w:rPr>
               <w:t>कोई</w:t>
             </w:r>
-            <w:proofErr w:type="spellEnd"/>
             <w:r>
               <w:t xml:space="preserve"> Azure Event </w:t>
             </w:r>
-            <w:proofErr w:type="spellStart"/>
             <w:r>
               <w:rPr>
                 <w:rFonts w:ascii="Nirmala UI" w:hAnsi="Nirmala UI" w:cs="Nirmala UI"/>
               </w:rPr>
               <w:t>आए</w:t>
             </w:r>
-            <w:proofErr w:type="spellEnd"/>
           </w:p>
         </w:tc>
       </w:tr>
@@ -8435,7 +7518,6 @@
         </w:rPr>
         <w:t xml:space="preserve"> Common Actions (Logic App </w:t>
       </w:r>
-      <w:proofErr w:type="spellStart"/>
       <w:r>
         <w:rPr>
           <w:rFonts w:ascii="Nirmala UI" w:hAnsi="Nirmala UI" w:cs="Nirmala UI"/>
@@ -8444,15 +7526,13 @@
         </w:rPr>
         <w:t>में</w:t>
       </w:r>
-      <w:proofErr w:type="spellEnd"/>
-      <w:r>
-        <w:rPr>
-          <w:b/>
-          <w:bCs/>
-        </w:rPr>
-        <w:t xml:space="preserve"> </w:t>
-      </w:r>
-      <w:proofErr w:type="spellStart"/>
+      <w:r>
+        <w:rPr>
+          <w:b/>
+          <w:bCs/>
+        </w:rPr>
+        <w:t xml:space="preserve"> </w:t>
+      </w:r>
       <w:r>
         <w:rPr>
           <w:rFonts w:ascii="Nirmala UI" w:hAnsi="Nirmala UI" w:cs="Nirmala UI"/>
@@ -8461,15 +7541,13 @@
         </w:rPr>
         <w:t>क्या</w:t>
       </w:r>
-      <w:proofErr w:type="spellEnd"/>
-      <w:r>
-        <w:rPr>
-          <w:b/>
-          <w:bCs/>
-        </w:rPr>
-        <w:t xml:space="preserve"> </w:t>
-      </w:r>
-      <w:proofErr w:type="spellStart"/>
+      <w:r>
+        <w:rPr>
+          <w:b/>
+          <w:bCs/>
+        </w:rPr>
+        <w:t xml:space="preserve"> </w:t>
+      </w:r>
       <w:r>
         <w:rPr>
           <w:rFonts w:ascii="Nirmala UI" w:hAnsi="Nirmala UI" w:cs="Nirmala UI"/>
@@ -8478,15 +7556,13 @@
         </w:rPr>
         <w:t>हो</w:t>
       </w:r>
-      <w:proofErr w:type="spellEnd"/>
-      <w:r>
-        <w:rPr>
-          <w:b/>
-          <w:bCs/>
-        </w:rPr>
-        <w:t xml:space="preserve"> </w:t>
-      </w:r>
-      <w:proofErr w:type="spellStart"/>
+      <w:r>
+        <w:rPr>
+          <w:b/>
+          <w:bCs/>
+        </w:rPr>
+        <w:t xml:space="preserve"> </w:t>
+      </w:r>
       <w:r>
         <w:rPr>
           <w:rFonts w:ascii="Nirmala UI" w:hAnsi="Nirmala UI" w:cs="Nirmala UI"/>
@@ -8495,15 +7571,13 @@
         </w:rPr>
         <w:t>सकता</w:t>
       </w:r>
-      <w:proofErr w:type="spellEnd"/>
-      <w:r>
-        <w:rPr>
-          <w:b/>
-          <w:bCs/>
-        </w:rPr>
-        <w:t xml:space="preserve"> </w:t>
-      </w:r>
-      <w:proofErr w:type="spellStart"/>
+      <w:r>
+        <w:rPr>
+          <w:b/>
+          <w:bCs/>
+        </w:rPr>
+        <w:t xml:space="preserve"> </w:t>
+      </w:r>
       <w:r>
         <w:rPr>
           <w:rFonts w:ascii="Nirmala UI" w:hAnsi="Nirmala UI" w:cs="Nirmala UI"/>
@@ -8512,7 +7586,6 @@
         </w:rPr>
         <w:t>है</w:t>
       </w:r>
-      <w:proofErr w:type="spellEnd"/>
       <w:r>
         <w:rPr>
           <w:b/>
@@ -8531,14 +7604,12 @@
       <w:r>
         <w:t xml:space="preserve">Email </w:t>
       </w:r>
-      <w:proofErr w:type="spellStart"/>
       <w:r>
         <w:rPr>
           <w:rFonts w:ascii="Nirmala UI" w:hAnsi="Nirmala UI" w:cs="Nirmala UI"/>
         </w:rPr>
         <w:t>भेजना</w:t>
       </w:r>
-      <w:proofErr w:type="spellEnd"/>
       <w:r>
         <w:t xml:space="preserve"> (Outlook, Gmail)</w:t>
       </w:r>
@@ -8553,24 +7624,14 @@
       <w:r>
         <w:t xml:space="preserve">Data insert/update </w:t>
       </w:r>
-      <w:proofErr w:type="spellStart"/>
       <w:r>
         <w:rPr>
           <w:rFonts w:ascii="Nirmala UI" w:hAnsi="Nirmala UI" w:cs="Nirmala UI"/>
         </w:rPr>
         <w:t>करना</w:t>
       </w:r>
-      <w:proofErr w:type="spellEnd"/>
-      <w:r>
-        <w:t xml:space="preserve"> (SQL, SharePoint, Excel, </w:t>
-      </w:r>
-      <w:proofErr w:type="spellStart"/>
-      <w:r>
-        <w:t>CosmosDB</w:t>
-      </w:r>
-      <w:proofErr w:type="spellEnd"/>
-      <w:r>
-        <w:t>)</w:t>
+      <w:r>
+        <w:t xml:space="preserve"> (SQL, SharePoint, Excel, CosmosDB)</w:t>
       </w:r>
     </w:p>
     <w:p>
@@ -8583,25 +7644,21 @@
       <w:r>
         <w:t xml:space="preserve">HTTP API </w:t>
       </w:r>
-      <w:proofErr w:type="spellStart"/>
       <w:r>
         <w:rPr>
           <w:rFonts w:ascii="Nirmala UI" w:hAnsi="Nirmala UI" w:cs="Nirmala UI"/>
         </w:rPr>
         <w:t>कॉल</w:t>
       </w:r>
-      <w:proofErr w:type="spellEnd"/>
-      <w:r>
-        <w:t xml:space="preserve"> </w:t>
-      </w:r>
-      <w:proofErr w:type="spellStart"/>
+      <w:r>
+        <w:t xml:space="preserve"> </w:t>
+      </w:r>
       <w:r>
         <w:rPr>
           <w:rFonts w:ascii="Nirmala UI" w:hAnsi="Nirmala UI" w:cs="Nirmala UI"/>
         </w:rPr>
         <w:t>करना</w:t>
       </w:r>
-      <w:proofErr w:type="spellEnd"/>
     </w:p>
     <w:p>
       <w:pPr>
@@ -8613,25 +7670,21 @@
       <w:r>
         <w:t xml:space="preserve">Azure Functions </w:t>
       </w:r>
-      <w:proofErr w:type="spellStart"/>
       <w:r>
         <w:rPr>
           <w:rFonts w:ascii="Nirmala UI" w:hAnsi="Nirmala UI" w:cs="Nirmala UI"/>
         </w:rPr>
         <w:t>को</w:t>
       </w:r>
-      <w:proofErr w:type="spellEnd"/>
       <w:r>
         <w:t xml:space="preserve"> call </w:t>
       </w:r>
-      <w:proofErr w:type="spellStart"/>
       <w:r>
         <w:rPr>
           <w:rFonts w:ascii="Nirmala UI" w:hAnsi="Nirmala UI" w:cs="Nirmala UI"/>
         </w:rPr>
         <w:t>करना</w:t>
       </w:r>
-      <w:proofErr w:type="spellEnd"/>
     </w:p>
     <w:p>
       <w:pPr>
@@ -8643,14 +7696,12 @@
       <w:r>
         <w:t xml:space="preserve">Notification </w:t>
       </w:r>
-      <w:proofErr w:type="spellStart"/>
       <w:r>
         <w:rPr>
           <w:rFonts w:ascii="Nirmala UI" w:hAnsi="Nirmala UI" w:cs="Nirmala UI"/>
         </w:rPr>
         <w:t>भेजना</w:t>
       </w:r>
-      <w:proofErr w:type="spellEnd"/>
       <w:r>
         <w:t xml:space="preserve"> (Teams, Twilio, Push)</w:t>
       </w:r>
@@ -8665,14 +7716,12 @@
       <w:r>
         <w:t xml:space="preserve">Files upload/download </w:t>
       </w:r>
-      <w:proofErr w:type="spellStart"/>
       <w:r>
         <w:rPr>
           <w:rFonts w:ascii="Nirmala UI" w:hAnsi="Nirmala UI" w:cs="Nirmala UI"/>
         </w:rPr>
         <w:t>करना</w:t>
       </w:r>
-      <w:proofErr w:type="spellEnd"/>
     </w:p>
     <w:p>
       <w:r>
@@ -8703,7 +7752,6 @@
         </w:rPr>
         <w:t xml:space="preserve"> Azure Logic App </w:t>
       </w:r>
-      <w:proofErr w:type="spellStart"/>
       <w:r>
         <w:rPr>
           <w:rFonts w:ascii="Nirmala UI" w:hAnsi="Nirmala UI" w:cs="Nirmala UI"/>
@@ -8712,15 +7760,13 @@
         </w:rPr>
         <w:t>कैसे</w:t>
       </w:r>
-      <w:proofErr w:type="spellEnd"/>
-      <w:r>
-        <w:rPr>
-          <w:b/>
-          <w:bCs/>
-        </w:rPr>
-        <w:t xml:space="preserve"> </w:t>
-      </w:r>
-      <w:proofErr w:type="spellStart"/>
+      <w:r>
+        <w:rPr>
+          <w:b/>
+          <w:bCs/>
+        </w:rPr>
+        <w:t xml:space="preserve"> </w:t>
+      </w:r>
       <w:r>
         <w:rPr>
           <w:rFonts w:ascii="Nirmala UI" w:hAnsi="Nirmala UI" w:cs="Nirmala UI"/>
@@ -8729,15 +7775,13 @@
         </w:rPr>
         <w:t>बनाते</w:t>
       </w:r>
-      <w:proofErr w:type="spellEnd"/>
-      <w:r>
-        <w:rPr>
-          <w:b/>
-          <w:bCs/>
-        </w:rPr>
-        <w:t xml:space="preserve"> </w:t>
-      </w:r>
-      <w:proofErr w:type="spellStart"/>
+      <w:r>
+        <w:rPr>
+          <w:b/>
+          <w:bCs/>
+        </w:rPr>
+        <w:t xml:space="preserve"> </w:t>
+      </w:r>
       <w:r>
         <w:rPr>
           <w:rFonts w:ascii="Nirmala UI" w:hAnsi="Nirmala UI" w:cs="Nirmala UI"/>
@@ -8746,7 +7790,6 @@
         </w:rPr>
         <w:t>हैं</w:t>
       </w:r>
-      <w:proofErr w:type="spellEnd"/>
       <w:r>
         <w:rPr>
           <w:b/>
@@ -8777,7 +7820,6 @@
         </w:rPr>
         <w:t xml:space="preserve"> Azure Portal </w:t>
       </w:r>
-      <w:proofErr w:type="spellStart"/>
       <w:r>
         <w:rPr>
           <w:rFonts w:ascii="Nirmala UI" w:hAnsi="Nirmala UI" w:cs="Nirmala UI"/>
@@ -8786,7 +7828,6 @@
         </w:rPr>
         <w:t>से</w:t>
       </w:r>
-      <w:proofErr w:type="spellEnd"/>
       <w:r>
         <w:rPr>
           <w:b/>
@@ -8816,14 +7857,12 @@
       <w:r>
         <w:t xml:space="preserve">Logic App Designer </w:t>
       </w:r>
-      <w:proofErr w:type="spellStart"/>
       <w:r>
         <w:rPr>
           <w:rFonts w:ascii="Nirmala UI" w:hAnsi="Nirmala UI" w:cs="Nirmala UI"/>
         </w:rPr>
         <w:t>खुलेगा</w:t>
       </w:r>
-      <w:proofErr w:type="spellEnd"/>
     </w:p>
     <w:p>
       <w:pPr>
@@ -8835,25 +7874,21 @@
       <w:r>
         <w:t xml:space="preserve">Trigger </w:t>
       </w:r>
-      <w:proofErr w:type="spellStart"/>
       <w:r>
         <w:rPr>
           <w:rFonts w:ascii="Nirmala UI" w:hAnsi="Nirmala UI" w:cs="Nirmala UI"/>
         </w:rPr>
         <w:t>चुनें</w:t>
       </w:r>
-      <w:proofErr w:type="spellEnd"/>
       <w:r>
         <w:t xml:space="preserve"> (</w:t>
       </w:r>
-      <w:proofErr w:type="spellStart"/>
       <w:r>
         <w:rPr>
           <w:rFonts w:ascii="Nirmala UI" w:hAnsi="Nirmala UI" w:cs="Nirmala UI"/>
         </w:rPr>
         <w:t>जैसे</w:t>
       </w:r>
-      <w:proofErr w:type="spellEnd"/>
       <w:r>
         <w:t xml:space="preserve"> “When a HTTP request is received”)</w:t>
       </w:r>
@@ -8866,27 +7901,24 @@
         </w:numPr>
       </w:pPr>
       <w:r>
+        <w:lastRenderedPageBreak/>
         <w:t xml:space="preserve">Steps </w:t>
       </w:r>
-      <w:proofErr w:type="spellStart"/>
       <w:r>
         <w:rPr>
           <w:rFonts w:ascii="Nirmala UI" w:hAnsi="Nirmala UI" w:cs="Nirmala UI"/>
         </w:rPr>
         <w:t>जोड़ते</w:t>
       </w:r>
-      <w:proofErr w:type="spellEnd"/>
-      <w:r>
-        <w:t xml:space="preserve"> </w:t>
-      </w:r>
-      <w:proofErr w:type="spellStart"/>
+      <w:r>
+        <w:t xml:space="preserve"> </w:t>
+      </w:r>
       <w:r>
         <w:rPr>
           <w:rFonts w:ascii="Nirmala UI" w:hAnsi="Nirmala UI" w:cs="Nirmala UI"/>
         </w:rPr>
         <w:t>जाएं</w:t>
       </w:r>
-      <w:proofErr w:type="spellEnd"/>
       <w:r>
         <w:t xml:space="preserve"> (conditions, actions, loops)</w:t>
       </w:r>
@@ -8901,25 +7933,21 @@
       <w:r>
         <w:t xml:space="preserve">Save </w:t>
       </w:r>
-      <w:proofErr w:type="spellStart"/>
       <w:r>
         <w:rPr>
           <w:rFonts w:ascii="Nirmala UI" w:hAnsi="Nirmala UI" w:cs="Nirmala UI"/>
         </w:rPr>
         <w:t>और</w:t>
       </w:r>
-      <w:proofErr w:type="spellEnd"/>
       <w:r>
         <w:t xml:space="preserve"> Run </w:t>
       </w:r>
-      <w:proofErr w:type="spellStart"/>
       <w:r>
         <w:rPr>
           <w:rFonts w:ascii="Nirmala UI" w:hAnsi="Nirmala UI" w:cs="Nirmala UI"/>
         </w:rPr>
         <w:t>करें</w:t>
       </w:r>
-      <w:proofErr w:type="spellEnd"/>
     </w:p>
     <w:p>
       <w:pPr>
@@ -8954,25 +7982,21 @@
       <w:r>
         <w:t xml:space="preserve">Logic Apps </w:t>
       </w:r>
-      <w:proofErr w:type="spellStart"/>
       <w:r>
         <w:rPr>
           <w:rFonts w:ascii="Nirmala UI" w:hAnsi="Nirmala UI" w:cs="Nirmala UI"/>
         </w:rPr>
         <w:t>को</w:t>
       </w:r>
-      <w:proofErr w:type="spellEnd"/>
-      <w:r>
-        <w:t xml:space="preserve"> </w:t>
-      </w:r>
-      <w:proofErr w:type="spellStart"/>
+      <w:r>
+        <w:t xml:space="preserve"> </w:t>
+      </w:r>
       <w:r>
         <w:rPr>
           <w:rFonts w:ascii="Nirmala UI" w:hAnsi="Nirmala UI" w:cs="Nirmala UI"/>
         </w:rPr>
         <w:t>आप</w:t>
       </w:r>
-      <w:proofErr w:type="spellEnd"/>
       <w:r>
         <w:t xml:space="preserve"> </w:t>
       </w:r>
@@ -8996,14 +8020,12 @@
       <w:r>
         <w:t xml:space="preserve">, </w:t>
       </w:r>
-      <w:proofErr w:type="spellStart"/>
       <w:r>
         <w:rPr>
           <w:rFonts w:ascii="Nirmala UI" w:hAnsi="Nirmala UI" w:cs="Nirmala UI"/>
         </w:rPr>
         <w:t>या</w:t>
       </w:r>
-      <w:proofErr w:type="spellEnd"/>
       <w:r>
         <w:t xml:space="preserve"> </w:t>
       </w:r>
@@ -9017,63 +8039,47 @@
       <w:r>
         <w:t xml:space="preserve"> </w:t>
       </w:r>
-      <w:proofErr w:type="spellStart"/>
       <w:r>
         <w:rPr>
           <w:rFonts w:ascii="Nirmala UI" w:hAnsi="Nirmala UI" w:cs="Nirmala UI"/>
         </w:rPr>
         <w:t>से</w:t>
       </w:r>
-      <w:proofErr w:type="spellEnd"/>
-      <w:r>
-        <w:t xml:space="preserve"> </w:t>
-      </w:r>
-      <w:proofErr w:type="spellStart"/>
+      <w:r>
+        <w:t xml:space="preserve"> </w:t>
+      </w:r>
       <w:r>
         <w:rPr>
           <w:rFonts w:ascii="Nirmala UI" w:hAnsi="Nirmala UI" w:cs="Nirmala UI"/>
         </w:rPr>
         <w:t>भी</w:t>
       </w:r>
-      <w:proofErr w:type="spellEnd"/>
       <w:r>
         <w:t xml:space="preserve"> define </w:t>
       </w:r>
-      <w:proofErr w:type="spellStart"/>
       <w:r>
         <w:rPr>
           <w:rFonts w:ascii="Nirmala UI" w:hAnsi="Nirmala UI" w:cs="Nirmala UI"/>
         </w:rPr>
         <w:t>कर</w:t>
       </w:r>
-      <w:proofErr w:type="spellEnd"/>
-      <w:r>
-        <w:t xml:space="preserve"> </w:t>
-      </w:r>
-      <w:proofErr w:type="spellStart"/>
+      <w:r>
+        <w:t xml:space="preserve"> </w:t>
+      </w:r>
       <w:r>
         <w:rPr>
           <w:rFonts w:ascii="Nirmala UI" w:hAnsi="Nirmala UI" w:cs="Nirmala UI"/>
         </w:rPr>
         <w:t>सकते</w:t>
       </w:r>
-      <w:proofErr w:type="spellEnd"/>
-      <w:r>
-        <w:t xml:space="preserve"> </w:t>
-      </w:r>
-      <w:proofErr w:type="spellStart"/>
-      <w:r>
-        <w:rPr>
-          <w:rFonts w:ascii="Nirmala UI" w:hAnsi="Nirmala UI" w:cs="Nirmala UI"/>
-        </w:rPr>
-        <w:t>हैं</w:t>
-      </w:r>
-      <w:proofErr w:type="spellEnd"/>
-      <w:r>
-        <w:rPr>
-          <w:rFonts w:ascii="Nirmala UI" w:hAnsi="Nirmala UI" w:cs="Nirmala UI"/>
-        </w:rPr>
-        <w:t>।</w:t>
+      <w:r>
+        <w:t xml:space="preserve"> </w:t>
+      </w:r>
+      <w:r>
+        <w:rPr>
+          <w:rFonts w:ascii="Nirmala UI" w:hAnsi="Nirmala UI" w:cs="Nirmala UI"/>
+        </w:rPr>
+        <w:t>हैं।</w:t>
       </w:r>
     </w:p>
     <w:p>
@@ -9086,52 +8092,38 @@
       <w:r>
         <w:t xml:space="preserve">GitHub Actions </w:t>
       </w:r>
-      <w:proofErr w:type="spellStart"/>
       <w:r>
         <w:rPr>
           <w:rFonts w:ascii="Nirmala UI" w:hAnsi="Nirmala UI" w:cs="Nirmala UI"/>
         </w:rPr>
         <w:t>और</w:t>
       </w:r>
-      <w:proofErr w:type="spellEnd"/>
       <w:r>
         <w:t xml:space="preserve"> Azure DevOps </w:t>
       </w:r>
-      <w:proofErr w:type="spellStart"/>
       <w:r>
         <w:rPr>
           <w:rFonts w:ascii="Nirmala UI" w:hAnsi="Nirmala UI" w:cs="Nirmala UI"/>
         </w:rPr>
         <w:t>से</w:t>
       </w:r>
-      <w:proofErr w:type="spellEnd"/>
       <w:r>
         <w:t xml:space="preserve"> CI/CD </w:t>
       </w:r>
-      <w:proofErr w:type="spellStart"/>
       <w:r>
         <w:rPr>
           <w:rFonts w:ascii="Nirmala UI" w:hAnsi="Nirmala UI" w:cs="Nirmala UI"/>
         </w:rPr>
         <w:t>भी</w:t>
       </w:r>
-      <w:proofErr w:type="spellEnd"/>
       <w:r>
         <w:t xml:space="preserve"> possible </w:t>
       </w:r>
-      <w:proofErr w:type="spellStart"/>
-      <w:r>
-        <w:rPr>
-          <w:rFonts w:ascii="Nirmala UI" w:hAnsi="Nirmala UI" w:cs="Nirmala UI"/>
-        </w:rPr>
-        <w:t>है</w:t>
-      </w:r>
-      <w:proofErr w:type="spellEnd"/>
-      <w:r>
-        <w:rPr>
-          <w:rFonts w:ascii="Nirmala UI" w:hAnsi="Nirmala UI" w:cs="Nirmala UI"/>
-        </w:rPr>
-        <w:t>।</w:t>
+      <w:r>
+        <w:rPr>
+          <w:rFonts w:ascii="Nirmala UI" w:hAnsi="Nirmala UI" w:cs="Nirmala UI"/>
+        </w:rPr>
+        <w:t>है।</w:t>
       </w:r>
     </w:p>
     <w:p>
@@ -9260,58 +8252,48 @@
             <w:r>
               <w:t>Pay-per-execution (</w:t>
             </w:r>
-            <w:proofErr w:type="spellStart"/>
             <w:r>
               <w:rPr>
                 <w:rFonts w:ascii="Nirmala UI" w:hAnsi="Nirmala UI" w:cs="Nirmala UI"/>
               </w:rPr>
               <w:t>जितनी</w:t>
             </w:r>
-            <w:proofErr w:type="spellEnd"/>
             <w:r>
               <w:t xml:space="preserve"> </w:t>
             </w:r>
-            <w:proofErr w:type="spellStart"/>
             <w:r>
               <w:rPr>
                 <w:rFonts w:ascii="Nirmala UI" w:hAnsi="Nirmala UI" w:cs="Nirmala UI"/>
               </w:rPr>
               <w:t>बार</w:t>
             </w:r>
-            <w:proofErr w:type="spellEnd"/>
             <w:r>
               <w:t xml:space="preserve"> </w:t>
             </w:r>
-            <w:proofErr w:type="spellStart"/>
             <w:r>
               <w:rPr>
                 <w:rFonts w:ascii="Nirmala UI" w:hAnsi="Nirmala UI" w:cs="Nirmala UI"/>
               </w:rPr>
               <w:t>चला</w:t>
             </w:r>
-            <w:proofErr w:type="spellEnd"/>
             <w:r>
               <w:t xml:space="preserve">, </w:t>
             </w:r>
-            <w:proofErr w:type="spellStart"/>
             <w:r>
               <w:rPr>
                 <w:rFonts w:ascii="Nirmala UI" w:hAnsi="Nirmala UI" w:cs="Nirmala UI"/>
               </w:rPr>
               <w:t>उतना</w:t>
             </w:r>
-            <w:proofErr w:type="spellEnd"/>
             <w:r>
               <w:t xml:space="preserve"> </w:t>
             </w:r>
-            <w:proofErr w:type="spellStart"/>
             <w:r>
               <w:rPr>
                 <w:rFonts w:ascii="Nirmala UI" w:hAnsi="Nirmala UI" w:cs="Nirmala UI"/>
               </w:rPr>
               <w:t>पैसा</w:t>
             </w:r>
-            <w:proofErr w:type="spellEnd"/>
             <w:r>
               <w:t>)</w:t>
             </w:r>
@@ -9387,7 +8369,6 @@
     </w:tbl>
     <w:p>
       <w:r>
-        <w:lastRenderedPageBreak/>
         <w:pict w14:anchorId="798CF151">
           <v:rect id="_x0000_i1043" style="width:0;height:1.5pt" o:hralign="center" o:hrstd="t" o:hr="t" fillcolor="#a0a0a0" stroked="f"/>
         </w:pict>
@@ -9454,25 +8435,21 @@
       <w:r>
         <w:t xml:space="preserve"> </w:t>
       </w:r>
-      <w:proofErr w:type="spellStart"/>
       <w:r>
         <w:rPr>
           <w:rFonts w:ascii="Nirmala UI" w:hAnsi="Nirmala UI" w:cs="Nirmala UI"/>
         </w:rPr>
         <w:t>से</w:t>
       </w:r>
-      <w:proofErr w:type="spellEnd"/>
       <w:r>
         <w:t xml:space="preserve"> secure access Azure resources </w:t>
       </w:r>
-      <w:proofErr w:type="spellStart"/>
       <w:r>
         <w:rPr>
           <w:rFonts w:ascii="Nirmala UI" w:hAnsi="Nirmala UI" w:cs="Nirmala UI"/>
         </w:rPr>
         <w:t>को</w:t>
       </w:r>
-      <w:proofErr w:type="spellEnd"/>
     </w:p>
     <w:p>
       <w:pPr>
@@ -9491,14 +8468,12 @@
       <w:r>
         <w:t xml:space="preserve"> via Application Insights </w:t>
       </w:r>
-      <w:proofErr w:type="spellStart"/>
       <w:r>
         <w:rPr>
           <w:rFonts w:ascii="Nirmala UI" w:hAnsi="Nirmala UI" w:cs="Nirmala UI"/>
         </w:rPr>
         <w:t>और</w:t>
       </w:r>
-      <w:proofErr w:type="spellEnd"/>
       <w:r>
         <w:t xml:space="preserve"> Log Analytics</w:t>
       </w:r>
@@ -9607,7 +8582,6 @@
               </w:rPr>
               <w:t xml:space="preserve">Logic App </w:t>
             </w:r>
-            <w:proofErr w:type="spellStart"/>
             <w:r>
               <w:rPr>
                 <w:rFonts w:ascii="Nirmala UI" w:hAnsi="Nirmala UI" w:cs="Nirmala UI"/>
@@ -9616,7 +8590,6 @@
               </w:rPr>
               <w:t>से</w:t>
             </w:r>
-            <w:proofErr w:type="spellEnd"/>
             <w:r>
               <w:rPr>
                 <w:b/>
@@ -9624,7 +8597,6 @@
               </w:rPr>
               <w:t xml:space="preserve"> </w:t>
             </w:r>
-            <w:proofErr w:type="spellStart"/>
             <w:r>
               <w:rPr>
                 <w:rFonts w:ascii="Nirmala UI" w:hAnsi="Nirmala UI" w:cs="Nirmala UI"/>
@@ -9633,7 +8605,6 @@
               </w:rPr>
               <w:t>कैसे</w:t>
             </w:r>
-            <w:proofErr w:type="spellEnd"/>
             <w:r>
               <w:rPr>
                 <w:b/>
@@ -9641,7 +8612,6 @@
               </w:rPr>
               <w:t xml:space="preserve"> </w:t>
             </w:r>
-            <w:proofErr w:type="spellStart"/>
             <w:r>
               <w:rPr>
                 <w:rFonts w:ascii="Nirmala UI" w:hAnsi="Nirmala UI" w:cs="Nirmala UI"/>
@@ -9650,7 +8620,6 @@
               </w:rPr>
               <w:t>हल</w:t>
             </w:r>
-            <w:proofErr w:type="spellEnd"/>
             <w:r>
               <w:rPr>
                 <w:b/>
@@ -9658,7 +8627,6 @@
               </w:rPr>
               <w:t xml:space="preserve"> </w:t>
             </w:r>
-            <w:proofErr w:type="spellStart"/>
             <w:r>
               <w:rPr>
                 <w:rFonts w:ascii="Nirmala UI" w:hAnsi="Nirmala UI" w:cs="Nirmala UI"/>
@@ -9667,7 +8635,6 @@
               </w:rPr>
               <w:t>होता</w:t>
             </w:r>
-            <w:proofErr w:type="spellEnd"/>
             <w:r>
               <w:rPr>
                 <w:b/>
@@ -9675,7 +8642,6 @@
               </w:rPr>
               <w:t xml:space="preserve"> </w:t>
             </w:r>
-            <w:proofErr w:type="spellStart"/>
             <w:r>
               <w:rPr>
                 <w:rFonts w:ascii="Nirmala UI" w:hAnsi="Nirmala UI" w:cs="Nirmala UI"/>
@@ -9684,7 +8650,6 @@
               </w:rPr>
               <w:t>है</w:t>
             </w:r>
-            <w:proofErr w:type="spellEnd"/>
           </w:p>
         </w:tc>
       </w:tr>
@@ -9760,36 +8725,30 @@
             <w:r>
               <w:t xml:space="preserve">SQL </w:t>
             </w:r>
-            <w:proofErr w:type="spellStart"/>
             <w:r>
               <w:rPr>
                 <w:rFonts w:ascii="Nirmala UI" w:hAnsi="Nirmala UI" w:cs="Nirmala UI"/>
               </w:rPr>
               <w:t>में</w:t>
             </w:r>
-            <w:proofErr w:type="spellEnd"/>
             <w:r>
               <w:t xml:space="preserve"> </w:t>
             </w:r>
-            <w:proofErr w:type="spellStart"/>
             <w:r>
               <w:rPr>
                 <w:rFonts w:ascii="Nirmala UI" w:hAnsi="Nirmala UI" w:cs="Nirmala UI"/>
               </w:rPr>
               <w:t>नया</w:t>
             </w:r>
-            <w:proofErr w:type="spellEnd"/>
             <w:r>
               <w:t xml:space="preserve"> record → SMS </w:t>
             </w:r>
-            <w:proofErr w:type="spellStart"/>
             <w:r>
               <w:rPr>
                 <w:rFonts w:ascii="Nirmala UI" w:hAnsi="Nirmala UI" w:cs="Nirmala UI"/>
               </w:rPr>
               <w:t>भेजना</w:t>
             </w:r>
-            <w:proofErr w:type="spellEnd"/>
           </w:p>
         </w:tc>
         <w:tc>
@@ -10007,6 +8966,7 @@
           </w:tcPr>
           <w:p>
             <w:r>
+              <w:lastRenderedPageBreak/>
               <w:t>Workflow</w:t>
             </w:r>
           </w:p>
@@ -10189,7 +9149,6 @@
         </w:rPr>
         <w:t xml:space="preserve"> </w:t>
       </w:r>
-      <w:proofErr w:type="spellStart"/>
       <w:r>
         <w:rPr>
           <w:rFonts w:ascii="Nirmala UI" w:hAnsi="Nirmala UI" w:cs="Nirmala UI"/>
@@ -10198,15 +9157,13 @@
         </w:rPr>
         <w:t>इंटरव्यू</w:t>
       </w:r>
-      <w:proofErr w:type="spellEnd"/>
-      <w:r>
-        <w:rPr>
-          <w:b/>
-          <w:bCs/>
-        </w:rPr>
-        <w:t xml:space="preserve"> </w:t>
-      </w:r>
-      <w:proofErr w:type="spellStart"/>
+      <w:r>
+        <w:rPr>
+          <w:b/>
+          <w:bCs/>
+        </w:rPr>
+        <w:t xml:space="preserve"> </w:t>
+      </w:r>
       <w:r>
         <w:rPr>
           <w:rFonts w:ascii="Nirmala UI" w:hAnsi="Nirmala UI" w:cs="Nirmala UI"/>
@@ -10215,15 +9172,13 @@
         </w:rPr>
         <w:t>में</w:t>
       </w:r>
-      <w:proofErr w:type="spellEnd"/>
-      <w:r>
-        <w:rPr>
-          <w:b/>
-          <w:bCs/>
-        </w:rPr>
-        <w:t xml:space="preserve"> </w:t>
-      </w:r>
-      <w:proofErr w:type="spellStart"/>
+      <w:r>
+        <w:rPr>
+          <w:b/>
+          <w:bCs/>
+        </w:rPr>
+        <w:t xml:space="preserve"> </w:t>
+      </w:r>
       <w:r>
         <w:rPr>
           <w:rFonts w:ascii="Nirmala UI" w:hAnsi="Nirmala UI" w:cs="Nirmala UI"/>
@@ -10232,15 +9187,13 @@
         </w:rPr>
         <w:t>पूछे</w:t>
       </w:r>
-      <w:proofErr w:type="spellEnd"/>
-      <w:r>
-        <w:rPr>
-          <w:b/>
-          <w:bCs/>
-        </w:rPr>
-        <w:t xml:space="preserve"> </w:t>
-      </w:r>
-      <w:proofErr w:type="spellStart"/>
+      <w:r>
+        <w:rPr>
+          <w:b/>
+          <w:bCs/>
+        </w:rPr>
+        <w:t xml:space="preserve"> </w:t>
+      </w:r>
       <w:r>
         <w:rPr>
           <w:rFonts w:ascii="Nirmala UI" w:hAnsi="Nirmala UI" w:cs="Nirmala UI"/>
@@ -10249,15 +9202,13 @@
         </w:rPr>
         <w:t>जाने</w:t>
       </w:r>
-      <w:proofErr w:type="spellEnd"/>
-      <w:r>
-        <w:rPr>
-          <w:b/>
-          <w:bCs/>
-        </w:rPr>
-        <w:t xml:space="preserve"> </w:t>
-      </w:r>
-      <w:proofErr w:type="spellStart"/>
+      <w:r>
+        <w:rPr>
+          <w:b/>
+          <w:bCs/>
+        </w:rPr>
+        <w:t xml:space="preserve"> </w:t>
+      </w:r>
       <w:r>
         <w:rPr>
           <w:rFonts w:ascii="Nirmala UI" w:hAnsi="Nirmala UI" w:cs="Nirmala UI"/>
@@ -10266,7 +9217,6 @@
         </w:rPr>
         <w:t>वाले</w:t>
       </w:r>
-      <w:proofErr w:type="spellEnd"/>
       <w:r>
         <w:rPr>
           <w:b/>
@@ -10274,7 +9224,6 @@
         </w:rPr>
         <w:t xml:space="preserve"> Possible </w:t>
       </w:r>
-      <w:proofErr w:type="spellStart"/>
       <w:r>
         <w:rPr>
           <w:rFonts w:ascii="Nirmala UI" w:hAnsi="Nirmala UI" w:cs="Nirmala UI"/>
@@ -10283,7 +9232,6 @@
         </w:rPr>
         <w:t>सवाल</w:t>
       </w:r>
-      <w:proofErr w:type="spellEnd"/>
       <w:r>
         <w:rPr>
           <w:b/>
@@ -10302,51 +9250,42 @@
       <w:r>
         <w:t xml:space="preserve">Logic App </w:t>
       </w:r>
-      <w:proofErr w:type="spellStart"/>
       <w:r>
         <w:rPr>
           <w:rFonts w:ascii="Nirmala UI" w:hAnsi="Nirmala UI" w:cs="Nirmala UI"/>
         </w:rPr>
         <w:t>क्या</w:t>
       </w:r>
-      <w:proofErr w:type="spellEnd"/>
-      <w:r>
-        <w:t xml:space="preserve"> </w:t>
-      </w:r>
-      <w:proofErr w:type="spellStart"/>
+      <w:r>
+        <w:t xml:space="preserve"> </w:t>
+      </w:r>
       <w:r>
         <w:rPr>
           <w:rFonts w:ascii="Nirmala UI" w:hAnsi="Nirmala UI" w:cs="Nirmala UI"/>
         </w:rPr>
         <w:t>है</w:t>
       </w:r>
-      <w:proofErr w:type="spellEnd"/>
-      <w:r>
-        <w:t xml:space="preserve"> </w:t>
-      </w:r>
-      <w:proofErr w:type="spellStart"/>
+      <w:r>
+        <w:t xml:space="preserve"> </w:t>
+      </w:r>
       <w:r>
         <w:rPr>
           <w:rFonts w:ascii="Nirmala UI" w:hAnsi="Nirmala UI" w:cs="Nirmala UI"/>
         </w:rPr>
         <w:t>और</w:t>
       </w:r>
-      <w:proofErr w:type="spellEnd"/>
-      <w:r>
-        <w:t xml:space="preserve"> </w:t>
-      </w:r>
-      <w:proofErr w:type="spellStart"/>
+      <w:r>
+        <w:t xml:space="preserve"> </w:t>
+      </w:r>
       <w:r>
         <w:rPr>
           <w:rFonts w:ascii="Nirmala UI" w:hAnsi="Nirmala UI" w:cs="Nirmala UI"/>
         </w:rPr>
         <w:t>इसके</w:t>
       </w:r>
-      <w:proofErr w:type="spellEnd"/>
       <w:r>
         <w:t xml:space="preserve"> Components </w:t>
       </w:r>
-      <w:proofErr w:type="spellStart"/>
       <w:r>
         <w:rPr>
           <w:rFonts w:ascii="Nirmala UI" w:hAnsi="Nirmala UI" w:cs="Nirmala UI"/>
@@ -10362,29 +9301,24 @@
         </w:rPr>
         <w:t>कौन</w:t>
       </w:r>
-      <w:proofErr w:type="spellEnd"/>
-      <w:r>
-        <w:t xml:space="preserve"> </w:t>
-      </w:r>
-      <w:proofErr w:type="spellStart"/>
+      <w:r>
+        <w:t xml:space="preserve"> </w:t>
+      </w:r>
       <w:r>
         <w:rPr>
           <w:rFonts w:ascii="Nirmala UI" w:hAnsi="Nirmala UI" w:cs="Nirmala UI"/>
         </w:rPr>
         <w:t>से</w:t>
       </w:r>
-      <w:proofErr w:type="spellEnd"/>
-      <w:r>
-        <w:t xml:space="preserve"> </w:t>
-      </w:r>
-      <w:proofErr w:type="spellStart"/>
+      <w:r>
+        <w:t xml:space="preserve"> </w:t>
+      </w:r>
       <w:r>
         <w:rPr>
           <w:rFonts w:ascii="Nirmala UI" w:hAnsi="Nirmala UI" w:cs="Nirmala UI"/>
         </w:rPr>
         <w:t>हैं</w:t>
       </w:r>
-      <w:proofErr w:type="spellEnd"/>
       <w:r>
         <w:t>?</w:t>
       </w:r>
@@ -10399,58 +9333,48 @@
       <w:r>
         <w:t xml:space="preserve">Logic App </w:t>
       </w:r>
-      <w:proofErr w:type="spellStart"/>
       <w:r>
         <w:rPr>
           <w:rFonts w:ascii="Nirmala UI" w:hAnsi="Nirmala UI" w:cs="Nirmala UI"/>
         </w:rPr>
         <w:t>और</w:t>
       </w:r>
-      <w:proofErr w:type="spellEnd"/>
       <w:r>
         <w:t xml:space="preserve"> Azure Function </w:t>
       </w:r>
-      <w:proofErr w:type="spellStart"/>
       <w:r>
         <w:rPr>
           <w:rFonts w:ascii="Nirmala UI" w:hAnsi="Nirmala UI" w:cs="Nirmala UI"/>
         </w:rPr>
         <w:t>में</w:t>
       </w:r>
-      <w:proofErr w:type="spellEnd"/>
-      <w:r>
-        <w:t xml:space="preserve"> </w:t>
-      </w:r>
-      <w:proofErr w:type="spellStart"/>
+      <w:r>
+        <w:t xml:space="preserve"> </w:t>
+      </w:r>
       <w:r>
         <w:rPr>
           <w:rFonts w:ascii="Nirmala UI" w:hAnsi="Nirmala UI" w:cs="Nirmala UI"/>
         </w:rPr>
         <w:t>क्या</w:t>
       </w:r>
-      <w:proofErr w:type="spellEnd"/>
-      <w:r>
-        <w:t xml:space="preserve"> </w:t>
-      </w:r>
-      <w:proofErr w:type="spellStart"/>
+      <w:r>
+        <w:t xml:space="preserve"> </w:t>
+      </w:r>
       <w:r>
         <w:rPr>
           <w:rFonts w:ascii="Nirmala UI" w:hAnsi="Nirmala UI" w:cs="Nirmala UI"/>
         </w:rPr>
         <w:t>फर्क</w:t>
       </w:r>
-      <w:proofErr w:type="spellEnd"/>
-      <w:r>
-        <w:t xml:space="preserve"> </w:t>
-      </w:r>
-      <w:proofErr w:type="spellStart"/>
+      <w:r>
+        <w:t xml:space="preserve"> </w:t>
+      </w:r>
       <w:r>
         <w:rPr>
           <w:rFonts w:ascii="Nirmala UI" w:hAnsi="Nirmala UI" w:cs="Nirmala UI"/>
         </w:rPr>
         <w:t>है</w:t>
       </w:r>
-      <w:proofErr w:type="spellEnd"/>
       <w:r>
         <w:t>?</w:t>
       </w:r>
@@ -10462,40 +9386,33 @@
           <w:numId w:val="17"/>
         </w:numPr>
       </w:pPr>
-      <w:proofErr w:type="spellStart"/>
       <w:r>
         <w:rPr>
           <w:rFonts w:ascii="Nirmala UI" w:hAnsi="Nirmala UI" w:cs="Nirmala UI"/>
         </w:rPr>
         <w:t>आपने</w:t>
       </w:r>
-      <w:proofErr w:type="spellEnd"/>
       <w:r>
         <w:t xml:space="preserve"> Logic App </w:t>
       </w:r>
-      <w:proofErr w:type="spellStart"/>
       <w:r>
         <w:rPr>
           <w:rFonts w:ascii="Nirmala UI" w:hAnsi="Nirmala UI" w:cs="Nirmala UI"/>
         </w:rPr>
         <w:t>का</w:t>
       </w:r>
-      <w:proofErr w:type="spellEnd"/>
-      <w:r>
-        <w:t xml:space="preserve"> </w:t>
-      </w:r>
-      <w:proofErr w:type="spellStart"/>
+      <w:r>
+        <w:t xml:space="preserve"> </w:t>
+      </w:r>
       <w:r>
         <w:rPr>
           <w:rFonts w:ascii="Nirmala UI" w:hAnsi="Nirmala UI" w:cs="Nirmala UI"/>
         </w:rPr>
         <w:t>इस्तेमाल</w:t>
       </w:r>
-      <w:proofErr w:type="spellEnd"/>
-      <w:r>
-        <w:t xml:space="preserve"> </w:t>
-      </w:r>
-      <w:proofErr w:type="spellStart"/>
+      <w:r>
+        <w:t xml:space="preserve"> </w:t>
+      </w:r>
       <w:r>
         <w:rPr>
           <w:rFonts w:ascii="Nirmala UI" w:hAnsi="Nirmala UI" w:cs="Nirmala UI"/>
@@ -10511,40 +9428,33 @@
         </w:rPr>
         <w:t>किस</w:t>
       </w:r>
-      <w:proofErr w:type="spellEnd"/>
       <w:r>
         <w:t xml:space="preserve"> scenario </w:t>
       </w:r>
-      <w:proofErr w:type="spellStart"/>
       <w:r>
         <w:rPr>
           <w:rFonts w:ascii="Nirmala UI" w:hAnsi="Nirmala UI" w:cs="Nirmala UI"/>
         </w:rPr>
         <w:t>में</w:t>
       </w:r>
-      <w:proofErr w:type="spellEnd"/>
-      <w:r>
-        <w:t xml:space="preserve"> </w:t>
-      </w:r>
-      <w:proofErr w:type="spellStart"/>
+      <w:r>
+        <w:t xml:space="preserve"> </w:t>
+      </w:r>
       <w:r>
         <w:rPr>
           <w:rFonts w:ascii="Nirmala UI" w:hAnsi="Nirmala UI" w:cs="Nirmala UI"/>
         </w:rPr>
         <w:t>किया</w:t>
       </w:r>
-      <w:proofErr w:type="spellEnd"/>
-      <w:r>
-        <w:t xml:space="preserve"> </w:t>
-      </w:r>
-      <w:proofErr w:type="spellStart"/>
+      <w:r>
+        <w:t xml:space="preserve"> </w:t>
+      </w:r>
       <w:r>
         <w:rPr>
           <w:rFonts w:ascii="Nirmala UI" w:hAnsi="Nirmala UI" w:cs="Nirmala UI"/>
         </w:rPr>
         <w:t>है</w:t>
       </w:r>
-      <w:proofErr w:type="spellEnd"/>
       <w:r>
         <w:t>?</w:t>
       </w:r>
@@ -10559,47 +9469,39 @@
       <w:r>
         <w:t xml:space="preserve">Logic App </w:t>
       </w:r>
-      <w:proofErr w:type="spellStart"/>
       <w:r>
         <w:rPr>
           <w:rFonts w:ascii="Nirmala UI" w:hAnsi="Nirmala UI" w:cs="Nirmala UI"/>
         </w:rPr>
         <w:t>में</w:t>
       </w:r>
-      <w:proofErr w:type="spellEnd"/>
       <w:r>
         <w:t xml:space="preserve"> Error Handling </w:t>
       </w:r>
-      <w:proofErr w:type="spellStart"/>
       <w:r>
         <w:rPr>
           <w:rFonts w:ascii="Nirmala UI" w:hAnsi="Nirmala UI" w:cs="Nirmala UI"/>
         </w:rPr>
         <w:t>कैसे</w:t>
       </w:r>
-      <w:proofErr w:type="spellEnd"/>
-      <w:r>
-        <w:t xml:space="preserve"> </w:t>
-      </w:r>
-      <w:proofErr w:type="spellStart"/>
+      <w:r>
+        <w:t xml:space="preserve"> </w:t>
+      </w:r>
       <w:r>
         <w:rPr>
           <w:rFonts w:ascii="Nirmala UI" w:hAnsi="Nirmala UI" w:cs="Nirmala UI"/>
         </w:rPr>
         <w:t>करते</w:t>
       </w:r>
-      <w:proofErr w:type="spellEnd"/>
-      <w:r>
-        <w:t xml:space="preserve"> </w:t>
-      </w:r>
-      <w:proofErr w:type="spellStart"/>
+      <w:r>
+        <w:t xml:space="preserve"> </w:t>
+      </w:r>
       <w:r>
         <w:rPr>
           <w:rFonts w:ascii="Nirmala UI" w:hAnsi="Nirmala UI" w:cs="Nirmala UI"/>
         </w:rPr>
         <w:t>हैं</w:t>
       </w:r>
-      <w:proofErr w:type="spellEnd"/>
       <w:r>
         <w:t>?</w:t>
       </w:r>
@@ -10611,43 +9513,36 @@
           <w:numId w:val="17"/>
         </w:numPr>
       </w:pPr>
-      <w:proofErr w:type="spellStart"/>
       <w:r>
         <w:rPr>
           <w:rFonts w:ascii="Nirmala UI" w:hAnsi="Nirmala UI" w:cs="Nirmala UI"/>
         </w:rPr>
         <w:t>क्या</w:t>
       </w:r>
-      <w:proofErr w:type="spellEnd"/>
       <w:r>
         <w:t xml:space="preserve"> Logic App </w:t>
       </w:r>
-      <w:proofErr w:type="spellStart"/>
       <w:r>
         <w:rPr>
           <w:rFonts w:ascii="Nirmala UI" w:hAnsi="Nirmala UI" w:cs="Nirmala UI"/>
         </w:rPr>
         <w:t>में</w:t>
       </w:r>
-      <w:proofErr w:type="spellEnd"/>
       <w:r>
         <w:t xml:space="preserve"> CI/CD possible </w:t>
       </w:r>
-      <w:proofErr w:type="spellStart"/>
       <w:r>
         <w:rPr>
           <w:rFonts w:ascii="Nirmala UI" w:hAnsi="Nirmala UI" w:cs="Nirmala UI"/>
         </w:rPr>
         <w:t>है</w:t>
       </w:r>
-      <w:proofErr w:type="spellEnd"/>
       <w:r>
         <w:t>?</w:t>
       </w:r>
     </w:p>
     <w:p>
       <w:r>
-        <w:lastRenderedPageBreak/>
         <w:pict w14:anchorId="1B85946F">
           <v:rect id="_x0000_i1047" style="width:0;height:1.5pt" o:hralign="center" o:hrstd="t" o:hr="t" fillcolor="#a0a0a0" stroked="f"/>
         </w:pict>
@@ -10675,7 +9570,6 @@
         </w:rPr>
         <w:t xml:space="preserve"> </w:t>
       </w:r>
-      <w:proofErr w:type="spellStart"/>
       <w:r>
         <w:rPr>
           <w:rFonts w:ascii="Nirmala UI" w:hAnsi="Nirmala UI" w:cs="Nirmala UI"/>
@@ -10684,7 +9578,6 @@
         </w:rPr>
         <w:t>निष्कर्ष</w:t>
       </w:r>
-      <w:proofErr w:type="spellEnd"/>
       <w:r>
         <w:rPr>
           <w:b/>
@@ -10713,58 +9606,48 @@
       <w:r>
         <w:t xml:space="preserve"> </w:t>
       </w:r>
-      <w:proofErr w:type="spellStart"/>
       <w:r>
         <w:rPr>
           <w:rFonts w:ascii="Nirmala UI" w:hAnsi="Nirmala UI" w:cs="Nirmala UI"/>
         </w:rPr>
         <w:t>बहुत</w:t>
       </w:r>
-      <w:proofErr w:type="spellEnd"/>
-      <w:r>
-        <w:t xml:space="preserve"> </w:t>
-      </w:r>
-      <w:proofErr w:type="spellStart"/>
+      <w:r>
+        <w:t xml:space="preserve"> </w:t>
+      </w:r>
       <w:r>
         <w:rPr>
           <w:rFonts w:ascii="Nirmala UI" w:hAnsi="Nirmala UI" w:cs="Nirmala UI"/>
         </w:rPr>
         <w:t>ही</w:t>
       </w:r>
-      <w:proofErr w:type="spellEnd"/>
-      <w:r>
-        <w:t xml:space="preserve"> </w:t>
-      </w:r>
-      <w:proofErr w:type="spellStart"/>
+      <w:r>
+        <w:t xml:space="preserve"> </w:t>
+      </w:r>
       <w:r>
         <w:rPr>
           <w:rFonts w:ascii="Nirmala UI" w:hAnsi="Nirmala UI" w:cs="Nirmala UI"/>
         </w:rPr>
         <w:t>बढ़िया</w:t>
       </w:r>
-      <w:proofErr w:type="spellEnd"/>
       <w:r>
         <w:t xml:space="preserve"> solution </w:t>
       </w:r>
-      <w:proofErr w:type="spellStart"/>
       <w:r>
         <w:rPr>
           <w:rFonts w:ascii="Nirmala UI" w:hAnsi="Nirmala UI" w:cs="Nirmala UI"/>
         </w:rPr>
         <w:t>है</w:t>
       </w:r>
-      <w:proofErr w:type="spellEnd"/>
-      <w:r>
-        <w:t xml:space="preserve"> </w:t>
-      </w:r>
-      <w:proofErr w:type="spellStart"/>
+      <w:r>
+        <w:t xml:space="preserve"> </w:t>
+      </w:r>
       <w:r>
         <w:rPr>
           <w:rFonts w:ascii="Nirmala UI" w:hAnsi="Nirmala UI" w:cs="Nirmala UI"/>
         </w:rPr>
         <w:t>जब</w:t>
       </w:r>
-      <w:proofErr w:type="spellEnd"/>
       <w:r>
         <w:t>:</w:t>
       </w:r>
@@ -10776,14 +9659,12 @@
           <w:numId w:val="18"/>
         </w:numPr>
       </w:pPr>
-      <w:proofErr w:type="spellStart"/>
       <w:r>
         <w:rPr>
           <w:rFonts w:ascii="Nirmala UI" w:hAnsi="Nirmala UI" w:cs="Nirmala UI"/>
         </w:rPr>
         <w:t>आपको</w:t>
       </w:r>
-      <w:proofErr w:type="spellEnd"/>
       <w:r>
         <w:t xml:space="preserve"> </w:t>
       </w:r>
@@ -10794,7 +9675,6 @@
         </w:rPr>
         <w:t xml:space="preserve">services </w:t>
       </w:r>
-      <w:proofErr w:type="spellStart"/>
       <w:r>
         <w:rPr>
           <w:rFonts w:ascii="Nirmala UI" w:hAnsi="Nirmala UI" w:cs="Nirmala UI"/>
@@ -10803,15 +9683,13 @@
         </w:rPr>
         <w:t>के</w:t>
       </w:r>
-      <w:proofErr w:type="spellEnd"/>
-      <w:r>
-        <w:rPr>
-          <w:b/>
-          <w:bCs/>
-        </w:rPr>
-        <w:t xml:space="preserve"> </w:t>
-      </w:r>
-      <w:proofErr w:type="spellStart"/>
+      <w:r>
+        <w:rPr>
+          <w:b/>
+          <w:bCs/>
+        </w:rPr>
+        <w:t xml:space="preserve"> </w:t>
+      </w:r>
       <w:r>
         <w:rPr>
           <w:rFonts w:ascii="Nirmala UI" w:hAnsi="Nirmala UI" w:cs="Nirmala UI"/>
@@ -10820,15 +9698,13 @@
         </w:rPr>
         <w:t>बीच</w:t>
       </w:r>
-      <w:proofErr w:type="spellEnd"/>
-      <w:r>
-        <w:rPr>
-          <w:b/>
-          <w:bCs/>
-        </w:rPr>
-        <w:t xml:space="preserve"> </w:t>
-      </w:r>
-      <w:proofErr w:type="spellStart"/>
+      <w:r>
+        <w:rPr>
+          <w:b/>
+          <w:bCs/>
+        </w:rPr>
+        <w:t xml:space="preserve"> </w:t>
+      </w:r>
       <w:r>
         <w:rPr>
           <w:rFonts w:ascii="Nirmala UI" w:hAnsi="Nirmala UI" w:cs="Nirmala UI"/>
@@ -10837,40 +9713,33 @@
         </w:rPr>
         <w:t>ऑटोमेशन</w:t>
       </w:r>
-      <w:proofErr w:type="spellEnd"/>
-      <w:r>
-        <w:t xml:space="preserve"> </w:t>
-      </w:r>
-      <w:proofErr w:type="spellStart"/>
+      <w:r>
+        <w:t xml:space="preserve"> </w:t>
+      </w:r>
       <w:r>
         <w:rPr>
           <w:rFonts w:ascii="Nirmala UI" w:hAnsi="Nirmala UI" w:cs="Nirmala UI"/>
         </w:rPr>
         <w:t>करना</w:t>
       </w:r>
-      <w:proofErr w:type="spellEnd"/>
-      <w:r>
-        <w:t xml:space="preserve"> </w:t>
-      </w:r>
-      <w:proofErr w:type="spellStart"/>
+      <w:r>
+        <w:t xml:space="preserve"> </w:t>
+      </w:r>
       <w:r>
         <w:rPr>
           <w:rFonts w:ascii="Nirmala UI" w:hAnsi="Nirmala UI" w:cs="Nirmala UI"/>
         </w:rPr>
         <w:t>हो</w:t>
       </w:r>
-      <w:proofErr w:type="spellEnd"/>
       <w:r>
         <w:t xml:space="preserve"> (</w:t>
       </w:r>
-      <w:proofErr w:type="spellStart"/>
       <w:r>
         <w:rPr>
           <w:rFonts w:ascii="Nirmala UI" w:hAnsi="Nirmala UI" w:cs="Nirmala UI"/>
         </w:rPr>
         <w:t>जैसे</w:t>
       </w:r>
-      <w:proofErr w:type="spellEnd"/>
       <w:r>
         <w:t xml:space="preserve"> Outlook → Teams → SharePoint),</w:t>
       </w:r>
@@ -10882,85 +9751,65 @@
           <w:numId w:val="18"/>
         </w:numPr>
       </w:pPr>
-      <w:proofErr w:type="spellStart"/>
       <w:r>
         <w:rPr>
           <w:rFonts w:ascii="Nirmala UI" w:hAnsi="Nirmala UI" w:cs="Nirmala UI"/>
         </w:rPr>
         <w:t>या</w:t>
       </w:r>
-      <w:proofErr w:type="spellEnd"/>
-      <w:r>
-        <w:t xml:space="preserve"> </w:t>
-      </w:r>
-      <w:proofErr w:type="spellStart"/>
+      <w:r>
+        <w:t xml:space="preserve"> </w:t>
+      </w:r>
       <w:r>
         <w:rPr>
           <w:rFonts w:ascii="Nirmala UI" w:hAnsi="Nirmala UI" w:cs="Nirmala UI"/>
         </w:rPr>
         <w:t>बिना</w:t>
       </w:r>
-      <w:proofErr w:type="spellEnd"/>
-      <w:r>
-        <w:t xml:space="preserve"> </w:t>
-      </w:r>
-      <w:proofErr w:type="spellStart"/>
+      <w:r>
+        <w:t xml:space="preserve"> </w:t>
+      </w:r>
       <w:r>
         <w:rPr>
           <w:rFonts w:ascii="Nirmala UI" w:hAnsi="Nirmala UI" w:cs="Nirmala UI"/>
         </w:rPr>
         <w:t>ज़्यादा</w:t>
       </w:r>
-      <w:proofErr w:type="spellEnd"/>
-      <w:r>
-        <w:t xml:space="preserve"> </w:t>
-      </w:r>
-      <w:proofErr w:type="spellStart"/>
+      <w:r>
+        <w:t xml:space="preserve"> </w:t>
+      </w:r>
       <w:r>
         <w:rPr>
           <w:rFonts w:ascii="Nirmala UI" w:hAnsi="Nirmala UI" w:cs="Nirmala UI"/>
         </w:rPr>
         <w:t>कोड</w:t>
       </w:r>
-      <w:proofErr w:type="spellEnd"/>
-      <w:r>
-        <w:t xml:space="preserve"> </w:t>
-      </w:r>
-      <w:proofErr w:type="spellStart"/>
+      <w:r>
+        <w:t xml:space="preserve"> </w:t>
+      </w:r>
       <w:r>
         <w:rPr>
           <w:rFonts w:ascii="Nirmala UI" w:hAnsi="Nirmala UI" w:cs="Nirmala UI"/>
         </w:rPr>
         <w:t>लिखे</w:t>
       </w:r>
-      <w:proofErr w:type="spellEnd"/>
       <w:r>
         <w:t xml:space="preserve"> workflows </w:t>
       </w:r>
-      <w:proofErr w:type="spellStart"/>
       <w:r>
         <w:rPr>
           <w:rFonts w:ascii="Nirmala UI" w:hAnsi="Nirmala UI" w:cs="Nirmala UI"/>
         </w:rPr>
         <w:t>बनाना</w:t>
       </w:r>
-      <w:proofErr w:type="spellEnd"/>
-      <w:r>
-        <w:t xml:space="preserve"> </w:t>
-      </w:r>
-      <w:proofErr w:type="spellStart"/>
-      <w:r>
-        <w:rPr>
-          <w:rFonts w:ascii="Nirmala UI" w:hAnsi="Nirmala UI" w:cs="Nirmala UI"/>
-        </w:rPr>
-        <w:t>हो</w:t>
-      </w:r>
-      <w:proofErr w:type="spellEnd"/>
-      <w:r>
-        <w:rPr>
-          <w:rFonts w:ascii="Nirmala UI" w:hAnsi="Nirmala UI" w:cs="Nirmala UI"/>
-        </w:rPr>
-        <w:t>।</w:t>
+      <w:r>
+        <w:t xml:space="preserve"> </w:t>
+      </w:r>
+      <w:r>
+        <w:rPr>
+          <w:rFonts w:ascii="Nirmala UI" w:hAnsi="Nirmala UI" w:cs="Nirmala UI"/>
+        </w:rPr>
+        <w:t>हो।</w:t>
       </w:r>
     </w:p>
     <w:p>
@@ -10973,14 +9822,12 @@
       <w:r>
         <w:t xml:space="preserve"> </w:t>
       </w:r>
-      <w:proofErr w:type="spellStart"/>
       <w:r>
         <w:rPr>
           <w:rFonts w:ascii="Nirmala UI" w:hAnsi="Nirmala UI" w:cs="Nirmala UI"/>
         </w:rPr>
         <w:t>इसे</w:t>
       </w:r>
-      <w:proofErr w:type="spellEnd"/>
       <w:r>
         <w:t xml:space="preserve"> </w:t>
       </w:r>
@@ -10993,25 +9840,21 @@
       <w:r>
         <w:t xml:space="preserve"> </w:t>
       </w:r>
-      <w:proofErr w:type="spellStart"/>
       <w:r>
         <w:rPr>
           <w:rFonts w:ascii="Nirmala UI" w:hAnsi="Nirmala UI" w:cs="Nirmala UI"/>
         </w:rPr>
         <w:t>चुनें</w:t>
       </w:r>
-      <w:proofErr w:type="spellEnd"/>
-      <w:r>
-        <w:t xml:space="preserve"> </w:t>
-      </w:r>
-      <w:proofErr w:type="spellStart"/>
+      <w:r>
+        <w:t xml:space="preserve"> </w:t>
+      </w:r>
       <w:r>
         <w:rPr>
           <w:rFonts w:ascii="Nirmala UI" w:hAnsi="Nirmala UI" w:cs="Nirmala UI"/>
         </w:rPr>
         <w:t>अगर</w:t>
       </w:r>
-      <w:proofErr w:type="spellEnd"/>
       <w:r>
         <w:t>:</w:t>
       </w:r>
@@ -11023,70 +9866,57 @@
           <w:numId w:val="19"/>
         </w:numPr>
       </w:pPr>
-      <w:proofErr w:type="spellStart"/>
       <w:r>
         <w:rPr>
           <w:rFonts w:ascii="Nirmala UI" w:hAnsi="Nirmala UI" w:cs="Nirmala UI"/>
         </w:rPr>
         <w:t>आपको</w:t>
       </w:r>
-      <w:proofErr w:type="spellEnd"/>
       <w:r>
         <w:t xml:space="preserve"> high-performance, custom logic-heavy API </w:t>
       </w:r>
-      <w:proofErr w:type="spellStart"/>
       <w:r>
         <w:rPr>
           <w:rFonts w:ascii="Nirmala UI" w:hAnsi="Nirmala UI" w:cs="Nirmala UI"/>
         </w:rPr>
         <w:t>बनानी</w:t>
       </w:r>
-      <w:proofErr w:type="spellEnd"/>
-      <w:r>
-        <w:t xml:space="preserve"> </w:t>
-      </w:r>
-      <w:proofErr w:type="spellStart"/>
+      <w:r>
+        <w:t xml:space="preserve"> </w:t>
+      </w:r>
       <w:r>
         <w:rPr>
           <w:rFonts w:ascii="Nirmala UI" w:hAnsi="Nirmala UI" w:cs="Nirmala UI"/>
         </w:rPr>
         <w:t>है</w:t>
       </w:r>
-      <w:proofErr w:type="spellEnd"/>
       <w:r>
         <w:t xml:space="preserve"> (</w:t>
       </w:r>
-      <w:proofErr w:type="spellStart"/>
       <w:r>
         <w:rPr>
           <w:rFonts w:ascii="Nirmala UI" w:hAnsi="Nirmala UI" w:cs="Nirmala UI"/>
         </w:rPr>
         <w:t>वहाँ</w:t>
       </w:r>
-      <w:proofErr w:type="spellEnd"/>
       <w:r>
         <w:t xml:space="preserve"> Azure Function </w:t>
       </w:r>
-      <w:proofErr w:type="spellStart"/>
       <w:r>
         <w:rPr>
           <w:rFonts w:ascii="Nirmala UI" w:hAnsi="Nirmala UI" w:cs="Nirmala UI"/>
         </w:rPr>
         <w:t>बेहतर</w:t>
       </w:r>
-      <w:proofErr w:type="spellEnd"/>
-      <w:r>
-        <w:t xml:space="preserve"> </w:t>
-      </w:r>
-      <w:proofErr w:type="spellStart"/>
-      <w:proofErr w:type="gramStart"/>
+      <w:r>
+        <w:t xml:space="preserve"> </w:t>
+      </w:r>
       <w:r>
         <w:rPr>
           <w:rFonts w:ascii="Nirmala UI" w:hAnsi="Nirmala UI" w:cs="Nirmala UI"/>
         </w:rPr>
         <w:t>है</w:t>
       </w:r>
-      <w:proofErr w:type="spellEnd"/>
       <w:r>
         <w:t>)</w:t>
       </w:r>
@@ -11096,7 +9926,6 @@
         </w:rPr>
         <w:t>।</w:t>
       </w:r>
-      <w:proofErr w:type="gramEnd"/>
     </w:p>
     <w:p/>
     <w:sectPr>
